--- a/Documents/logs.docx
+++ b/Documents/logs.docx
@@ -28,7 +28,7 @@
         </w:p>
       </w:sdtContent>
     </w:sdt>
-    <w:bookmarkStart w:id="26" w:name="X71090b618ad92f7b7f6e8aa4369a2c578fce92a"/>
+    <w:bookmarkStart w:id="33" w:name="X71090b618ad92f7b7f6e8aa4369a2c578fce92a"/>
     <w:p>
       <w:pPr>
         <w:pStyle w:val="Heading1"/>
@@ -69,10 +69,10 @@
           <w:b/>
           <w:bCs/>
         </w:rPr>
-        <w:t xml:space="preserve">작성자</w:t>
-      </w:r>
-      <w:r>
-        <w:t xml:space="preserve">: Claude Code (Phase 1 Low #1 구현)</w:t>
+        <w:t xml:space="preserve">최종 수정일</w:t>
+      </w:r>
+      <w:r>
+        <w:t xml:space="preserve">: 2026-04-23 (Phase 1 Low #2 — OpenSearch security 활성화)</w:t>
       </w:r>
     </w:p>
     <w:p>
@@ -88,10 +88,10 @@
           <w:b/>
           <w:bCs/>
         </w:rPr>
-        <w:t xml:space="preserve">관련 컴포넌트</w:t>
-      </w:r>
-      <w:r>
-        <w:t xml:space="preserve">: Fluentbit DaemonSet (kube-system), OpenSearch (observability)</w:t>
+        <w:t xml:space="preserve">작성자</w:t>
+      </w:r>
+      <w:r>
+        <w:t xml:space="preserve">: Claude Code</w:t>
       </w:r>
     </w:p>
     <w:p>
@@ -107,10 +107,29 @@
           <w:b/>
           <w:bCs/>
         </w:rPr>
+        <w:t xml:space="preserve">관련 컴포넌트</w:t>
+      </w:r>
+      <w:r>
+        <w:t xml:space="preserve">: Fluentbit DaemonSet (kube-system), OpenSearch (observability)</w:t>
+      </w:r>
+    </w:p>
+    <w:p>
+      <w:pPr>
+        <w:pStyle w:val="Compact"/>
+        <w:numPr>
+          <w:ilvl w:val="0"/>
+          <w:numId w:val="1001"/>
+        </w:numPr>
+      </w:pPr>
+      <w:r>
+        <w:rPr>
+          <w:b/>
+          <w:bCs/>
+        </w:rPr>
         <w:t xml:space="preserve">상태</w:t>
       </w:r>
       <w:r>
-        <w:t xml:space="preserve">: 운영 중</w:t>
+        <w:t xml:space="preserve">: 운영 중 (security 활성화)</w:t>
       </w:r>
     </w:p>
     <w:p>
@@ -401,7 +420,17 @@
               <w:pStyle w:val="Compact"/>
             </w:pPr>
             <w:r>
-              <w:t xml:space="preserve">disabled (Phase 0 dev) — Phase 1+ 복구 예정</w:t>
+              <w:rPr>
+                <w:b/>
+                <w:bCs/>
+              </w:rPr>
+              <w:t xml:space="preserve">활성화</w:t>
+            </w:r>
+            <w:r>
+              <w:t xml:space="preserve"> </w:t>
+            </w:r>
+            <w:r>
+              <w:t xml:space="preserve">(Phase 1 Low #2, 2026-04-23) — HTTPS + 사용자 인증</w:t>
             </w:r>
           </w:p>
         </w:tc>
@@ -492,6 +521,33 @@
               <w:rPr>
                 <w:rStyle w:val="VerbatimChar"/>
               </w:rPr>
+              <w:t xml:space="preserve">infra/helm/values/dev/opensearch.yaml</w:t>
+            </w:r>
+          </w:p>
+        </w:tc>
+        <w:tc>
+          <w:tcPr/>
+          <w:p>
+            <w:pPr>
+              <w:pStyle w:val="Compact"/>
+            </w:pPr>
+            <w:r>
+              <w:t xml:space="preserve">OpenSearch Helm values (security 설정 포함)</w:t>
+            </w:r>
+          </w:p>
+        </w:tc>
+      </w:tr>
+      <w:tr>
+        <w:tc>
+          <w:tcPr/>
+          <w:p>
+            <w:pPr>
+              <w:pStyle w:val="Compact"/>
+            </w:pPr>
+            <w:r>
+              <w:rPr>
+                <w:rStyle w:val="VerbatimChar"/>
+              </w:rPr>
               <w:t xml:space="preserve">infra/manifests/fluentbit/index-template.yaml</w:t>
             </w:r>
           </w:p>
@@ -546,6 +602,87 @@
               <w:rPr>
                 <w:rStyle w:val="VerbatimChar"/>
               </w:rPr>
+              <w:t xml:space="preserve">infra/manifests/fluentbit/fluentbit-opensearch-externalsecret.yaml</w:t>
+            </w:r>
+          </w:p>
+        </w:tc>
+        <w:tc>
+          <w:tcPr/>
+          <w:p>
+            <w:pPr>
+              <w:pStyle w:val="Compact"/>
+            </w:pPr>
+            <w:r>
+              <w:t xml:space="preserve">Fluentbit 인증 Secret ESO (kube-system)</w:t>
+            </w:r>
+          </w:p>
+        </w:tc>
+      </w:tr>
+      <w:tr>
+        <w:tc>
+          <w:tcPr/>
+          <w:p>
+            <w:pPr>
+              <w:pStyle w:val="Compact"/>
+            </w:pPr>
+            <w:r>
+              <w:rPr>
+                <w:rStyle w:val="VerbatimChar"/>
+              </w:rPr>
+              <w:t xml:space="preserve">infra/manifests/observability/opensearch-externalsecrets.yaml</w:t>
+            </w:r>
+          </w:p>
+        </w:tc>
+        <w:tc>
+          <w:tcPr/>
+          <w:p>
+            <w:pPr>
+              <w:pStyle w:val="Compact"/>
+            </w:pPr>
+            <w:r>
+              <w:t xml:space="preserve">admin/fluentbit 인증 Secret ESO (observability)</w:t>
+            </w:r>
+          </w:p>
+        </w:tc>
+      </w:tr>
+      <w:tr>
+        <w:tc>
+          <w:tcPr/>
+          <w:p>
+            <w:pPr>
+              <w:pStyle w:val="Compact"/>
+            </w:pPr>
+            <w:r>
+              <w:rPr>
+                <w:rStyle w:val="VerbatimChar"/>
+              </w:rPr>
+              <w:t xml:space="preserve">infra/manifests/observability/opensearch-bootstrap-users.yaml</w:t>
+            </w:r>
+          </w:p>
+        </w:tc>
+        <w:tc>
+          <w:tcPr/>
+          <w:p>
+            <w:pPr>
+              <w:pStyle w:val="Compact"/>
+            </w:pPr>
+            <w:r>
+              <w:t xml:space="preserve">security 초기화 Job (admin 해시, fluentbit 사용자, logs_writer role)</w:t>
+            </w:r>
+          </w:p>
+        </w:tc>
+      </w:tr>
+      <w:tr>
+        <w:tc>
+          <w:tcPr/>
+          <w:p>
+            <w:pPr>
+              <w:pStyle w:val="Compact"/>
+            </w:pPr>
+            <w:r>
+              <w:rPr>
+                <w:rStyle w:val="VerbatimChar"/>
+              </w:rPr>
               <w:t xml:space="preserve">tests/smoke/logs_smoke.sh</w:t>
             </w:r>
           </w:p>
@@ -572,1717 +709,22 @@
     </w:p>
     <w:bookmarkEnd w:id="11"/>
     <w:bookmarkEnd w:id="12"/>
-    <w:bookmarkStart w:id="13" w:name="X5dd409661ad1000cf5154f5f1431886932cd337"/>
+    <w:bookmarkStart w:id="17" w:name="X960661854126f5d1030fa7162b8099f8156e37d"/>
     <w:p>
       <w:pPr>
         <w:pStyle w:val="Heading2"/>
       </w:pPr>
       <w:r>
-        <w:t xml:space="preserve">2. 빠른 상태 확인</w:t>
-      </w:r>
-    </w:p>
-    <w:p>
-      <w:pPr>
-        <w:pStyle w:val="SourceCode"/>
-      </w:pPr>
-      <w:r>
-        <w:rPr>
-          <w:rStyle w:val="CommentTok"/>
-        </w:rPr>
-        <w:t xml:space="preserve"># DaemonSet 상태</w:t>
-      </w:r>
-      <w:r>
-        <w:br/>
-      </w:r>
-      <w:r>
-        <w:rPr>
-          <w:rStyle w:val="ExtensionTok"/>
-        </w:rPr>
-        <w:t xml:space="preserve">kubectl</w:t>
-      </w:r>
-      <w:r>
-        <w:rPr>
-          <w:rStyle w:val="NormalTok"/>
-        </w:rPr>
-        <w:t xml:space="preserve"> </w:t>
-      </w:r>
-      <w:r>
-        <w:rPr>
-          <w:rStyle w:val="AttributeTok"/>
-        </w:rPr>
-        <w:t xml:space="preserve">-n</w:t>
-      </w:r>
-      <w:r>
-        <w:rPr>
-          <w:rStyle w:val="NormalTok"/>
-        </w:rPr>
-        <w:t xml:space="preserve"> kube-system get ds fluent-bit</w:t>
-      </w:r>
-      <w:r>
-        <w:br/>
-      </w:r>
-      <w:r>
-        <w:br/>
-      </w:r>
-      <w:r>
-        <w:rPr>
-          <w:rStyle w:val="CommentTok"/>
-        </w:rPr>
-        <w:t xml:space="preserve"># 파드 상태 (4노드 기준 4개 Running)</w:t>
-      </w:r>
-      <w:r>
-        <w:br/>
-      </w:r>
-      <w:r>
-        <w:rPr>
-          <w:rStyle w:val="ExtensionTok"/>
-        </w:rPr>
-        <w:t xml:space="preserve">kubectl</w:t>
-      </w:r>
-      <w:r>
-        <w:rPr>
-          <w:rStyle w:val="NormalTok"/>
-        </w:rPr>
-        <w:t xml:space="preserve"> </w:t>
-      </w:r>
-      <w:r>
-        <w:rPr>
-          <w:rStyle w:val="AttributeTok"/>
-        </w:rPr>
-        <w:t xml:space="preserve">-n</w:t>
-      </w:r>
-      <w:r>
-        <w:rPr>
-          <w:rStyle w:val="NormalTok"/>
-        </w:rPr>
-        <w:t xml:space="preserve"> kube-system get pods </w:t>
-      </w:r>
-      <w:r>
-        <w:rPr>
-          <w:rStyle w:val="AttributeTok"/>
-        </w:rPr>
-        <w:t xml:space="preserve">-l</w:t>
-      </w:r>
-      <w:r>
-        <w:rPr>
-          <w:rStyle w:val="NormalTok"/>
-        </w:rPr>
-        <w:t xml:space="preserve"> app.kubernetes.io/name=fluent-bit</w:t>
-      </w:r>
-      <w:r>
-        <w:br/>
-      </w:r>
-      <w:r>
-        <w:br/>
-      </w:r>
-      <w:r>
-        <w:rPr>
-          <w:rStyle w:val="CommentTok"/>
-        </w:rPr>
-        <w:t xml:space="preserve"># OpenSearch 인덱스 목록</w:t>
-      </w:r>
-      <w:r>
-        <w:br/>
-      </w:r>
-      <w:r>
-        <w:rPr>
-          <w:rStyle w:val="ExtensionTok"/>
-        </w:rPr>
-        <w:t xml:space="preserve">kubectl</w:t>
-      </w:r>
-      <w:r>
-        <w:rPr>
-          <w:rStyle w:val="NormalTok"/>
-        </w:rPr>
-        <w:t xml:space="preserve"> </w:t>
-      </w:r>
-      <w:r>
-        <w:rPr>
-          <w:rStyle w:val="AttributeTok"/>
-        </w:rPr>
-        <w:t xml:space="preserve">-n</w:t>
-      </w:r>
-      <w:r>
-        <w:rPr>
-          <w:rStyle w:val="NormalTok"/>
-        </w:rPr>
-        <w:t xml:space="preserve"> observability port-forward svc/opensearch-cluster-master 19200:9200 </w:t>
-      </w:r>
-      <w:r>
-        <w:rPr>
-          <w:rStyle w:val="KeywordTok"/>
-        </w:rPr>
-        <w:t xml:space="preserve">&amp;</w:t>
-      </w:r>
-      <w:r>
-        <w:br/>
-      </w:r>
-      <w:r>
-        <w:rPr>
-          <w:rStyle w:val="ExtensionTok"/>
-        </w:rPr>
-        <w:t xml:space="preserve">curl</w:t>
-      </w:r>
-      <w:r>
-        <w:rPr>
-          <w:rStyle w:val="NormalTok"/>
-        </w:rPr>
-        <w:t xml:space="preserve"> </w:t>
-      </w:r>
-      <w:r>
-        <w:rPr>
-          <w:rStyle w:val="AttributeTok"/>
-        </w:rPr>
-        <w:t xml:space="preserve">-s</w:t>
-      </w:r>
-      <w:r>
-        <w:rPr>
-          <w:rStyle w:val="NormalTok"/>
-        </w:rPr>
-        <w:t xml:space="preserve"> http://localhost:19200/_cat/indices/logs-</w:t>
-      </w:r>
-      <w:r>
-        <w:rPr>
-          <w:rStyle w:val="PreprocessorTok"/>
-        </w:rPr>
-        <w:t xml:space="preserve">*?</w:t>
-      </w:r>
-      <w:r>
-        <w:rPr>
-          <w:rStyle w:val="NormalTok"/>
-        </w:rPr>
-        <w:t xml:space="preserve">v</w:t>
-      </w:r>
-      <w:r>
-        <w:br/>
-      </w:r>
-      <w:r>
-        <w:rPr>
-          <w:rStyle w:val="BuiltInTok"/>
-        </w:rPr>
-        <w:t xml:space="preserve">kill</w:t>
-      </w:r>
-      <w:r>
-        <w:rPr>
-          <w:rStyle w:val="NormalTok"/>
-        </w:rPr>
-        <w:t xml:space="preserve"> %1</w:t>
-      </w:r>
-      <w:r>
-        <w:br/>
-      </w:r>
-      <w:r>
-        <w:br/>
-      </w:r>
-      <w:r>
-        <w:rPr>
-          <w:rStyle w:val="CommentTok"/>
-        </w:rPr>
-        <w:t xml:space="preserve"># 스모크 테스트 실행</w:t>
-      </w:r>
-      <w:r>
-        <w:br/>
-      </w:r>
-      <w:r>
-        <w:rPr>
-          <w:rStyle w:val="FunctionTok"/>
-        </w:rPr>
-        <w:t xml:space="preserve">bash</w:t>
-      </w:r>
-      <w:r>
-        <w:rPr>
-          <w:rStyle w:val="NormalTok"/>
-        </w:rPr>
-        <w:t xml:space="preserve"> tests/smoke/logs_smoke.sh</w:t>
-      </w:r>
-    </w:p>
-    <w:p>
-      <w:r>
-        <w:pict>
-          <v:rect style="width:0;height:1.5pt" o:hralign="center" o:hrstd="t" o:hr="t"/>
-        </w:pict>
-      </w:r>
-    </w:p>
-    <w:bookmarkEnd w:id="13"/>
-    <w:bookmarkStart w:id="16" w:name="Xdf14bf6deb83a446c5a23f8aa85369ced90d1b9"/>
-    <w:p>
-      <w:pPr>
-        <w:pStyle w:val="Heading2"/>
-      </w:pPr>
-      <w:r>
-        <w:t xml:space="preserve">3. 재설치 / 업그레이드</w:t>
-      </w:r>
-    </w:p>
-    <w:bookmarkStart w:id="14" w:name="helm-upgrade"/>
+        <w:t xml:space="preserve">2. OpenSearch Security 구성 (Phase 1 Low #2, 2026-04-23)</w:t>
+      </w:r>
+    </w:p>
+    <w:bookmarkStart w:id="13" w:name="활성화된-보안-기능"/>
     <w:p>
       <w:pPr>
         <w:pStyle w:val="Heading3"/>
       </w:pPr>
       <w:r>
-        <w:t xml:space="preserve">Helm upgrade</w:t>
-      </w:r>
-    </w:p>
-    <w:p>
-      <w:pPr>
-        <w:pStyle w:val="SourceCode"/>
-      </w:pPr>
-      <w:r>
-        <w:rPr>
-          <w:rStyle w:val="ExtensionTok"/>
-        </w:rPr>
-        <w:t xml:space="preserve">helm</w:t>
-      </w:r>
-      <w:r>
-        <w:rPr>
-          <w:rStyle w:val="NormalTok"/>
-        </w:rPr>
-        <w:t xml:space="preserve"> upgrade fluent-bit fluent/fluent-bit </w:t>
-      </w:r>
-      <w:r>
-        <w:rPr>
-          <w:rStyle w:val="DataTypeTok"/>
-        </w:rPr>
-        <w:t xml:space="preserve">\</w:t>
-      </w:r>
-      <w:r>
-        <w:br/>
-      </w:r>
-      <w:r>
-        <w:rPr>
-          <w:rStyle w:val="NormalTok"/>
-        </w:rPr>
-        <w:t xml:space="preserve">  </w:t>
-      </w:r>
-      <w:r>
-        <w:rPr>
-          <w:rStyle w:val="AttributeTok"/>
-        </w:rPr>
-        <w:t xml:space="preserve">--namespace</w:t>
-      </w:r>
-      <w:r>
-        <w:rPr>
-          <w:rStyle w:val="NormalTok"/>
-        </w:rPr>
-        <w:t xml:space="preserve"> kube-system </w:t>
-      </w:r>
-      <w:r>
-        <w:rPr>
-          <w:rStyle w:val="DataTypeTok"/>
-        </w:rPr>
-        <w:t xml:space="preserve">\</w:t>
-      </w:r>
-      <w:r>
-        <w:br/>
-      </w:r>
-      <w:r>
-        <w:rPr>
-          <w:rStyle w:val="NormalTok"/>
-        </w:rPr>
-        <w:t xml:space="preserve">  </w:t>
-      </w:r>
-      <w:r>
-        <w:rPr>
-          <w:rStyle w:val="AttributeTok"/>
-        </w:rPr>
-        <w:t xml:space="preserve">--version</w:t>
-      </w:r>
-      <w:r>
-        <w:rPr>
-          <w:rStyle w:val="NormalTok"/>
-        </w:rPr>
-        <w:t xml:space="preserve"> 0.48.10 </w:t>
-      </w:r>
-      <w:r>
-        <w:rPr>
-          <w:rStyle w:val="DataTypeTok"/>
-        </w:rPr>
-        <w:t xml:space="preserve">\</w:t>
-      </w:r>
-      <w:r>
-        <w:br/>
-      </w:r>
-      <w:r>
-        <w:rPr>
-          <w:rStyle w:val="NormalTok"/>
-        </w:rPr>
-        <w:t xml:space="preserve">  </w:t>
-      </w:r>
-      <w:r>
-        <w:rPr>
-          <w:rStyle w:val="AttributeTok"/>
-        </w:rPr>
-        <w:t xml:space="preserve">-f</w:t>
-      </w:r>
-      <w:r>
-        <w:rPr>
-          <w:rStyle w:val="NormalTok"/>
-        </w:rPr>
-        <w:t xml:space="preserve"> infra/helm/values/dev/fluentbit.yaml </w:t>
-      </w:r>
-      <w:r>
-        <w:rPr>
-          <w:rStyle w:val="DataTypeTok"/>
-        </w:rPr>
-        <w:t xml:space="preserve">\</w:t>
-      </w:r>
-      <w:r>
-        <w:br/>
-      </w:r>
-      <w:r>
-        <w:rPr>
-          <w:rStyle w:val="NormalTok"/>
-        </w:rPr>
-        <w:t xml:space="preserve">  </w:t>
-      </w:r>
-      <w:r>
-        <w:rPr>
-          <w:rStyle w:val="AttributeTok"/>
-        </w:rPr>
-        <w:t xml:space="preserve">--wait</w:t>
-      </w:r>
-      <w:r>
-        <w:rPr>
-          <w:rStyle w:val="NormalTok"/>
-        </w:rPr>
-        <w:t xml:space="preserve"> </w:t>
-      </w:r>
-      <w:r>
-        <w:rPr>
-          <w:rStyle w:val="AttributeTok"/>
-        </w:rPr>
-        <w:t xml:space="preserve">--timeout</w:t>
-      </w:r>
-      <w:r>
-        <w:rPr>
-          <w:rStyle w:val="OperatorTok"/>
-        </w:rPr>
-        <w:t xml:space="preserve">=</w:t>
-      </w:r>
-      <w:r>
-        <w:rPr>
-          <w:rStyle w:val="NormalTok"/>
-        </w:rPr>
-        <w:t xml:space="preserve">120s</w:t>
-      </w:r>
-    </w:p>
-    <w:bookmarkEnd w:id="14"/>
-    <w:bookmarkStart w:id="15" w:name="opensearch-인덱스-템플릿-재등록"/>
-    <w:p>
-      <w:pPr>
-        <w:pStyle w:val="Heading3"/>
-      </w:pPr>
-      <w:r>
-        <w:t xml:space="preserve">OpenSearch 인덱스 템플릿 재등록</w:t>
-      </w:r>
-    </w:p>
-    <w:p>
-      <w:pPr>
-        <w:pStyle w:val="SourceCode"/>
-      </w:pPr>
-      <w:r>
-        <w:rPr>
-          <w:rStyle w:val="ExtensionTok"/>
-        </w:rPr>
-        <w:t xml:space="preserve">kubectl</w:t>
-      </w:r>
-      <w:r>
-        <w:rPr>
-          <w:rStyle w:val="NormalTok"/>
-        </w:rPr>
-        <w:t xml:space="preserve"> apply </w:t>
-      </w:r>
-      <w:r>
-        <w:rPr>
-          <w:rStyle w:val="AttributeTok"/>
-        </w:rPr>
-        <w:t xml:space="preserve">-f</w:t>
-      </w:r>
-      <w:r>
-        <w:rPr>
-          <w:rStyle w:val="NormalTok"/>
-        </w:rPr>
-        <w:t xml:space="preserve"> infra/manifests/fluentbit/index-template.yaml</w:t>
-      </w:r>
-      <w:r>
-        <w:br/>
-      </w:r>
-      <w:r>
-        <w:rPr>
-          <w:rStyle w:val="ExtensionTok"/>
-        </w:rPr>
-        <w:t xml:space="preserve">kubectl</w:t>
-      </w:r>
-      <w:r>
-        <w:rPr>
-          <w:rStyle w:val="NormalTok"/>
-        </w:rPr>
-        <w:t xml:space="preserve"> </w:t>
-      </w:r>
-      <w:r>
-        <w:rPr>
-          <w:rStyle w:val="AttributeTok"/>
-        </w:rPr>
-        <w:t xml:space="preserve">-n</w:t>
-      </w:r>
-      <w:r>
-        <w:rPr>
-          <w:rStyle w:val="NormalTok"/>
-        </w:rPr>
-        <w:t xml:space="preserve"> observability logs job/opensearch-index-template </w:t>
-      </w:r>
-      <w:r>
-        <w:rPr>
-          <w:rStyle w:val="AttributeTok"/>
-        </w:rPr>
-        <w:t xml:space="preserve">--follow</w:t>
-      </w:r>
-    </w:p>
-    <w:p>
-      <w:r>
-        <w:pict>
-          <v:rect style="width:0;height:1.5pt" o:hralign="center" o:hrstd="t" o:hr="t"/>
-        </w:pict>
-      </w:r>
-    </w:p>
-    <w:bookmarkEnd w:id="15"/>
-    <w:bookmarkEnd w:id="16"/>
-    <w:bookmarkStart w:id="17" w:name="X7489af9176b34f89769bef12531c28570a27ae5"/>
-    <w:p>
-      <w:pPr>
-        <w:pStyle w:val="Heading2"/>
-      </w:pPr>
-      <w:r>
-        <w:t xml:space="preserve">4. 주요 NetworkPolicy</w:t>
-      </w:r>
-    </w:p>
-    <w:p>
-      <w:pPr>
-        <w:pStyle w:val="SourceCode"/>
-      </w:pPr>
-      <w:r>
-        <w:rPr>
-          <w:rStyle w:val="VerbatimChar"/>
-        </w:rPr>
-        <w:t xml:space="preserve">kube-system (Fluentbit) → observability (OpenSearch:9200)</w:t>
-      </w:r>
-      <w:r>
-        <w:br/>
-      </w:r>
-      <w:r>
-        <w:rPr>
-          <w:rStyle w:val="VerbatimChar"/>
-        </w:rPr>
-        <w:t xml:space="preserve">파일: infra/manifests/fluentbit/fluentbit-to-opensearch-netpol.yaml</w:t>
-      </w:r>
-    </w:p>
-    <w:p>
-      <w:pPr>
-        <w:pStyle w:val="FirstParagraph"/>
-      </w:pPr>
-      <w:r>
-        <w:rPr>
-          <w:b/>
-          <w:bCs/>
-        </w:rPr>
-        <w:t xml:space="preserve">참고</w:t>
-      </w:r>
-      <w:r>
-        <w:t xml:space="preserve">:</w:t>
-      </w:r>
-      <w:r>
-        <w:t xml:space="preserve"> </w:t>
-      </w:r>
-      <w:r>
-        <w:rPr>
-          <w:rStyle w:val="VerbatimChar"/>
-        </w:rPr>
-        <w:t xml:space="preserve">kube-system</w:t>
-      </w:r>
-      <w:r>
-        <w:t xml:space="preserve">은 PSS(PodSecurity Standards) 미적용 네임스페이스로, Fluentbit의 hostPath 볼륨(/var/log) 마운트를 허용.</w:t>
-      </w:r>
-      <w:r>
-        <w:t xml:space="preserve"> </w:t>
-      </w:r>
-      <w:r>
-        <w:rPr>
-          <w:rStyle w:val="VerbatimChar"/>
-        </w:rPr>
-        <w:t xml:space="preserve">observability</w:t>
-      </w:r>
-      <w:r>
-        <w:t xml:space="preserve">는</w:t>
-      </w:r>
-      <w:r>
-        <w:t xml:space="preserve"> </w:t>
-      </w:r>
-      <w:r>
-        <w:rPr>
-          <w:rStyle w:val="VerbatimChar"/>
-        </w:rPr>
-        <w:t xml:space="preserve">baseline</w:t>
-      </w:r>
-      <w:r>
-        <w:t xml:space="preserve"> </w:t>
-      </w:r>
-      <w:r>
-        <w:t xml:space="preserve">PSS가 적용되어 있어 Fluentbit을 이 ns에 설치할 수 없음.</w:t>
-      </w:r>
-    </w:p>
-    <w:p>
-      <w:r>
-        <w:pict>
-          <v:rect style="width:0;height:1.5pt" o:hralign="center" o:hrstd="t" o:hr="t"/>
-        </w:pict>
-      </w:r>
-    </w:p>
-    <w:bookmarkEnd w:id="17"/>
-    <w:bookmarkStart w:id="18" w:name="X746fc51f5c6a4269ac7ba09d79a2f383ac1cc4a"/>
-    <w:p>
-      <w:pPr>
-        <w:pStyle w:val="Heading2"/>
-      </w:pPr>
-      <w:r>
-        <w:t xml:space="preserve">5. 로그 쿼리 예시</w:t>
-      </w:r>
-    </w:p>
-    <w:p>
-      <w:pPr>
-        <w:pStyle w:val="FirstParagraph"/>
-      </w:pPr>
-      <w:r>
-        <w:t xml:space="preserve">OpenSearch에 port-forward 후:</w:t>
-      </w:r>
-    </w:p>
-    <w:p>
-      <w:pPr>
-        <w:pStyle w:val="SourceCode"/>
-      </w:pPr>
-      <w:r>
-        <w:rPr>
-          <w:rStyle w:val="ExtensionTok"/>
-        </w:rPr>
-        <w:t xml:space="preserve">kubectl</w:t>
-      </w:r>
-      <w:r>
-        <w:rPr>
-          <w:rStyle w:val="NormalTok"/>
-        </w:rPr>
-        <w:t xml:space="preserve"> </w:t>
-      </w:r>
-      <w:r>
-        <w:rPr>
-          <w:rStyle w:val="AttributeTok"/>
-        </w:rPr>
-        <w:t xml:space="preserve">-n</w:t>
-      </w:r>
-      <w:r>
-        <w:rPr>
-          <w:rStyle w:val="NormalTok"/>
-        </w:rPr>
-        <w:t xml:space="preserve"> observability port-forward svc/opensearch-cluster-master 19200:9200 </w:t>
-      </w:r>
-      <w:r>
-        <w:rPr>
-          <w:rStyle w:val="KeywordTok"/>
-        </w:rPr>
-        <w:t xml:space="preserve">&amp;</w:t>
-      </w:r>
-      <w:r>
-        <w:br/>
-      </w:r>
-      <w:r>
-        <w:rPr>
-          <w:rStyle w:val="VariableTok"/>
-        </w:rPr>
-        <w:t xml:space="preserve">PF_PID</w:t>
-      </w:r>
-      <w:r>
-        <w:rPr>
-          <w:rStyle w:val="OperatorTok"/>
-        </w:rPr>
-        <w:t xml:space="preserve">=</w:t>
-      </w:r>
-      <w:r>
-        <w:rPr>
-          <w:rStyle w:val="VariableTok"/>
-        </w:rPr>
-        <w:t xml:space="preserve">$!</w:t>
-      </w:r>
-      <w:r>
-        <w:br/>
-      </w:r>
-      <w:r>
-        <w:br/>
-      </w:r>
-      <w:r>
-        <w:rPr>
-          <w:rStyle w:val="CommentTok"/>
-        </w:rPr>
-        <w:t xml:space="preserve"># 특정 네임스페이스 로그 검색</w:t>
-      </w:r>
-      <w:r>
-        <w:br/>
-      </w:r>
-      <w:r>
-        <w:rPr>
-          <w:rStyle w:val="ExtensionTok"/>
-        </w:rPr>
-        <w:t xml:space="preserve">curl</w:t>
-      </w:r>
-      <w:r>
-        <w:rPr>
-          <w:rStyle w:val="NormalTok"/>
-        </w:rPr>
-        <w:t xml:space="preserve"> </w:t>
-      </w:r>
-      <w:r>
-        <w:rPr>
-          <w:rStyle w:val="AttributeTok"/>
-        </w:rPr>
-        <w:t xml:space="preserve">-s</w:t>
-      </w:r>
-      <w:r>
-        <w:rPr>
-          <w:rStyle w:val="NormalTok"/>
-        </w:rPr>
-        <w:t xml:space="preserve"> http://localhost:19200/logs-</w:t>
-      </w:r>
-      <w:r>
-        <w:rPr>
-          <w:rStyle w:val="PreprocessorTok"/>
-        </w:rPr>
-        <w:t xml:space="preserve">*</w:t>
-      </w:r>
-      <w:r>
-        <w:rPr>
-          <w:rStyle w:val="NormalTok"/>
-        </w:rPr>
-        <w:t xml:space="preserve">/_search </w:t>
-      </w:r>
-      <w:r>
-        <w:rPr>
-          <w:rStyle w:val="DataTypeTok"/>
-        </w:rPr>
-        <w:t xml:space="preserve">\</w:t>
-      </w:r>
-      <w:r>
-        <w:br/>
-      </w:r>
-      <w:r>
-        <w:rPr>
-          <w:rStyle w:val="NormalTok"/>
-        </w:rPr>
-        <w:t xml:space="preserve">  </w:t>
-      </w:r>
-      <w:r>
-        <w:rPr>
-          <w:rStyle w:val="AttributeTok"/>
-        </w:rPr>
-        <w:t xml:space="preserve">-H</w:t>
-      </w:r>
-      <w:r>
-        <w:rPr>
-          <w:rStyle w:val="NormalTok"/>
-        </w:rPr>
-        <w:t xml:space="preserve"> </w:t>
-      </w:r>
-      <w:r>
-        <w:rPr>
-          <w:rStyle w:val="StringTok"/>
-        </w:rPr>
-        <w:t xml:space="preserve">'Content-Type: application/json'</w:t>
-      </w:r>
-      <w:r>
-        <w:rPr>
-          <w:rStyle w:val="NormalTok"/>
-        </w:rPr>
-        <w:t xml:space="preserve"> </w:t>
-      </w:r>
-      <w:r>
-        <w:rPr>
-          <w:rStyle w:val="DataTypeTok"/>
-        </w:rPr>
-        <w:t xml:space="preserve">\</w:t>
-      </w:r>
-      <w:r>
-        <w:br/>
-      </w:r>
-      <w:r>
-        <w:rPr>
-          <w:rStyle w:val="NormalTok"/>
-        </w:rPr>
-        <w:t xml:space="preserve">  </w:t>
-      </w:r>
-      <w:r>
-        <w:rPr>
-          <w:rStyle w:val="AttributeTok"/>
-        </w:rPr>
-        <w:t xml:space="preserve">-d</w:t>
-      </w:r>
-      <w:r>
-        <w:rPr>
-          <w:rStyle w:val="NormalTok"/>
-        </w:rPr>
-        <w:t xml:space="preserve"> </w:t>
-      </w:r>
-      <w:r>
-        <w:rPr>
-          <w:rStyle w:val="StringTok"/>
-        </w:rPr>
-        <w:t xml:space="preserve">'{"query":{"term":{"kubernetes.namespace_name":"processing"}},"size":10,"sort":[{"@timestamp":{"order":"desc"}}]}'</w:t>
-      </w:r>
-      <w:r>
-        <w:br/>
-      </w:r>
-      <w:r>
-        <w:br/>
-      </w:r>
-      <w:r>
-        <w:rPr>
-          <w:rStyle w:val="CommentTok"/>
-        </w:rPr>
-        <w:t xml:space="preserve"># 특정 파드 로그 검색</w:t>
-      </w:r>
-      <w:r>
-        <w:br/>
-      </w:r>
-      <w:r>
-        <w:rPr>
-          <w:rStyle w:val="ExtensionTok"/>
-        </w:rPr>
-        <w:t xml:space="preserve">curl</w:t>
-      </w:r>
-      <w:r>
-        <w:rPr>
-          <w:rStyle w:val="NormalTok"/>
-        </w:rPr>
-        <w:t xml:space="preserve"> </w:t>
-      </w:r>
-      <w:r>
-        <w:rPr>
-          <w:rStyle w:val="AttributeTok"/>
-        </w:rPr>
-        <w:t xml:space="preserve">-s</w:t>
-      </w:r>
-      <w:r>
-        <w:rPr>
-          <w:rStyle w:val="NormalTok"/>
-        </w:rPr>
-        <w:t xml:space="preserve"> http://localhost:19200/logs-</w:t>
-      </w:r>
-      <w:r>
-        <w:rPr>
-          <w:rStyle w:val="PreprocessorTok"/>
-        </w:rPr>
-        <w:t xml:space="preserve">*</w:t>
-      </w:r>
-      <w:r>
-        <w:rPr>
-          <w:rStyle w:val="NormalTok"/>
-        </w:rPr>
-        <w:t xml:space="preserve">/_search </w:t>
-      </w:r>
-      <w:r>
-        <w:rPr>
-          <w:rStyle w:val="DataTypeTok"/>
-        </w:rPr>
-        <w:t xml:space="preserve">\</w:t>
-      </w:r>
-      <w:r>
-        <w:br/>
-      </w:r>
-      <w:r>
-        <w:rPr>
-          <w:rStyle w:val="NormalTok"/>
-        </w:rPr>
-        <w:t xml:space="preserve">  </w:t>
-      </w:r>
-      <w:r>
-        <w:rPr>
-          <w:rStyle w:val="AttributeTok"/>
-        </w:rPr>
-        <w:t xml:space="preserve">-H</w:t>
-      </w:r>
-      <w:r>
-        <w:rPr>
-          <w:rStyle w:val="NormalTok"/>
-        </w:rPr>
-        <w:t xml:space="preserve"> </w:t>
-      </w:r>
-      <w:r>
-        <w:rPr>
-          <w:rStyle w:val="StringTok"/>
-        </w:rPr>
-        <w:t xml:space="preserve">'Content-Type: application/json'</w:t>
-      </w:r>
-      <w:r>
-        <w:rPr>
-          <w:rStyle w:val="NormalTok"/>
-        </w:rPr>
-        <w:t xml:space="preserve"> </w:t>
-      </w:r>
-      <w:r>
-        <w:rPr>
-          <w:rStyle w:val="DataTypeTok"/>
-        </w:rPr>
-        <w:t xml:space="preserve">\</w:t>
-      </w:r>
-      <w:r>
-        <w:br/>
-      </w:r>
-      <w:r>
-        <w:rPr>
-          <w:rStyle w:val="NormalTok"/>
-        </w:rPr>
-        <w:t xml:space="preserve">  </w:t>
-      </w:r>
-      <w:r>
-        <w:rPr>
-          <w:rStyle w:val="AttributeTok"/>
-        </w:rPr>
-        <w:t xml:space="preserve">-d</w:t>
-      </w:r>
-      <w:r>
-        <w:rPr>
-          <w:rStyle w:val="NormalTok"/>
-        </w:rPr>
-        <w:t xml:space="preserve"> </w:t>
-      </w:r>
-      <w:r>
-        <w:rPr>
-          <w:rStyle w:val="StringTok"/>
-        </w:rPr>
-        <w:t xml:space="preserve">'{"query":{"term":{"kubernetes.pod_name":"upload-api-xxx"}},"size":10,"sort":[{"@timestamp":{"order":"desc"}}]}'</w:t>
-      </w:r>
-      <w:r>
-        <w:br/>
-      </w:r>
-      <w:r>
-        <w:br/>
-      </w:r>
-      <w:r>
-        <w:rPr>
-          <w:rStyle w:val="CommentTok"/>
-        </w:rPr>
-        <w:t xml:space="preserve"># 키워드 검색</w:t>
-      </w:r>
-      <w:r>
-        <w:br/>
-      </w:r>
-      <w:r>
-        <w:rPr>
-          <w:rStyle w:val="ExtensionTok"/>
-        </w:rPr>
-        <w:t xml:space="preserve">curl</w:t>
-      </w:r>
-      <w:r>
-        <w:rPr>
-          <w:rStyle w:val="NormalTok"/>
-        </w:rPr>
-        <w:t xml:space="preserve"> </w:t>
-      </w:r>
-      <w:r>
-        <w:rPr>
-          <w:rStyle w:val="AttributeTok"/>
-        </w:rPr>
-        <w:t xml:space="preserve">-s</w:t>
-      </w:r>
-      <w:r>
-        <w:rPr>
-          <w:rStyle w:val="NormalTok"/>
-        </w:rPr>
-        <w:t xml:space="preserve"> http://localhost:19200/logs-</w:t>
-      </w:r>
-      <w:r>
-        <w:rPr>
-          <w:rStyle w:val="PreprocessorTok"/>
-        </w:rPr>
-        <w:t xml:space="preserve">*</w:t>
-      </w:r>
-      <w:r>
-        <w:rPr>
-          <w:rStyle w:val="NormalTok"/>
-        </w:rPr>
-        <w:t xml:space="preserve">/_search </w:t>
-      </w:r>
-      <w:r>
-        <w:rPr>
-          <w:rStyle w:val="DataTypeTok"/>
-        </w:rPr>
-        <w:t xml:space="preserve">\</w:t>
-      </w:r>
-      <w:r>
-        <w:br/>
-      </w:r>
-      <w:r>
-        <w:rPr>
-          <w:rStyle w:val="NormalTok"/>
-        </w:rPr>
-        <w:t xml:space="preserve">  </w:t>
-      </w:r>
-      <w:r>
-        <w:rPr>
-          <w:rStyle w:val="AttributeTok"/>
-        </w:rPr>
-        <w:t xml:space="preserve">-H</w:t>
-      </w:r>
-      <w:r>
-        <w:rPr>
-          <w:rStyle w:val="NormalTok"/>
-        </w:rPr>
-        <w:t xml:space="preserve"> </w:t>
-      </w:r>
-      <w:r>
-        <w:rPr>
-          <w:rStyle w:val="StringTok"/>
-        </w:rPr>
-        <w:t xml:space="preserve">'Content-Type: application/json'</w:t>
-      </w:r>
-      <w:r>
-        <w:rPr>
-          <w:rStyle w:val="NormalTok"/>
-        </w:rPr>
-        <w:t xml:space="preserve"> </w:t>
-      </w:r>
-      <w:r>
-        <w:rPr>
-          <w:rStyle w:val="DataTypeTok"/>
-        </w:rPr>
-        <w:t xml:space="preserve">\</w:t>
-      </w:r>
-      <w:r>
-        <w:br/>
-      </w:r>
-      <w:r>
-        <w:rPr>
-          <w:rStyle w:val="NormalTok"/>
-        </w:rPr>
-        <w:t xml:space="preserve">  </w:t>
-      </w:r>
-      <w:r>
-        <w:rPr>
-          <w:rStyle w:val="AttributeTok"/>
-        </w:rPr>
-        <w:t xml:space="preserve">-d</w:t>
-      </w:r>
-      <w:r>
-        <w:rPr>
-          <w:rStyle w:val="NormalTok"/>
-        </w:rPr>
-        <w:t xml:space="preserve"> </w:t>
-      </w:r>
-      <w:r>
-        <w:rPr>
-          <w:rStyle w:val="StringTok"/>
-        </w:rPr>
-        <w:t xml:space="preserve">'{"query":{"match":{"log":"ERROR"}},"size":10,"sort":[{"@timestamp":{"order":"desc"}}]}'</w:t>
-      </w:r>
-      <w:r>
-        <w:br/>
-      </w:r>
-      <w:r>
-        <w:br/>
-      </w:r>
-      <w:r>
-        <w:rPr>
-          <w:rStyle w:val="BuiltInTok"/>
-        </w:rPr>
-        <w:t xml:space="preserve">kill</w:t>
-      </w:r>
-      <w:r>
-        <w:rPr>
-          <w:rStyle w:val="NormalTok"/>
-        </w:rPr>
-        <w:t xml:space="preserve"> </w:t>
-      </w:r>
-      <w:r>
-        <w:rPr>
-          <w:rStyle w:val="VariableTok"/>
-        </w:rPr>
-        <w:t xml:space="preserve">$PF_PID</w:t>
-      </w:r>
-    </w:p>
-    <w:p>
-      <w:r>
-        <w:pict>
-          <v:rect style="width:0;height:1.5pt" o:hralign="center" o:hrstd="t" o:hr="t"/>
-        </w:pict>
-      </w:r>
-    </w:p>
-    <w:bookmarkEnd w:id="18"/>
-    <w:bookmarkStart w:id="23" w:name="X3c2cb144c0494146e20adf18158986a19ffc44d"/>
-    <w:p>
-      <w:pPr>
-        <w:pStyle w:val="Heading2"/>
-      </w:pPr>
-      <w:r>
-        <w:t xml:space="preserve">6. 트러블슈팅</w:t>
-      </w:r>
-    </w:p>
-    <w:bookmarkStart w:id="19" w:name="증상-fluentbit-파드-crashloopbackoff"/>
-    <w:p>
-      <w:pPr>
-        <w:pStyle w:val="Heading3"/>
-      </w:pPr>
-      <w:r>
-        <w:t xml:space="preserve">증상: Fluentbit 파드 CrashLoopBackOff</w:t>
-      </w:r>
-    </w:p>
-    <w:p>
-      <w:pPr>
-        <w:pStyle w:val="SourceCode"/>
-      </w:pPr>
-      <w:r>
-        <w:rPr>
-          <w:rStyle w:val="ExtensionTok"/>
-        </w:rPr>
-        <w:t xml:space="preserve">kubectl</w:t>
-      </w:r>
-      <w:r>
-        <w:rPr>
-          <w:rStyle w:val="NormalTok"/>
-        </w:rPr>
-        <w:t xml:space="preserve"> </w:t>
-      </w:r>
-      <w:r>
-        <w:rPr>
-          <w:rStyle w:val="AttributeTok"/>
-        </w:rPr>
-        <w:t xml:space="preserve">-n</w:t>
-      </w:r>
-      <w:r>
-        <w:rPr>
-          <w:rStyle w:val="NormalTok"/>
-        </w:rPr>
-        <w:t xml:space="preserve"> kube-system logs ds/fluent-bit </w:t>
-      </w:r>
-      <w:r>
-        <w:rPr>
-          <w:rStyle w:val="AttributeTok"/>
-        </w:rPr>
-        <w:t xml:space="preserve">--tail</w:t>
-      </w:r>
-      <w:r>
-        <w:rPr>
-          <w:rStyle w:val="OperatorTok"/>
-        </w:rPr>
-        <w:t xml:space="preserve">=</w:t>
-      </w:r>
-      <w:r>
-        <w:rPr>
-          <w:rStyle w:val="NormalTok"/>
-        </w:rPr>
-        <w:t xml:space="preserve">50</w:t>
-      </w:r>
-      <w:r>
-        <w:br/>
-      </w:r>
-      <w:r>
-        <w:rPr>
-          <w:rStyle w:val="ExtensionTok"/>
-        </w:rPr>
-        <w:t xml:space="preserve">kubectl</w:t>
-      </w:r>
-      <w:r>
-        <w:rPr>
-          <w:rStyle w:val="NormalTok"/>
-        </w:rPr>
-        <w:t xml:space="preserve"> </w:t>
-      </w:r>
-      <w:r>
-        <w:rPr>
-          <w:rStyle w:val="AttributeTok"/>
-        </w:rPr>
-        <w:t xml:space="preserve">-n</w:t>
-      </w:r>
-      <w:r>
-        <w:rPr>
-          <w:rStyle w:val="NormalTok"/>
-        </w:rPr>
-        <w:t xml:space="preserve"> kube-system describe pod </w:t>
-      </w:r>
-      <w:r>
-        <w:rPr>
-          <w:rStyle w:val="OperatorTok"/>
-        </w:rPr>
-        <w:t xml:space="preserve">&lt;</w:t>
-      </w:r>
-      <w:r>
-        <w:rPr>
-          <w:rStyle w:val="NormalTok"/>
-        </w:rPr>
-        <w:t xml:space="preserve">fluent-bit-pod</w:t>
-      </w:r>
-      <w:r>
-        <w:rPr>
-          <w:rStyle w:val="OperatorTok"/>
-        </w:rPr>
-        <w:t xml:space="preserve">&gt;</w:t>
-      </w:r>
-    </w:p>
-    <w:p>
-      <w:pPr>
-        <w:pStyle w:val="FirstParagraph"/>
-      </w:pPr>
-      <w:r>
-        <w:rPr>
-          <w:b/>
-          <w:bCs/>
-        </w:rPr>
-        <w:t xml:space="preserve">주요 원인</w:t>
-      </w:r>
-      <w:r>
-        <w:t xml:space="preserve">:</w:t>
-      </w:r>
-    </w:p>
-    <w:p>
-      <w:pPr>
-        <w:pStyle w:val="Compact"/>
-        <w:numPr>
-          <w:ilvl w:val="0"/>
-          <w:numId w:val="1002"/>
-        </w:numPr>
-      </w:pPr>
-      <w:r>
-        <w:t xml:space="preserve">ConfigMap 파싱 오류:</w:t>
-      </w:r>
-      <w:r>
-        <w:t xml:space="preserve"> </w:t>
-      </w:r>
-      <w:r>
-        <w:rPr>
-          <w:rStyle w:val="VerbatimChar"/>
-        </w:rPr>
-        <w:t xml:space="preserve">undefined value</w:t>
-      </w:r>
-      <w:r>
-        <w:t xml:space="preserve"> </w:t>
-      </w:r>
-      <w:r>
-        <w:t xml:space="preserve">→</w:t>
-      </w:r>
-      <w:r>
-        <w:t xml:space="preserve"> </w:t>
-      </w:r>
-      <w:r>
-        <w:rPr>
-          <w:rStyle w:val="VerbatimChar"/>
-        </w:rPr>
-        <w:t xml:space="preserve">infra/helm/values/dev/fluentbit.yaml</w:t>
-      </w:r>
-      <w:r>
-        <w:t xml:space="preserve"> </w:t>
-      </w:r>
-      <w:r>
-        <w:t xml:space="preserve">config 섹션 확인</w:t>
-      </w:r>
-    </w:p>
-    <w:p>
-      <w:pPr>
-        <w:pStyle w:val="Compact"/>
-        <w:numPr>
-          <w:ilvl w:val="0"/>
-          <w:numId w:val="1002"/>
-        </w:numPr>
-      </w:pPr>
-      <w:r>
-        <w:t xml:space="preserve">빈 값 key (예:</w:t>
-      </w:r>
-      <w:r>
-        <w:t xml:space="preserve"> </w:t>
-      </w:r>
-      <w:r>
-        <w:rPr>
-          <w:rStyle w:val="VerbatimChar"/>
-        </w:rPr>
-        <w:t xml:space="preserve">HTTP_User</w:t>
-      </w:r>
-      <w:r>
-        <w:t xml:space="preserve"> </w:t>
-      </w:r>
-      <w:r>
-        <w:t xml:space="preserve">뒤에 값 없이 단독 줄) → 삭제 또는 값 지정</w:t>
-      </w:r>
-    </w:p>
-    <w:bookmarkEnd w:id="19"/>
-    <w:bookmarkStart w:id="20" w:name="증상-opensearch-연결-타임아웃"/>
-    <w:p>
-      <w:pPr>
-        <w:pStyle w:val="Heading3"/>
-      </w:pPr>
-      <w:r>
-        <w:t xml:space="preserve">증상: OpenSearch 연결 타임아웃</w:t>
-      </w:r>
-    </w:p>
-    <w:p>
-      <w:pPr>
-        <w:pStyle w:val="SourceCode"/>
-      </w:pPr>
-      <w:r>
-        <w:rPr>
-          <w:rStyle w:val="CommentTok"/>
-        </w:rPr>
-        <w:t xml:space="preserve"># Fluentbit → OpenSearch 연결 테스트 (debug pod 활용)</w:t>
-      </w:r>
-      <w:r>
-        <w:br/>
-      </w:r>
-      <w:r>
-        <w:rPr>
-          <w:rStyle w:val="ExtensionTok"/>
-        </w:rPr>
-        <w:t xml:space="preserve">kubectl</w:t>
-      </w:r>
-      <w:r>
-        <w:rPr>
-          <w:rStyle w:val="NormalTok"/>
-        </w:rPr>
-        <w:t xml:space="preserve"> run test-curl </w:t>
-      </w:r>
-      <w:r>
-        <w:rPr>
-          <w:rStyle w:val="AttributeTok"/>
-        </w:rPr>
-        <w:t xml:space="preserve">--image</w:t>
-      </w:r>
-      <w:r>
-        <w:rPr>
-          <w:rStyle w:val="OperatorTok"/>
-        </w:rPr>
-        <w:t xml:space="preserve">=</w:t>
-      </w:r>
-      <w:r>
-        <w:rPr>
-          <w:rStyle w:val="NormalTok"/>
-        </w:rPr>
-        <w:t xml:space="preserve">curlimages/curl:8.7.1 </w:t>
-      </w:r>
-      <w:r>
-        <w:rPr>
-          <w:rStyle w:val="AttributeTok"/>
-        </w:rPr>
-        <w:t xml:space="preserve">-n</w:t>
-      </w:r>
-      <w:r>
-        <w:rPr>
-          <w:rStyle w:val="NormalTok"/>
-        </w:rPr>
-        <w:t xml:space="preserve"> kube-system </w:t>
-      </w:r>
-      <w:r>
-        <w:rPr>
-          <w:rStyle w:val="AttributeTok"/>
-        </w:rPr>
-        <w:t xml:space="preserve">--rm</w:t>
-      </w:r>
-      <w:r>
-        <w:rPr>
-          <w:rStyle w:val="NormalTok"/>
-        </w:rPr>
-        <w:t xml:space="preserve"> </w:t>
-      </w:r>
-      <w:r>
-        <w:rPr>
-          <w:rStyle w:val="AttributeTok"/>
-        </w:rPr>
-        <w:t xml:space="preserve">-it</w:t>
-      </w:r>
-      <w:r>
-        <w:rPr>
-          <w:rStyle w:val="NormalTok"/>
-        </w:rPr>
-        <w:t xml:space="preserve"> </w:t>
-      </w:r>
-      <w:r>
-        <w:rPr>
-          <w:rStyle w:val="DataTypeTok"/>
-        </w:rPr>
-        <w:t xml:space="preserve">\</w:t>
-      </w:r>
-      <w:r>
-        <w:br/>
-      </w:r>
-      <w:r>
-        <w:rPr>
-          <w:rStyle w:val="NormalTok"/>
-        </w:rPr>
-        <w:t xml:space="preserve">  </w:t>
-      </w:r>
-      <w:r>
-        <w:rPr>
-          <w:rStyle w:val="AttributeTok"/>
-        </w:rPr>
-        <w:t xml:space="preserve">--command</w:t>
-      </w:r>
-      <w:r>
-        <w:rPr>
-          <w:rStyle w:val="NormalTok"/>
-        </w:rPr>
-        <w:t xml:space="preserve"> </w:t>
-      </w:r>
-      <w:r>
-        <w:rPr>
-          <w:rStyle w:val="AttributeTok"/>
-        </w:rPr>
-        <w:t xml:space="preserve">--</w:t>
-      </w:r>
-      <w:r>
-        <w:rPr>
-          <w:rStyle w:val="NormalTok"/>
-        </w:rPr>
-        <w:t xml:space="preserve"> curl </w:t>
-      </w:r>
-      <w:r>
-        <w:rPr>
-          <w:rStyle w:val="AttributeTok"/>
-        </w:rPr>
-        <w:t xml:space="preserve">-s</w:t>
-      </w:r>
-      <w:r>
-        <w:rPr>
-          <w:rStyle w:val="NormalTok"/>
-        </w:rPr>
-        <w:t xml:space="preserve"> http://opensearch-cluster-master.observability.svc.cluster.local:9200/_cluster/health</w:t>
-      </w:r>
-    </w:p>
-    <w:p>
-      <w:pPr>
-        <w:pStyle w:val="FirstParagraph"/>
-      </w:pPr>
-      <w:r>
-        <w:rPr>
-          <w:b/>
-          <w:bCs/>
-        </w:rPr>
-        <w:t xml:space="preserve">주요 원인</w:t>
-      </w:r>
-      <w:r>
-        <w:t xml:space="preserve">:</w:t>
-      </w:r>
-    </w:p>
-    <w:p>
-      <w:pPr>
-        <w:pStyle w:val="Compact"/>
-        <w:numPr>
-          <w:ilvl w:val="0"/>
-          <w:numId w:val="1003"/>
-        </w:numPr>
-      </w:pPr>
-      <w:r>
-        <w:t xml:space="preserve">NetworkPolicy 미적용:</w:t>
-      </w:r>
-      <w:r>
-        <w:t xml:space="preserve"> </w:t>
-      </w:r>
-      <w:r>
-        <w:rPr>
-          <w:rStyle w:val="VerbatimChar"/>
-        </w:rPr>
-        <w:t xml:space="preserve">infra/manifests/fluentbit/fluentbit-to-opensearch-netpol.yaml</w:t>
-      </w:r>
-      <w:r>
-        <w:t xml:space="preserve"> </w:t>
-      </w:r>
-      <w:r>
-        <w:t xml:space="preserve">확인</w:t>
-      </w:r>
-    </w:p>
-    <w:p>
-      <w:pPr>
-        <w:pStyle w:val="Compact"/>
-        <w:numPr>
-          <w:ilvl w:val="0"/>
-          <w:numId w:val="1003"/>
-        </w:numPr>
-      </w:pPr>
-      <w:r>
-        <w:t xml:space="preserve">OpenSearch pod 레이블 불일치: 현재</w:t>
-      </w:r>
-      <w:r>
-        <w:t xml:space="preserve"> </w:t>
-      </w:r>
-      <w:r>
-        <w:rPr>
-          <w:rStyle w:val="VerbatimChar"/>
-        </w:rPr>
-        <w:t xml:space="preserve">app.kubernetes.io/name=opensearch</w:t>
-      </w:r>
-    </w:p>
-    <w:p>
-      <w:pPr>
-        <w:pStyle w:val="SourceCode"/>
-      </w:pPr>
-      <w:r>
-        <w:rPr>
-          <w:rStyle w:val="CommentTok"/>
-        </w:rPr>
-        <w:t xml:space="preserve"># NetworkPolicy 확인</w:t>
-      </w:r>
-      <w:r>
-        <w:br/>
-      </w:r>
-      <w:r>
-        <w:rPr>
-          <w:rStyle w:val="ExtensionTok"/>
-        </w:rPr>
-        <w:t xml:space="preserve">kubectl</w:t>
-      </w:r>
-      <w:r>
-        <w:rPr>
-          <w:rStyle w:val="NormalTok"/>
-        </w:rPr>
-        <w:t xml:space="preserve"> </w:t>
-      </w:r>
-      <w:r>
-        <w:rPr>
-          <w:rStyle w:val="AttributeTok"/>
-        </w:rPr>
-        <w:t xml:space="preserve">-n</w:t>
-      </w:r>
-      <w:r>
-        <w:rPr>
-          <w:rStyle w:val="NormalTok"/>
-        </w:rPr>
-        <w:t xml:space="preserve"> observability get networkpolicy allow-fluentbit-from-kube-system </w:t>
-      </w:r>
-      <w:r>
-        <w:rPr>
-          <w:rStyle w:val="AttributeTok"/>
-        </w:rPr>
-        <w:t xml:space="preserve">-o</w:t>
-      </w:r>
-      <w:r>
-        <w:rPr>
-          <w:rStyle w:val="NormalTok"/>
-        </w:rPr>
-        <w:t xml:space="preserve"> yaml</w:t>
-      </w:r>
-    </w:p>
-    <w:bookmarkEnd w:id="20"/>
-    <w:bookmarkStart w:id="21" w:name="증상-특정-네임스페이스-로그-미수집"/>
-    <w:p>
-      <w:pPr>
-        <w:pStyle w:val="Heading3"/>
-      </w:pPr>
-      <w:r>
-        <w:t xml:space="preserve">증상: 특정 네임스페이스 로그 미수집</w:t>
-      </w:r>
-    </w:p>
-    <w:p>
-      <w:pPr>
-        <w:pStyle w:val="Compact"/>
-        <w:numPr>
-          <w:ilvl w:val="0"/>
-          <w:numId w:val="1004"/>
-        </w:numPr>
-      </w:pPr>
-      <w:r>
-        <w:t xml:space="preserve">해당 ns 파드에</w:t>
-      </w:r>
-      <w:r>
-        <w:t xml:space="preserve"> </w:t>
-      </w:r>
-      <w:r>
-        <w:rPr>
-          <w:rStyle w:val="VerbatimChar"/>
-        </w:rPr>
-        <w:t xml:space="preserve">fluentbit.io/exclude: "true"</w:t>
-      </w:r>
-      <w:r>
-        <w:t xml:space="preserve"> </w:t>
-      </w:r>
-      <w:r>
-        <w:t xml:space="preserve">애노테이션 없는지 확인</w:t>
-      </w:r>
-    </w:p>
-    <w:p>
-      <w:pPr>
-        <w:pStyle w:val="Compact"/>
-        <w:numPr>
-          <w:ilvl w:val="0"/>
-          <w:numId w:val="1004"/>
-        </w:numPr>
-      </w:pPr>
-      <w:r>
-        <w:t xml:space="preserve">Fluentbit tail이 해당 노드에서 로그 파일을 찾지 못하는 경우:</w:t>
-      </w:r>
-      <w:r>
-        <w:t xml:space="preserve"> </w:t>
-      </w:r>
-      <w:r>
-        <w:rPr>
-          <w:rStyle w:val="VerbatimChar"/>
-        </w:rPr>
-        <w:t xml:space="preserve">kubectl logs</w:t>
-      </w:r>
-      <w:r>
-        <w:t xml:space="preserve"> </w:t>
-      </w:r>
-      <w:r>
-        <w:t xml:space="preserve">로 파드가 stdout/stderr에 출력하는지 확인</w:t>
-      </w:r>
-    </w:p>
-    <w:p>
-      <w:pPr>
-        <w:pStyle w:val="Compact"/>
-        <w:numPr>
-          <w:ilvl w:val="0"/>
-          <w:numId w:val="1004"/>
-        </w:numPr>
-      </w:pPr>
-      <w:r>
-        <w:rPr>
-          <w:rStyle w:val="VerbatimChar"/>
-        </w:rPr>
-        <w:t xml:space="preserve">K8S-Logging.Exclude On</w:t>
-      </w:r>
-      <w:r>
-        <w:t xml:space="preserve"> </w:t>
-      </w:r>
-      <w:r>
-        <w:t xml:space="preserve">설정으로 파드 애노테이션 기반 제외 활성화 상태임</w:t>
-      </w:r>
-    </w:p>
-    <w:bookmarkEnd w:id="21"/>
-    <w:bookmarkStart w:id="22" w:name="증상-opensearch-디스크-공간-부족"/>
-    <w:p>
-      <w:pPr>
-        <w:pStyle w:val="Heading3"/>
-      </w:pPr>
-      <w:r>
-        <w:t xml:space="preserve">증상: OpenSearch 디스크 공간 부족</w:t>
-      </w:r>
-    </w:p>
-    <w:p>
-      <w:pPr>
-        <w:pStyle w:val="Compact"/>
-        <w:numPr>
-          <w:ilvl w:val="0"/>
-          <w:numId w:val="1005"/>
-        </w:numPr>
-      </w:pPr>
-      <w:r>
-        <w:t xml:space="preserve">현재 retention 정책 없음 (Phase 1+ ISM Policy 예정)</w:t>
-      </w:r>
-    </w:p>
-    <w:p>
-      <w:pPr>
-        <w:pStyle w:val="Compact"/>
-        <w:numPr>
-          <w:ilvl w:val="0"/>
-          <w:numId w:val="1005"/>
-        </w:numPr>
-      </w:pPr>
-      <w:r>
-        <w:t xml:space="preserve">임시 조치: 오래된 인덱스 수동 삭제</w:t>
-      </w:r>
-    </w:p>
-    <w:p>
-      <w:pPr>
-        <w:pStyle w:val="SourceCode"/>
-      </w:pPr>
-      <w:r>
-        <w:rPr>
-          <w:rStyle w:val="CommentTok"/>
-        </w:rPr>
-        <w:t xml:space="preserve"># 7일 이전 인덱스 목록</w:t>
-      </w:r>
-      <w:r>
-        <w:br/>
-      </w:r>
-      <w:r>
-        <w:rPr>
-          <w:rStyle w:val="ExtensionTok"/>
-        </w:rPr>
-        <w:t xml:space="preserve">curl</w:t>
-      </w:r>
-      <w:r>
-        <w:rPr>
-          <w:rStyle w:val="NormalTok"/>
-        </w:rPr>
-        <w:t xml:space="preserve"> </w:t>
-      </w:r>
-      <w:r>
-        <w:rPr>
-          <w:rStyle w:val="AttributeTok"/>
-        </w:rPr>
-        <w:t xml:space="preserve">-s</w:t>
-      </w:r>
-      <w:r>
-        <w:rPr>
-          <w:rStyle w:val="NormalTok"/>
-        </w:rPr>
-        <w:t xml:space="preserve"> http://localhost:19200/_cat/indices/logs-</w:t>
-      </w:r>
-      <w:r>
-        <w:rPr>
-          <w:rStyle w:val="PreprocessorTok"/>
-        </w:rPr>
-        <w:t xml:space="preserve">*?</w:t>
-      </w:r>
-      <w:r>
-        <w:rPr>
-          <w:rStyle w:val="NormalTok"/>
-        </w:rPr>
-        <w:t xml:space="preserve">v</w:t>
-      </w:r>
-      <w:r>
-        <w:br/>
-      </w:r>
-      <w:r>
-        <w:br/>
-      </w:r>
-      <w:r>
-        <w:rPr>
-          <w:rStyle w:val="CommentTok"/>
-        </w:rPr>
-        <w:t xml:space="preserve"># 특정 인덱스 삭제</w:t>
-      </w:r>
-      <w:r>
-        <w:br/>
-      </w:r>
-      <w:r>
-        <w:rPr>
-          <w:rStyle w:val="ExtensionTok"/>
-        </w:rPr>
-        <w:t xml:space="preserve">curl</w:t>
-      </w:r>
-      <w:r>
-        <w:rPr>
-          <w:rStyle w:val="NormalTok"/>
-        </w:rPr>
-        <w:t xml:space="preserve"> </w:t>
-      </w:r>
-      <w:r>
-        <w:rPr>
-          <w:rStyle w:val="AttributeTok"/>
-        </w:rPr>
-        <w:t xml:space="preserve">-X</w:t>
-      </w:r>
-      <w:r>
-        <w:rPr>
-          <w:rStyle w:val="NormalTok"/>
-        </w:rPr>
-        <w:t xml:space="preserve"> DELETE http://localhost:19200/logs-2026.04.01</w:t>
-      </w:r>
-    </w:p>
-    <w:p>
-      <w:r>
-        <w:pict>
-          <v:rect style="width:0;height:1.5pt" o:hralign="center" o:hrstd="t" o:hr="t"/>
-        </w:pict>
-      </w:r>
-    </w:p>
-    <w:bookmarkEnd w:id="22"/>
-    <w:bookmarkEnd w:id="23"/>
-    <w:bookmarkStart w:id="24" w:name="Xb729fb70ff2dedfefd0acc340a63d137f7f0e39"/>
-    <w:p>
-      <w:pPr>
-        <w:pStyle w:val="Heading2"/>
-      </w:pPr>
-      <w:r>
-        <w:t xml:space="preserve">7. 알려진 제한 사항 및 이월 항목</w:t>
+        <w:t xml:space="preserve">활성화된 보안 기능</w:t>
       </w:r>
     </w:p>
     <w:tbl>
@@ -2307,29 +749,29 @@
               <w:pStyle w:val="Compact"/>
             </w:pPr>
             <w:r>
-              <w:t xml:space="preserve">항목</w:t>
-            </w:r>
-          </w:p>
-        </w:tc>
-        <w:tc>
-          <w:tcPr/>
-          <w:p>
-            <w:pPr>
-              <w:pStyle w:val="Compact"/>
-            </w:pPr>
-            <w:r>
-              <w:t xml:space="preserve">우선순위</w:t>
-            </w:r>
-          </w:p>
-        </w:tc>
-        <w:tc>
-          <w:tcPr/>
-          <w:p>
-            <w:pPr>
-              <w:pStyle w:val="Compact"/>
-            </w:pPr>
-            <w:r>
-              <w:t xml:space="preserve">담당 Phase</w:t>
+              <w:t xml:space="preserve">기능</w:t>
+            </w:r>
+          </w:p>
+        </w:tc>
+        <w:tc>
+          <w:tcPr/>
+          <w:p>
+            <w:pPr>
+              <w:pStyle w:val="Compact"/>
+            </w:pPr>
+            <w:r>
+              <w:t xml:space="preserve">상태</w:t>
+            </w:r>
+          </w:p>
+        </w:tc>
+        <w:tc>
+          <w:tcPr/>
+          <w:p>
+            <w:pPr>
+              <w:pStyle w:val="Compact"/>
+            </w:pPr>
+            <w:r>
+              <w:t xml:space="preserve">비고</w:t>
             </w:r>
           </w:p>
         </w:tc>
@@ -2342,104 +784,21 @@
               <w:pStyle w:val="Compact"/>
             </w:pPr>
             <w:r>
-              <w:t xml:space="preserve">OpenSearch security plugin 비활성화 상태 (인증 없음)</w:t>
-            </w:r>
-          </w:p>
-        </w:tc>
-        <w:tc>
-          <w:tcPr/>
-          <w:p>
-            <w:pPr>
-              <w:pStyle w:val="Compact"/>
-            </w:pPr>
-            <w:r>
-              <w:t xml:space="preserve">High</w:t>
-            </w:r>
-          </w:p>
-        </w:tc>
-        <w:tc>
-          <w:tcPr/>
-          <w:p>
-            <w:pPr>
-              <w:pStyle w:val="Compact"/>
-            </w:pPr>
-            <w:r>
-              <w:t xml:space="preserve">Phase 1 Low #2</w:t>
-            </w:r>
-          </w:p>
-        </w:tc>
-      </w:tr>
-      <w:tr>
-        <w:tc>
-          <w:tcPr/>
-          <w:p>
-            <w:pPr>
-              <w:pStyle w:val="Compact"/>
-            </w:pPr>
-            <w:r>
-              <w:t xml:space="preserve">로그 보존 정책(ISM, 7일 삭제) 미적용</w:t>
-            </w:r>
-          </w:p>
-        </w:tc>
-        <w:tc>
-          <w:tcPr/>
-          <w:p>
-            <w:pPr>
-              <w:pStyle w:val="Compact"/>
-            </w:pPr>
-            <w:r>
-              <w:t xml:space="preserve">Medium</w:t>
-            </w:r>
-          </w:p>
-        </w:tc>
-        <w:tc>
-          <w:tcPr/>
-          <w:p>
-            <w:pPr>
-              <w:pStyle w:val="Compact"/>
-            </w:pPr>
-            <w:r>
-              <w:t xml:space="preserve">Phase 1 Low #3</w:t>
-            </w:r>
-          </w:p>
-        </w:tc>
-      </w:tr>
-      <w:tr>
-        <w:tc>
-          <w:tcPr/>
-          <w:p>
-            <w:pPr>
-              <w:pStyle w:val="Compact"/>
-            </w:pPr>
-            <w:r>
-              <w:t xml:space="preserve">Grafana + OpenSearch 대시보드 미구성</w:t>
-            </w:r>
-          </w:p>
-        </w:tc>
-        <w:tc>
-          <w:tcPr/>
-          <w:p>
-            <w:pPr>
-              <w:pStyle w:val="Compact"/>
-            </w:pPr>
-            <w:r>
-              <w:t xml:space="preserve">Low</w:t>
-            </w:r>
-          </w:p>
-        </w:tc>
-        <w:tc>
-          <w:tcPr/>
-          <w:p>
-            <w:pPr>
-              <w:pStyle w:val="Compact"/>
-            </w:pPr>
-            <w:r>
-              <w:t xml:space="preserve">Phase 1 Low #3</w:t>
-            </w:r>
-          </w:p>
-        </w:tc>
-      </w:tr>
-      <w:tr>
+              <w:t xml:space="preserve">Security Plugin</w:t>
+            </w:r>
+          </w:p>
+        </w:tc>
+        <w:tc>
+          <w:tcPr/>
+          <w:p>
+            <w:pPr>
+              <w:pStyle w:val="Compact"/>
+            </w:pPr>
+            <w:r>
+              <w:t xml:space="preserve">활성화</w:t>
+            </w:r>
+          </w:p>
+        </w:tc>
         <w:tc>
           <w:tcPr/>
           <w:p>
@@ -2450,52 +809,738 @@
               <w:rPr>
                 <w:rStyle w:val="VerbatimChar"/>
               </w:rPr>
-              <w:t xml:space="preserve">admin</w:t>
-            </w:r>
-            <w:r>
-              <w:t xml:space="preserve">,</w:t>
-            </w:r>
-            <w:r>
-              <w:t xml:space="preserve"> </w:t>
-            </w:r>
+              <w:t xml:space="preserve">plugins.security.disabled: false</w:t>
+            </w:r>
+          </w:p>
+        </w:tc>
+      </w:tr>
+      <w:tr>
+        <w:tc>
+          <w:tcPr/>
+          <w:p>
+            <w:pPr>
+              <w:pStyle w:val="Compact"/>
+            </w:pPr>
+            <w:r>
+              <w:t xml:space="preserve">Transport TLS</w:t>
+            </w:r>
+          </w:p>
+        </w:tc>
+        <w:tc>
+          <w:tcPr/>
+          <w:p>
+            <w:pPr>
+              <w:pStyle w:val="Compact"/>
+            </w:pPr>
+            <w:r>
+              <w:t xml:space="preserve">활성화</w:t>
+            </w:r>
+          </w:p>
+        </w:tc>
+        <w:tc>
+          <w:tcPr/>
+          <w:p>
+            <w:pPr>
+              <w:pStyle w:val="Compact"/>
+            </w:pPr>
+            <w:r>
+              <w:t xml:space="preserve">demo self-signed cert (dev)</w:t>
+            </w:r>
+          </w:p>
+        </w:tc>
+      </w:tr>
+      <w:tr>
+        <w:tc>
+          <w:tcPr/>
+          <w:p>
+            <w:pPr>
+              <w:pStyle w:val="Compact"/>
+            </w:pPr>
+            <w:r>
+              <w:t xml:space="preserve">HTTP REST TLS</w:t>
+            </w:r>
+          </w:p>
+        </w:tc>
+        <w:tc>
+          <w:tcPr/>
+          <w:p>
+            <w:pPr>
+              <w:pStyle w:val="Compact"/>
+            </w:pPr>
+            <w:r>
+              <w:t xml:space="preserve">활성화</w:t>
+            </w:r>
+          </w:p>
+        </w:tc>
+        <w:tc>
+          <w:tcPr/>
+          <w:p>
+            <w:pPr>
+              <w:pStyle w:val="Compact"/>
+            </w:pPr>
+            <w:r>
+              <w:t xml:space="preserve">demo self-signed cert (dev)</w:t>
+            </w:r>
+          </w:p>
+        </w:tc>
+      </w:tr>
+      <w:tr>
+        <w:tc>
+          <w:tcPr/>
+          <w:p>
+            <w:pPr>
+              <w:pStyle w:val="Compact"/>
+            </w:pPr>
+            <w:r>
+              <w:t xml:space="preserve">인증</w:t>
+            </w:r>
+          </w:p>
+        </w:tc>
+        <w:tc>
+          <w:tcPr/>
+          <w:p>
+            <w:pPr>
+              <w:pStyle w:val="Compact"/>
+            </w:pPr>
+            <w:r>
+              <w:t xml:space="preserve">필수</w:t>
+            </w:r>
+          </w:p>
+        </w:tc>
+        <w:tc>
+          <w:tcPr/>
+          <w:p>
+            <w:pPr>
+              <w:pStyle w:val="Compact"/>
+            </w:pPr>
+            <w:r>
+              <w:t xml:space="preserve">HTTP Basic Auth</w:t>
+            </w:r>
+          </w:p>
+        </w:tc>
+      </w:tr>
+      <w:tr>
+        <w:tc>
+          <w:tcPr/>
+          <w:p>
+            <w:pPr>
+              <w:pStyle w:val="Compact"/>
+            </w:pPr>
+            <w:r>
+              <w:t xml:space="preserve">admin 사용자</w:t>
+            </w:r>
+          </w:p>
+        </w:tc>
+        <w:tc>
+          <w:tcPr/>
+          <w:p>
+            <w:pPr>
+              <w:pStyle w:val="Compact"/>
+            </w:pPr>
+            <w:r>
+              <w:t xml:space="preserve">ESO → OpenBao</w:t>
+            </w:r>
+          </w:p>
+        </w:tc>
+        <w:tc>
+          <w:tcPr/>
+          <w:p>
+            <w:pPr>
+              <w:pStyle w:val="Compact"/>
+            </w:pPr>
             <w:r>
               <w:rPr>
                 <w:rStyle w:val="VerbatimChar"/>
               </w:rPr>
-              <w:t xml:space="preserve">dmz</w:t>
+              <w:t xml:space="preserve">kv/observability/opensearch-admin</w:t>
+            </w:r>
+          </w:p>
+        </w:tc>
+      </w:tr>
+      <w:tr>
+        <w:tc>
+          <w:tcPr/>
+          <w:p>
+            <w:pPr>
+              <w:pStyle w:val="Compact"/>
+            </w:pPr>
+            <w:r>
+              <w:t xml:space="preserve">fluentbit 사용자</w:t>
+            </w:r>
+          </w:p>
+        </w:tc>
+        <w:tc>
+          <w:tcPr/>
+          <w:p>
+            <w:pPr>
+              <w:pStyle w:val="Compact"/>
+            </w:pPr>
+            <w:r>
+              <w:t xml:space="preserve">ESO → OpenBao</w:t>
+            </w:r>
+          </w:p>
+        </w:tc>
+        <w:tc>
+          <w:tcPr/>
+          <w:p>
+            <w:pPr>
+              <w:pStyle w:val="Compact"/>
+            </w:pPr>
+            <w:r>
+              <w:rPr>
+                <w:rStyle w:val="VerbatimChar"/>
+              </w:rPr>
+              <w:t xml:space="preserve">kv/observability/opensearch-fluentbit</w:t>
+            </w:r>
+          </w:p>
+        </w:tc>
+      </w:tr>
+      <w:tr>
+        <w:tc>
+          <w:tcPr/>
+          <w:p>
+            <w:pPr>
+              <w:pStyle w:val="Compact"/>
+            </w:pPr>
+            <w:r>
+              <w:t xml:space="preserve">logs_writer role</w:t>
+            </w:r>
+          </w:p>
+        </w:tc>
+        <w:tc>
+          <w:tcPr/>
+          <w:p>
+            <w:pPr>
+              <w:pStyle w:val="Compact"/>
+            </w:pPr>
+            <w:r>
+              <w:rPr>
+                <w:rStyle w:val="VerbatimChar"/>
+              </w:rPr>
+              <w:t xml:space="preserve">logs-*</w:t>
             </w:r>
             <w:r>
               <w:t xml:space="preserve"> </w:t>
             </w:r>
             <w:r>
-              <w:t xml:space="preserve">네임스페이스 로그 수집 미확인</w:t>
-            </w:r>
-          </w:p>
-        </w:tc>
-        <w:tc>
-          <w:tcPr/>
-          <w:p>
-            <w:pPr>
-              <w:pStyle w:val="Compact"/>
-            </w:pPr>
-            <w:r>
-              <w:t xml:space="preserve">Low</w:t>
-            </w:r>
-          </w:p>
-        </w:tc>
-        <w:tc>
-          <w:tcPr/>
-          <w:p>
-            <w:pPr>
-              <w:pStyle w:val="Compact"/>
-            </w:pPr>
-            <w:r>
-              <w:t xml:space="preserve">자동 수집됨 (활동 시)</w:t>
+              <w:t xml:space="preserve">write 권한</w:t>
+            </w:r>
+          </w:p>
+        </w:tc>
+        <w:tc>
+          <w:tcPr/>
+          <w:p>
+            <w:pPr>
+              <w:pStyle w:val="Compact"/>
+            </w:pPr>
+            <w:r>
+              <w:t xml:space="preserve">fluentbit에 할당</w:t>
             </w:r>
           </w:p>
         </w:tc>
       </w:tr>
     </w:tbl>
+    <w:bookmarkEnd w:id="13"/>
+    <w:bookmarkStart w:id="14" w:name="비밀번호-관리"/>
+    <w:p>
+      <w:pPr>
+        <w:pStyle w:val="Heading3"/>
+      </w:pPr>
+      <w:r>
+        <w:t xml:space="preserve">비밀번호 관리</w:t>
+      </w:r>
+    </w:p>
+    <w:p>
+      <w:pPr>
+        <w:pStyle w:val="FirstParagraph"/>
+      </w:pPr>
+      <w:r>
+        <w:t xml:space="preserve">비밀번호는 OpenBao KV에 저장, ESO가 Kubernetes Secret으로 동기화:</w:t>
+      </w:r>
+    </w:p>
+    <w:p>
+      <w:pPr>
+        <w:pStyle w:val="Compact"/>
+        <w:numPr>
+          <w:ilvl w:val="0"/>
+          <w:numId w:val="1002"/>
+        </w:numPr>
+      </w:pPr>
+      <w:r>
+        <w:rPr>
+          <w:rStyle w:val="VerbatimChar"/>
+        </w:rPr>
+        <w:t xml:space="preserve">kv/observability/opensearch-admin</w:t>
+      </w:r>
+      <w:r>
+        <w:t xml:space="preserve"> </w:t>
+      </w:r>
+      <w:r>
+        <w:t xml:space="preserve">→</w:t>
+      </w:r>
+      <w:r>
+        <w:t xml:space="preserve"> </w:t>
+      </w:r>
+      <w:r>
+        <w:rPr>
+          <w:rStyle w:val="VerbatimChar"/>
+        </w:rPr>
+        <w:t xml:space="preserve">opensearch-admin-creds</w:t>
+      </w:r>
+      <w:r>
+        <w:t xml:space="preserve"> </w:t>
+      </w:r>
+      <w:r>
+        <w:t xml:space="preserve">(observability ns)</w:t>
+      </w:r>
+    </w:p>
+    <w:p>
+      <w:pPr>
+        <w:pStyle w:val="Compact"/>
+        <w:numPr>
+          <w:ilvl w:val="0"/>
+          <w:numId w:val="1002"/>
+        </w:numPr>
+      </w:pPr>
+      <w:r>
+        <w:rPr>
+          <w:rStyle w:val="VerbatimChar"/>
+        </w:rPr>
+        <w:t xml:space="preserve">kv/observability/opensearch-fluentbit</w:t>
+      </w:r>
+      <w:r>
+        <w:t xml:space="preserve"> </w:t>
+      </w:r>
+      <w:r>
+        <w:t xml:space="preserve">→</w:t>
+      </w:r>
+      <w:r>
+        <w:t xml:space="preserve"> </w:t>
+      </w:r>
+      <w:r>
+        <w:rPr>
+          <w:rStyle w:val="VerbatimChar"/>
+        </w:rPr>
+        <w:t xml:space="preserve">opensearch-fluentbit-creds</w:t>
+      </w:r>
+      <w:r>
+        <w:t xml:space="preserve"> </w:t>
+      </w:r>
+      <w:r>
+        <w:t xml:space="preserve">(observability + kube-system ns)</w:t>
+      </w:r>
+    </w:p>
+    <w:bookmarkEnd w:id="14"/>
+    <w:bookmarkStart w:id="15" w:name="openbao-비밀번호-조회-root-token-필요"/>
+    <w:p>
+      <w:pPr>
+        <w:pStyle w:val="Heading3"/>
+      </w:pPr>
+      <w:r>
+        <w:t xml:space="preserve">OpenBao 비밀번호 조회 (root token 필요)</w:t>
+      </w:r>
+    </w:p>
+    <w:p>
+      <w:pPr>
+        <w:pStyle w:val="SourceCode"/>
+      </w:pPr>
+      <w:r>
+        <w:rPr>
+          <w:rStyle w:val="VariableTok"/>
+        </w:rPr>
+        <w:t xml:space="preserve">VAULT_TOKEN</w:t>
+      </w:r>
+      <w:r>
+        <w:rPr>
+          <w:rStyle w:val="OperatorTok"/>
+        </w:rPr>
+        <w:t xml:space="preserve">=</w:t>
+      </w:r>
+      <w:r>
+        <w:rPr>
+          <w:rStyle w:val="VariableTok"/>
+        </w:rPr>
+        <w:t xml:space="preserve">$(</w:t>
+      </w:r>
+      <w:r>
+        <w:rPr>
+          <w:rStyle w:val="ExtensionTok"/>
+        </w:rPr>
+        <w:t xml:space="preserve">kubectl</w:t>
+      </w:r>
+      <w:r>
+        <w:rPr>
+          <w:rStyle w:val="NormalTok"/>
+        </w:rPr>
+        <w:t xml:space="preserve"> get secret </w:t>
+      </w:r>
+      <w:r>
+        <w:rPr>
+          <w:rStyle w:val="AttributeTok"/>
+        </w:rPr>
+        <w:t xml:space="preserve">-n</w:t>
+      </w:r>
+      <w:r>
+        <w:rPr>
+          <w:rStyle w:val="NormalTok"/>
+        </w:rPr>
+        <w:t xml:space="preserve"> security openbao-init-keys </w:t>
+      </w:r>
+      <w:r>
+        <w:rPr>
+          <w:rStyle w:val="DataTypeTok"/>
+        </w:rPr>
+        <w:t xml:space="preserve">\</w:t>
+      </w:r>
+      <w:r>
+        <w:br/>
+      </w:r>
+      <w:r>
+        <w:rPr>
+          <w:rStyle w:val="NormalTok"/>
+        </w:rPr>
+        <w:t xml:space="preserve">  </w:t>
+      </w:r>
+      <w:r>
+        <w:rPr>
+          <w:rStyle w:val="AttributeTok"/>
+        </w:rPr>
+        <w:t xml:space="preserve">-o</w:t>
+      </w:r>
+      <w:r>
+        <w:rPr>
+          <w:rStyle w:val="NormalTok"/>
+        </w:rPr>
+        <w:t xml:space="preserve"> jsonpath=</w:t>
+      </w:r>
+      <w:r>
+        <w:rPr>
+          <w:rStyle w:val="StringTok"/>
+        </w:rPr>
+        <w:t xml:space="preserve">'{.data.init\.json}'</w:t>
+      </w:r>
+      <w:r>
+        <w:rPr>
+          <w:rStyle w:val="NormalTok"/>
+        </w:rPr>
+        <w:t xml:space="preserve"> </w:t>
+      </w:r>
+      <w:r>
+        <w:rPr>
+          <w:rStyle w:val="KeywordTok"/>
+        </w:rPr>
+        <w:t xml:space="preserve">|</w:t>
+      </w:r>
+      <w:r>
+        <w:rPr>
+          <w:rStyle w:val="NormalTok"/>
+        </w:rPr>
+        <w:t xml:space="preserve"> </w:t>
+      </w:r>
+      <w:r>
+        <w:rPr>
+          <w:rStyle w:val="FunctionTok"/>
+        </w:rPr>
+        <w:t xml:space="preserve">base64</w:t>
+      </w:r>
+      <w:r>
+        <w:rPr>
+          <w:rStyle w:val="NormalTok"/>
+        </w:rPr>
+        <w:t xml:space="preserve"> </w:t>
+      </w:r>
+      <w:r>
+        <w:rPr>
+          <w:rStyle w:val="AttributeTok"/>
+        </w:rPr>
+        <w:t xml:space="preserve">-d</w:t>
+      </w:r>
+      <w:r>
+        <w:rPr>
+          <w:rStyle w:val="NormalTok"/>
+        </w:rPr>
+        <w:t xml:space="preserve"> </w:t>
+      </w:r>
+      <w:r>
+        <w:rPr>
+          <w:rStyle w:val="KeywordTok"/>
+        </w:rPr>
+        <w:t xml:space="preserve">|</w:t>
+      </w:r>
+      <w:r>
+        <w:rPr>
+          <w:rStyle w:val="NormalTok"/>
+        </w:rPr>
+        <w:t xml:space="preserve"> </w:t>
+      </w:r>
+      <w:r>
+        <w:rPr>
+          <w:rStyle w:val="ExtensionTok"/>
+        </w:rPr>
+        <w:t xml:space="preserve">python3</w:t>
+      </w:r>
+      <w:r>
+        <w:rPr>
+          <w:rStyle w:val="NormalTok"/>
+        </w:rPr>
+        <w:t xml:space="preserve"> </w:t>
+      </w:r>
+      <w:r>
+        <w:rPr>
+          <w:rStyle w:val="AttributeTok"/>
+        </w:rPr>
+        <w:t xml:space="preserve">-c</w:t>
+      </w:r>
+      <w:r>
+        <w:rPr>
+          <w:rStyle w:val="NormalTok"/>
+        </w:rPr>
+        <w:t xml:space="preserve"> </w:t>
+      </w:r>
+      <w:r>
+        <w:rPr>
+          <w:rStyle w:val="StringTok"/>
+        </w:rPr>
+        <w:t xml:space="preserve">"import json,sys; print(json.load(sys.stdin)['root_token'])"</w:t>
+      </w:r>
+      <w:r>
+        <w:rPr>
+          <w:rStyle w:val="VariableTok"/>
+        </w:rPr>
+        <w:t xml:space="preserve">)</w:t>
+      </w:r>
+      <w:r>
+        <w:br/>
+      </w:r>
+      <w:r>
+        <w:br/>
+      </w:r>
+      <w:r>
+        <w:rPr>
+          <w:rStyle w:val="ExtensionTok"/>
+        </w:rPr>
+        <w:t xml:space="preserve">kubectl</w:t>
+      </w:r>
+      <w:r>
+        <w:rPr>
+          <w:rStyle w:val="NormalTok"/>
+        </w:rPr>
+        <w:t xml:space="preserve"> exec </w:t>
+      </w:r>
+      <w:r>
+        <w:rPr>
+          <w:rStyle w:val="AttributeTok"/>
+        </w:rPr>
+        <w:t xml:space="preserve">-n</w:t>
+      </w:r>
+      <w:r>
+        <w:rPr>
+          <w:rStyle w:val="NormalTok"/>
+        </w:rPr>
+        <w:t xml:space="preserve"> security openbao-0 </w:t>
+      </w:r>
+      <w:r>
+        <w:rPr>
+          <w:rStyle w:val="AttributeTok"/>
+        </w:rPr>
+        <w:t xml:space="preserve">--</w:t>
+      </w:r>
+      <w:r>
+        <w:rPr>
+          <w:rStyle w:val="NormalTok"/>
+        </w:rPr>
+        <w:t xml:space="preserve"> sh </w:t>
+      </w:r>
+      <w:r>
+        <w:rPr>
+          <w:rStyle w:val="AttributeTok"/>
+        </w:rPr>
+        <w:t xml:space="preserve">-c</w:t>
+      </w:r>
+      <w:r>
+        <w:rPr>
+          <w:rStyle w:val="NormalTok"/>
+        </w:rPr>
+        <w:t xml:space="preserve"> </w:t>
+      </w:r>
+      <w:r>
+        <w:rPr>
+          <w:rStyle w:val="StringTok"/>
+        </w:rPr>
+        <w:t xml:space="preserve">"</w:t>
+      </w:r>
+      <w:r>
+        <w:br/>
+      </w:r>
+      <w:r>
+        <w:rPr>
+          <w:rStyle w:val="StringTok"/>
+        </w:rPr>
+        <w:t xml:space="preserve">  BAO_ADDR=https://127.0.0.1:8200 BAO_SKIP_VERIFY=true VAULT_TOKEN=</w:t>
+      </w:r>
+      <w:r>
+        <w:rPr>
+          <w:rStyle w:val="VariableTok"/>
+        </w:rPr>
+        <w:t xml:space="preserve">${VAULT_TOKEN}</w:t>
+      </w:r>
+      <w:r>
+        <w:rPr>
+          <w:rStyle w:val="StringTok"/>
+        </w:rPr>
+        <w:t xml:space="preserve"> </w:t>
+      </w:r>
+      <w:r>
+        <w:rPr>
+          <w:rStyle w:val="DataTypeTok"/>
+        </w:rPr>
+        <w:t xml:space="preserve">\</w:t>
+      </w:r>
+      <w:r>
+        <w:br/>
+      </w:r>
+      <w:r>
+        <w:rPr>
+          <w:rStyle w:val="StringTok"/>
+        </w:rPr>
+        <w:t xml:space="preserve">  bao kv get kv/observability/opensearch-admin</w:t>
+      </w:r>
+      <w:r>
+        <w:br/>
+      </w:r>
+      <w:r>
+        <w:rPr>
+          <w:rStyle w:val="StringTok"/>
+        </w:rPr>
+        <w:t xml:space="preserve">"</w:t>
+      </w:r>
+    </w:p>
+    <w:bookmarkEnd w:id="15"/>
+    <w:bookmarkStart w:id="16" w:name="X115558f1574bdbd604de92ca9437200741348cf"/>
+    <w:p>
+      <w:pPr>
+        <w:pStyle w:val="Heading3"/>
+      </w:pPr>
+      <w:r>
+        <w:t xml:space="preserve">Security Bootstrap 재실행 (pod 재시작 후 사용자 분실 시)</w:t>
+      </w:r>
+    </w:p>
+    <w:p>
+      <w:pPr>
+        <w:pStyle w:val="SourceCode"/>
+      </w:pPr>
+      <w:r>
+        <w:rPr>
+          <w:rStyle w:val="CommentTok"/>
+        </w:rPr>
+        <w:t xml:space="preserve"># 기존 Job 삭제 후 재실행 (ttlSecondsAfterFinished로 자동 삭제됨)</w:t>
+      </w:r>
+      <w:r>
+        <w:br/>
+      </w:r>
+      <w:r>
+        <w:rPr>
+          <w:rStyle w:val="ExtensionTok"/>
+        </w:rPr>
+        <w:t xml:space="preserve">kubectl</w:t>
+      </w:r>
+      <w:r>
+        <w:rPr>
+          <w:rStyle w:val="NormalTok"/>
+        </w:rPr>
+        <w:t xml:space="preserve"> delete job </w:t>
+      </w:r>
+      <w:r>
+        <w:rPr>
+          <w:rStyle w:val="AttributeTok"/>
+        </w:rPr>
+        <w:t xml:space="preserve">-n</w:t>
+      </w:r>
+      <w:r>
+        <w:rPr>
+          <w:rStyle w:val="NormalTok"/>
+        </w:rPr>
+        <w:t xml:space="preserve"> observability opensearch-security-bootstrap </w:t>
+      </w:r>
+      <w:r>
+        <w:rPr>
+          <w:rStyle w:val="AttributeTok"/>
+        </w:rPr>
+        <w:t xml:space="preserve">--ignore-not-found</w:t>
+      </w:r>
+      <w:r>
+        <w:br/>
+      </w:r>
+      <w:r>
+        <w:rPr>
+          <w:rStyle w:val="ExtensionTok"/>
+        </w:rPr>
+        <w:t xml:space="preserve">kubectl</w:t>
+      </w:r>
+      <w:r>
+        <w:rPr>
+          <w:rStyle w:val="NormalTok"/>
+        </w:rPr>
+        <w:t xml:space="preserve"> apply </w:t>
+      </w:r>
+      <w:r>
+        <w:rPr>
+          <w:rStyle w:val="AttributeTok"/>
+        </w:rPr>
+        <w:t xml:space="preserve">-f</w:t>
+      </w:r>
+      <w:r>
+        <w:rPr>
+          <w:rStyle w:val="NormalTok"/>
+        </w:rPr>
+        <w:t xml:space="preserve"> infra/manifests/observability/opensearch-bootstrap-users.yaml</w:t>
+      </w:r>
+      <w:r>
+        <w:br/>
+      </w:r>
+      <w:r>
+        <w:rPr>
+          <w:rStyle w:val="ExtensionTok"/>
+        </w:rPr>
+        <w:t xml:space="preserve">kubectl</w:t>
+      </w:r>
+      <w:r>
+        <w:rPr>
+          <w:rStyle w:val="NormalTok"/>
+        </w:rPr>
+        <w:t xml:space="preserve"> logs </w:t>
+      </w:r>
+      <w:r>
+        <w:rPr>
+          <w:rStyle w:val="AttributeTok"/>
+        </w:rPr>
+        <w:t xml:space="preserve">-n</w:t>
+      </w:r>
+      <w:r>
+        <w:rPr>
+          <w:rStyle w:val="NormalTok"/>
+        </w:rPr>
+        <w:t xml:space="preserve"> observability </w:t>
+      </w:r>
+      <w:r>
+        <w:rPr>
+          <w:rStyle w:val="AttributeTok"/>
+        </w:rPr>
+        <w:t xml:space="preserve">-l</w:t>
+      </w:r>
+      <w:r>
+        <w:rPr>
+          <w:rStyle w:val="NormalTok"/>
+        </w:rPr>
+        <w:t xml:space="preserve"> job-name=opensearch-security-bootstrap </w:t>
+      </w:r>
+      <w:r>
+        <w:rPr>
+          <w:rStyle w:val="AttributeTok"/>
+        </w:rPr>
+        <w:t xml:space="preserve">-f</w:t>
+      </w:r>
+    </w:p>
     <w:p>
       <w:r>
         <w:pict>
@@ -2503,14 +1548,1995 @@
         </w:pict>
       </w:r>
     </w:p>
+    <w:bookmarkEnd w:id="16"/>
+    <w:bookmarkEnd w:id="17"/>
+    <w:bookmarkStart w:id="18" w:name="X47045db414ff5e6f30e8e7654e2505acd8839d0"/>
+    <w:p>
+      <w:pPr>
+        <w:pStyle w:val="Heading2"/>
+      </w:pPr>
+      <w:r>
+        <w:t xml:space="preserve">3. 빠른 상태 확인</w:t>
+      </w:r>
+    </w:p>
+    <w:p>
+      <w:pPr>
+        <w:pStyle w:val="SourceCode"/>
+      </w:pPr>
+      <w:r>
+        <w:rPr>
+          <w:rStyle w:val="CommentTok"/>
+        </w:rPr>
+        <w:t xml:space="preserve"># DaemonSet 상태</w:t>
+      </w:r>
+      <w:r>
+        <w:br/>
+      </w:r>
+      <w:r>
+        <w:rPr>
+          <w:rStyle w:val="ExtensionTok"/>
+        </w:rPr>
+        <w:t xml:space="preserve">kubectl</w:t>
+      </w:r>
+      <w:r>
+        <w:rPr>
+          <w:rStyle w:val="NormalTok"/>
+        </w:rPr>
+        <w:t xml:space="preserve"> </w:t>
+      </w:r>
+      <w:r>
+        <w:rPr>
+          <w:rStyle w:val="AttributeTok"/>
+        </w:rPr>
+        <w:t xml:space="preserve">-n</w:t>
+      </w:r>
+      <w:r>
+        <w:rPr>
+          <w:rStyle w:val="NormalTok"/>
+        </w:rPr>
+        <w:t xml:space="preserve"> kube-system get ds fluent-bit</w:t>
+      </w:r>
+      <w:r>
+        <w:br/>
+      </w:r>
+      <w:r>
+        <w:br/>
+      </w:r>
+      <w:r>
+        <w:rPr>
+          <w:rStyle w:val="CommentTok"/>
+        </w:rPr>
+        <w:t xml:space="preserve"># 파드 상태 (4노드 기준 4개 Running)</w:t>
+      </w:r>
+      <w:r>
+        <w:br/>
+      </w:r>
+      <w:r>
+        <w:rPr>
+          <w:rStyle w:val="ExtensionTok"/>
+        </w:rPr>
+        <w:t xml:space="preserve">kubectl</w:t>
+      </w:r>
+      <w:r>
+        <w:rPr>
+          <w:rStyle w:val="NormalTok"/>
+        </w:rPr>
+        <w:t xml:space="preserve"> </w:t>
+      </w:r>
+      <w:r>
+        <w:rPr>
+          <w:rStyle w:val="AttributeTok"/>
+        </w:rPr>
+        <w:t xml:space="preserve">-n</w:t>
+      </w:r>
+      <w:r>
+        <w:rPr>
+          <w:rStyle w:val="NormalTok"/>
+        </w:rPr>
+        <w:t xml:space="preserve"> kube-system get pods </w:t>
+      </w:r>
+      <w:r>
+        <w:rPr>
+          <w:rStyle w:val="AttributeTok"/>
+        </w:rPr>
+        <w:t xml:space="preserve">-l</w:t>
+      </w:r>
+      <w:r>
+        <w:rPr>
+          <w:rStyle w:val="NormalTok"/>
+        </w:rPr>
+        <w:t xml:space="preserve"> app.kubernetes.io/name=fluent-bit</w:t>
+      </w:r>
+      <w:r>
+        <w:br/>
+      </w:r>
+      <w:r>
+        <w:br/>
+      </w:r>
+      <w:r>
+        <w:rPr>
+          <w:rStyle w:val="CommentTok"/>
+        </w:rPr>
+        <w:t xml:space="preserve"># OpenSearch 클러스터 헬스 (admin 인증 필요)</w:t>
+      </w:r>
+      <w:r>
+        <w:br/>
+      </w:r>
+      <w:r>
+        <w:rPr>
+          <w:rStyle w:val="VariableTok"/>
+        </w:rPr>
+        <w:t xml:space="preserve">ADMIN_PASS</w:t>
+      </w:r>
+      <w:r>
+        <w:rPr>
+          <w:rStyle w:val="OperatorTok"/>
+        </w:rPr>
+        <w:t xml:space="preserve">=</w:t>
+      </w:r>
+      <w:r>
+        <w:rPr>
+          <w:rStyle w:val="VariableTok"/>
+        </w:rPr>
+        <w:t xml:space="preserve">$(</w:t>
+      </w:r>
+      <w:r>
+        <w:rPr>
+          <w:rStyle w:val="ExtensionTok"/>
+        </w:rPr>
+        <w:t xml:space="preserve">kubectl</w:t>
+      </w:r>
+      <w:r>
+        <w:rPr>
+          <w:rStyle w:val="NormalTok"/>
+        </w:rPr>
+        <w:t xml:space="preserve"> get secret </w:t>
+      </w:r>
+      <w:r>
+        <w:rPr>
+          <w:rStyle w:val="AttributeTok"/>
+        </w:rPr>
+        <w:t xml:space="preserve">-n</w:t>
+      </w:r>
+      <w:r>
+        <w:rPr>
+          <w:rStyle w:val="NormalTok"/>
+        </w:rPr>
+        <w:t xml:space="preserve"> observability opensearch-admin-creds </w:t>
+      </w:r>
+      <w:r>
+        <w:rPr>
+          <w:rStyle w:val="AttributeTok"/>
+        </w:rPr>
+        <w:t xml:space="preserve">-o</w:t>
+      </w:r>
+      <w:r>
+        <w:rPr>
+          <w:rStyle w:val="NormalTok"/>
+        </w:rPr>
+        <w:t xml:space="preserve"> jsonpath=</w:t>
+      </w:r>
+      <w:r>
+        <w:rPr>
+          <w:rStyle w:val="StringTok"/>
+        </w:rPr>
+        <w:t xml:space="preserve">'{.data.password}'</w:t>
+      </w:r>
+      <w:r>
+        <w:rPr>
+          <w:rStyle w:val="NormalTok"/>
+        </w:rPr>
+        <w:t xml:space="preserve"> </w:t>
+      </w:r>
+      <w:r>
+        <w:rPr>
+          <w:rStyle w:val="KeywordTok"/>
+        </w:rPr>
+        <w:t xml:space="preserve">|</w:t>
+      </w:r>
+      <w:r>
+        <w:rPr>
+          <w:rStyle w:val="NormalTok"/>
+        </w:rPr>
+        <w:t xml:space="preserve"> </w:t>
+      </w:r>
+      <w:r>
+        <w:rPr>
+          <w:rStyle w:val="FunctionTok"/>
+        </w:rPr>
+        <w:t xml:space="preserve">base64</w:t>
+      </w:r>
+      <w:r>
+        <w:rPr>
+          <w:rStyle w:val="NormalTok"/>
+        </w:rPr>
+        <w:t xml:space="preserve"> </w:t>
+      </w:r>
+      <w:r>
+        <w:rPr>
+          <w:rStyle w:val="AttributeTok"/>
+        </w:rPr>
+        <w:t xml:space="preserve">-d</w:t>
+      </w:r>
+      <w:r>
+        <w:rPr>
+          <w:rStyle w:val="VariableTok"/>
+        </w:rPr>
+        <w:t xml:space="preserve">)</w:t>
+      </w:r>
+      <w:r>
+        <w:br/>
+      </w:r>
+      <w:r>
+        <w:rPr>
+          <w:rStyle w:val="ExtensionTok"/>
+        </w:rPr>
+        <w:t xml:space="preserve">kubectl</w:t>
+      </w:r>
+      <w:r>
+        <w:rPr>
+          <w:rStyle w:val="NormalTok"/>
+        </w:rPr>
+        <w:t xml:space="preserve"> exec </w:t>
+      </w:r>
+      <w:r>
+        <w:rPr>
+          <w:rStyle w:val="AttributeTok"/>
+        </w:rPr>
+        <w:t xml:space="preserve">-n</w:t>
+      </w:r>
+      <w:r>
+        <w:rPr>
+          <w:rStyle w:val="NormalTok"/>
+        </w:rPr>
+        <w:t xml:space="preserve"> observability ocr-logs-master-0 </w:t>
+      </w:r>
+      <w:r>
+        <w:rPr>
+          <w:rStyle w:val="AttributeTok"/>
+        </w:rPr>
+        <w:t xml:space="preserve">--</w:t>
+      </w:r>
+      <w:r>
+        <w:rPr>
+          <w:rStyle w:val="NormalTok"/>
+        </w:rPr>
+        <w:t xml:space="preserve"> curl </w:t>
+      </w:r>
+      <w:r>
+        <w:rPr>
+          <w:rStyle w:val="AttributeTok"/>
+        </w:rPr>
+        <w:t xml:space="preserve">-sk</w:t>
+      </w:r>
+      <w:r>
+        <w:rPr>
+          <w:rStyle w:val="NormalTok"/>
+        </w:rPr>
+        <w:t xml:space="preserve"> </w:t>
+      </w:r>
+      <w:r>
+        <w:rPr>
+          <w:rStyle w:val="DataTypeTok"/>
+        </w:rPr>
+        <w:t xml:space="preserve">\</w:t>
+      </w:r>
+      <w:r>
+        <w:br/>
+      </w:r>
+      <w:r>
+        <w:rPr>
+          <w:rStyle w:val="NormalTok"/>
+        </w:rPr>
+        <w:t xml:space="preserve">  </w:t>
+      </w:r>
+      <w:r>
+        <w:rPr>
+          <w:rStyle w:val="AttributeTok"/>
+        </w:rPr>
+        <w:t xml:space="preserve">-u</w:t>
+      </w:r>
+      <w:r>
+        <w:rPr>
+          <w:rStyle w:val="NormalTok"/>
+        </w:rPr>
+        <w:t xml:space="preserve"> </w:t>
+      </w:r>
+      <w:r>
+        <w:rPr>
+          <w:rStyle w:val="StringTok"/>
+        </w:rPr>
+        <w:t xml:space="preserve">"admin:</w:t>
+      </w:r>
+      <w:r>
+        <w:rPr>
+          <w:rStyle w:val="VariableTok"/>
+        </w:rPr>
+        <w:t xml:space="preserve">${ADMIN_PASS}</w:t>
+      </w:r>
+      <w:r>
+        <w:rPr>
+          <w:rStyle w:val="StringTok"/>
+        </w:rPr>
+        <w:t xml:space="preserve">"</w:t>
+      </w:r>
+      <w:r>
+        <w:rPr>
+          <w:rStyle w:val="NormalTok"/>
+        </w:rPr>
+        <w:t xml:space="preserve"> </w:t>
+      </w:r>
+      <w:r>
+        <w:rPr>
+          <w:rStyle w:val="StringTok"/>
+        </w:rPr>
+        <w:t xml:space="preserve">'https://localhost:9200/_cluster/health?pretty'</w:t>
+      </w:r>
+      <w:r>
+        <w:br/>
+      </w:r>
+      <w:r>
+        <w:br/>
+      </w:r>
+      <w:r>
+        <w:rPr>
+          <w:rStyle w:val="CommentTok"/>
+        </w:rPr>
+        <w:t xml:space="preserve"># OpenSearch 인덱스 목록 (HTTPS + 인증)</w:t>
+      </w:r>
+      <w:r>
+        <w:br/>
+      </w:r>
+      <w:r>
+        <w:rPr>
+          <w:rStyle w:val="ExtensionTok"/>
+        </w:rPr>
+        <w:t xml:space="preserve">kubectl</w:t>
+      </w:r>
+      <w:r>
+        <w:rPr>
+          <w:rStyle w:val="NormalTok"/>
+        </w:rPr>
+        <w:t xml:space="preserve"> </w:t>
+      </w:r>
+      <w:r>
+        <w:rPr>
+          <w:rStyle w:val="AttributeTok"/>
+        </w:rPr>
+        <w:t xml:space="preserve">-n</w:t>
+      </w:r>
+      <w:r>
+        <w:rPr>
+          <w:rStyle w:val="NormalTok"/>
+        </w:rPr>
+        <w:t xml:space="preserve"> observability port-forward svc/opensearch-cluster-master 19200:9200 </w:t>
+      </w:r>
+      <w:r>
+        <w:rPr>
+          <w:rStyle w:val="KeywordTok"/>
+        </w:rPr>
+        <w:t xml:space="preserve">&amp;</w:t>
+      </w:r>
+      <w:r>
+        <w:br/>
+      </w:r>
+      <w:r>
+        <w:rPr>
+          <w:rStyle w:val="VariableTok"/>
+        </w:rPr>
+        <w:t xml:space="preserve">ADMIN_PASS</w:t>
+      </w:r>
+      <w:r>
+        <w:rPr>
+          <w:rStyle w:val="OperatorTok"/>
+        </w:rPr>
+        <w:t xml:space="preserve">=</w:t>
+      </w:r>
+      <w:r>
+        <w:rPr>
+          <w:rStyle w:val="VariableTok"/>
+        </w:rPr>
+        <w:t xml:space="preserve">$(</w:t>
+      </w:r>
+      <w:r>
+        <w:rPr>
+          <w:rStyle w:val="ExtensionTok"/>
+        </w:rPr>
+        <w:t xml:space="preserve">kubectl</w:t>
+      </w:r>
+      <w:r>
+        <w:rPr>
+          <w:rStyle w:val="NormalTok"/>
+        </w:rPr>
+        <w:t xml:space="preserve"> get secret </w:t>
+      </w:r>
+      <w:r>
+        <w:rPr>
+          <w:rStyle w:val="AttributeTok"/>
+        </w:rPr>
+        <w:t xml:space="preserve">-n</w:t>
+      </w:r>
+      <w:r>
+        <w:rPr>
+          <w:rStyle w:val="NormalTok"/>
+        </w:rPr>
+        <w:t xml:space="preserve"> observability opensearch-admin-creds </w:t>
+      </w:r>
+      <w:r>
+        <w:rPr>
+          <w:rStyle w:val="AttributeTok"/>
+        </w:rPr>
+        <w:t xml:space="preserve">-o</w:t>
+      </w:r>
+      <w:r>
+        <w:rPr>
+          <w:rStyle w:val="NormalTok"/>
+        </w:rPr>
+        <w:t xml:space="preserve"> jsonpath=</w:t>
+      </w:r>
+      <w:r>
+        <w:rPr>
+          <w:rStyle w:val="StringTok"/>
+        </w:rPr>
+        <w:t xml:space="preserve">'{.data.password}'</w:t>
+      </w:r>
+      <w:r>
+        <w:rPr>
+          <w:rStyle w:val="NormalTok"/>
+        </w:rPr>
+        <w:t xml:space="preserve"> </w:t>
+      </w:r>
+      <w:r>
+        <w:rPr>
+          <w:rStyle w:val="KeywordTok"/>
+        </w:rPr>
+        <w:t xml:space="preserve">|</w:t>
+      </w:r>
+      <w:r>
+        <w:rPr>
+          <w:rStyle w:val="NormalTok"/>
+        </w:rPr>
+        <w:t xml:space="preserve"> </w:t>
+      </w:r>
+      <w:r>
+        <w:rPr>
+          <w:rStyle w:val="FunctionTok"/>
+        </w:rPr>
+        <w:t xml:space="preserve">base64</w:t>
+      </w:r>
+      <w:r>
+        <w:rPr>
+          <w:rStyle w:val="NormalTok"/>
+        </w:rPr>
+        <w:t xml:space="preserve"> </w:t>
+      </w:r>
+      <w:r>
+        <w:rPr>
+          <w:rStyle w:val="AttributeTok"/>
+        </w:rPr>
+        <w:t xml:space="preserve">-d</w:t>
+      </w:r>
+      <w:r>
+        <w:rPr>
+          <w:rStyle w:val="VariableTok"/>
+        </w:rPr>
+        <w:t xml:space="preserve">)</w:t>
+      </w:r>
+      <w:r>
+        <w:br/>
+      </w:r>
+      <w:r>
+        <w:rPr>
+          <w:rStyle w:val="ExtensionTok"/>
+        </w:rPr>
+        <w:t xml:space="preserve">curl</w:t>
+      </w:r>
+      <w:r>
+        <w:rPr>
+          <w:rStyle w:val="NormalTok"/>
+        </w:rPr>
+        <w:t xml:space="preserve"> </w:t>
+      </w:r>
+      <w:r>
+        <w:rPr>
+          <w:rStyle w:val="AttributeTok"/>
+        </w:rPr>
+        <w:t xml:space="preserve">-sk</w:t>
+      </w:r>
+      <w:r>
+        <w:rPr>
+          <w:rStyle w:val="NormalTok"/>
+        </w:rPr>
+        <w:t xml:space="preserve"> </w:t>
+      </w:r>
+      <w:r>
+        <w:rPr>
+          <w:rStyle w:val="AttributeTok"/>
+        </w:rPr>
+        <w:t xml:space="preserve">-u</w:t>
+      </w:r>
+      <w:r>
+        <w:rPr>
+          <w:rStyle w:val="NormalTok"/>
+        </w:rPr>
+        <w:t xml:space="preserve"> </w:t>
+      </w:r>
+      <w:r>
+        <w:rPr>
+          <w:rStyle w:val="StringTok"/>
+        </w:rPr>
+        <w:t xml:space="preserve">"admin:</w:t>
+      </w:r>
+      <w:r>
+        <w:rPr>
+          <w:rStyle w:val="VariableTok"/>
+        </w:rPr>
+        <w:t xml:space="preserve">${ADMIN_PASS}</w:t>
+      </w:r>
+      <w:r>
+        <w:rPr>
+          <w:rStyle w:val="StringTok"/>
+        </w:rPr>
+        <w:t xml:space="preserve">"</w:t>
+      </w:r>
+      <w:r>
+        <w:rPr>
+          <w:rStyle w:val="NormalTok"/>
+        </w:rPr>
+        <w:t xml:space="preserve"> </w:t>
+      </w:r>
+      <w:r>
+        <w:rPr>
+          <w:rStyle w:val="StringTok"/>
+        </w:rPr>
+        <w:t xml:space="preserve">'https://localhost:19200/_cat/indices/logs-*?v'</w:t>
+      </w:r>
+      <w:r>
+        <w:br/>
+      </w:r>
+      <w:r>
+        <w:rPr>
+          <w:rStyle w:val="BuiltInTok"/>
+        </w:rPr>
+        <w:t xml:space="preserve">kill</w:t>
+      </w:r>
+      <w:r>
+        <w:rPr>
+          <w:rStyle w:val="NormalTok"/>
+        </w:rPr>
+        <w:t xml:space="preserve"> %1</w:t>
+      </w:r>
+      <w:r>
+        <w:br/>
+      </w:r>
+      <w:r>
+        <w:br/>
+      </w:r>
+      <w:r>
+        <w:rPr>
+          <w:rStyle w:val="CommentTok"/>
+        </w:rPr>
+        <w:t xml:space="preserve"># 스모크 테스트 실행</w:t>
+      </w:r>
+      <w:r>
+        <w:br/>
+      </w:r>
+      <w:r>
+        <w:rPr>
+          <w:rStyle w:val="FunctionTok"/>
+        </w:rPr>
+        <w:t xml:space="preserve">bash</w:t>
+      </w:r>
+      <w:r>
+        <w:rPr>
+          <w:rStyle w:val="NormalTok"/>
+        </w:rPr>
+        <w:t xml:space="preserve"> tests/smoke/logs_smoke.sh</w:t>
+      </w:r>
+    </w:p>
+    <w:p>
+      <w:r>
+        <w:pict>
+          <v:rect style="width:0;height:1.5pt" o:hralign="center" o:hrstd="t" o:hr="t"/>
+        </w:pict>
+      </w:r>
+    </w:p>
+    <w:bookmarkEnd w:id="18"/>
+    <w:bookmarkStart w:id="22" w:name="Xf71c5fe5ddc2117ea9cd8db4eba37003dcfe930"/>
+    <w:p>
+      <w:pPr>
+        <w:pStyle w:val="Heading2"/>
+      </w:pPr>
+      <w:r>
+        <w:t xml:space="preserve">4. 재설치 / 업그레이드</w:t>
+      </w:r>
+    </w:p>
+    <w:bookmarkStart w:id="19" w:name="fluentbit-helm-upgrade"/>
+    <w:p>
+      <w:pPr>
+        <w:pStyle w:val="Heading3"/>
+      </w:pPr>
+      <w:r>
+        <w:t xml:space="preserve">Fluentbit Helm upgrade</w:t>
+      </w:r>
+    </w:p>
+    <w:p>
+      <w:pPr>
+        <w:pStyle w:val="SourceCode"/>
+      </w:pPr>
+      <w:r>
+        <w:rPr>
+          <w:rStyle w:val="ExtensionTok"/>
+        </w:rPr>
+        <w:t xml:space="preserve">helm</w:t>
+      </w:r>
+      <w:r>
+        <w:rPr>
+          <w:rStyle w:val="NormalTok"/>
+        </w:rPr>
+        <w:t xml:space="preserve"> upgrade fluent-bit fluent/fluent-bit </w:t>
+      </w:r>
+      <w:r>
+        <w:rPr>
+          <w:rStyle w:val="DataTypeTok"/>
+        </w:rPr>
+        <w:t xml:space="preserve">\</w:t>
+      </w:r>
+      <w:r>
+        <w:br/>
+      </w:r>
+      <w:r>
+        <w:rPr>
+          <w:rStyle w:val="NormalTok"/>
+        </w:rPr>
+        <w:t xml:space="preserve">  </w:t>
+      </w:r>
+      <w:r>
+        <w:rPr>
+          <w:rStyle w:val="AttributeTok"/>
+        </w:rPr>
+        <w:t xml:space="preserve">--namespace</w:t>
+      </w:r>
+      <w:r>
+        <w:rPr>
+          <w:rStyle w:val="NormalTok"/>
+        </w:rPr>
+        <w:t xml:space="preserve"> kube-system </w:t>
+      </w:r>
+      <w:r>
+        <w:rPr>
+          <w:rStyle w:val="DataTypeTok"/>
+        </w:rPr>
+        <w:t xml:space="preserve">\</w:t>
+      </w:r>
+      <w:r>
+        <w:br/>
+      </w:r>
+      <w:r>
+        <w:rPr>
+          <w:rStyle w:val="NormalTok"/>
+        </w:rPr>
+        <w:t xml:space="preserve">  </w:t>
+      </w:r>
+      <w:r>
+        <w:rPr>
+          <w:rStyle w:val="AttributeTok"/>
+        </w:rPr>
+        <w:t xml:space="preserve">--version</w:t>
+      </w:r>
+      <w:r>
+        <w:rPr>
+          <w:rStyle w:val="NormalTok"/>
+        </w:rPr>
+        <w:t xml:space="preserve"> 0.48.10 </w:t>
+      </w:r>
+      <w:r>
+        <w:rPr>
+          <w:rStyle w:val="DataTypeTok"/>
+        </w:rPr>
+        <w:t xml:space="preserve">\</w:t>
+      </w:r>
+      <w:r>
+        <w:br/>
+      </w:r>
+      <w:r>
+        <w:rPr>
+          <w:rStyle w:val="NormalTok"/>
+        </w:rPr>
+        <w:t xml:space="preserve">  </w:t>
+      </w:r>
+      <w:r>
+        <w:rPr>
+          <w:rStyle w:val="AttributeTok"/>
+        </w:rPr>
+        <w:t xml:space="preserve">-f</w:t>
+      </w:r>
+      <w:r>
+        <w:rPr>
+          <w:rStyle w:val="NormalTok"/>
+        </w:rPr>
+        <w:t xml:space="preserve"> infra/helm/values/dev/fluentbit.yaml </w:t>
+      </w:r>
+      <w:r>
+        <w:rPr>
+          <w:rStyle w:val="DataTypeTok"/>
+        </w:rPr>
+        <w:t xml:space="preserve">\</w:t>
+      </w:r>
+      <w:r>
+        <w:br/>
+      </w:r>
+      <w:r>
+        <w:rPr>
+          <w:rStyle w:val="NormalTok"/>
+        </w:rPr>
+        <w:t xml:space="preserve">  </w:t>
+      </w:r>
+      <w:r>
+        <w:rPr>
+          <w:rStyle w:val="AttributeTok"/>
+        </w:rPr>
+        <w:t xml:space="preserve">--wait</w:t>
+      </w:r>
+      <w:r>
+        <w:rPr>
+          <w:rStyle w:val="NormalTok"/>
+        </w:rPr>
+        <w:t xml:space="preserve"> </w:t>
+      </w:r>
+      <w:r>
+        <w:rPr>
+          <w:rStyle w:val="AttributeTok"/>
+        </w:rPr>
+        <w:t xml:space="preserve">--timeout</w:t>
+      </w:r>
+      <w:r>
+        <w:rPr>
+          <w:rStyle w:val="OperatorTok"/>
+        </w:rPr>
+        <w:t xml:space="preserve">=</w:t>
+      </w:r>
+      <w:r>
+        <w:rPr>
+          <w:rStyle w:val="NormalTok"/>
+        </w:rPr>
+        <w:t xml:space="preserve">120s</w:t>
+      </w:r>
+    </w:p>
+    <w:bookmarkEnd w:id="19"/>
+    <w:bookmarkStart w:id="20" w:name="opensearch-helm-upgrade"/>
+    <w:p>
+      <w:pPr>
+        <w:pStyle w:val="Heading3"/>
+      </w:pPr>
+      <w:r>
+        <w:t xml:space="preserve">OpenSearch Helm upgrade</w:t>
+      </w:r>
+    </w:p>
+    <w:p>
+      <w:pPr>
+        <w:pStyle w:val="SourceCode"/>
+      </w:pPr>
+      <w:r>
+        <w:rPr>
+          <w:rStyle w:val="ExtensionTok"/>
+        </w:rPr>
+        <w:t xml:space="preserve">helm</w:t>
+      </w:r>
+      <w:r>
+        <w:rPr>
+          <w:rStyle w:val="NormalTok"/>
+        </w:rPr>
+        <w:t xml:space="preserve"> upgrade opensearch opensearch/opensearch </w:t>
+      </w:r>
+      <w:r>
+        <w:rPr>
+          <w:rStyle w:val="DataTypeTok"/>
+        </w:rPr>
+        <w:t xml:space="preserve">\</w:t>
+      </w:r>
+      <w:r>
+        <w:br/>
+      </w:r>
+      <w:r>
+        <w:rPr>
+          <w:rStyle w:val="NormalTok"/>
+        </w:rPr>
+        <w:t xml:space="preserve">  </w:t>
+      </w:r>
+      <w:r>
+        <w:rPr>
+          <w:rStyle w:val="AttributeTok"/>
+        </w:rPr>
+        <w:t xml:space="preserve">--namespace</w:t>
+      </w:r>
+      <w:r>
+        <w:rPr>
+          <w:rStyle w:val="NormalTok"/>
+        </w:rPr>
+        <w:t xml:space="preserve"> observability </w:t>
+      </w:r>
+      <w:r>
+        <w:rPr>
+          <w:rStyle w:val="DataTypeTok"/>
+        </w:rPr>
+        <w:t xml:space="preserve">\</w:t>
+      </w:r>
+      <w:r>
+        <w:br/>
+      </w:r>
+      <w:r>
+        <w:rPr>
+          <w:rStyle w:val="NormalTok"/>
+        </w:rPr>
+        <w:t xml:space="preserve">  </w:t>
+      </w:r>
+      <w:r>
+        <w:rPr>
+          <w:rStyle w:val="AttributeTok"/>
+        </w:rPr>
+        <w:t xml:space="preserve">--version</w:t>
+      </w:r>
+      <w:r>
+        <w:rPr>
+          <w:rStyle w:val="NormalTok"/>
+        </w:rPr>
+        <w:t xml:space="preserve"> 2.21.0 </w:t>
+      </w:r>
+      <w:r>
+        <w:rPr>
+          <w:rStyle w:val="DataTypeTok"/>
+        </w:rPr>
+        <w:t xml:space="preserve">\</w:t>
+      </w:r>
+      <w:r>
+        <w:br/>
+      </w:r>
+      <w:r>
+        <w:rPr>
+          <w:rStyle w:val="NormalTok"/>
+        </w:rPr>
+        <w:t xml:space="preserve">  </w:t>
+      </w:r>
+      <w:r>
+        <w:rPr>
+          <w:rStyle w:val="AttributeTok"/>
+        </w:rPr>
+        <w:t xml:space="preserve">-f</w:t>
+      </w:r>
+      <w:r>
+        <w:rPr>
+          <w:rStyle w:val="NormalTok"/>
+        </w:rPr>
+        <w:t xml:space="preserve"> infra/helm/values/dev/opensearch.yaml </w:t>
+      </w:r>
+      <w:r>
+        <w:rPr>
+          <w:rStyle w:val="DataTypeTok"/>
+        </w:rPr>
+        <w:t xml:space="preserve">\</w:t>
+      </w:r>
+      <w:r>
+        <w:br/>
+      </w:r>
+      <w:r>
+        <w:rPr>
+          <w:rStyle w:val="NormalTok"/>
+        </w:rPr>
+        <w:t xml:space="preserve">  </w:t>
+      </w:r>
+      <w:r>
+        <w:rPr>
+          <w:rStyle w:val="AttributeTok"/>
+        </w:rPr>
+        <w:t xml:space="preserve">--wait</w:t>
+      </w:r>
+      <w:r>
+        <w:rPr>
+          <w:rStyle w:val="NormalTok"/>
+        </w:rPr>
+        <w:t xml:space="preserve"> </w:t>
+      </w:r>
+      <w:r>
+        <w:rPr>
+          <w:rStyle w:val="AttributeTok"/>
+        </w:rPr>
+        <w:t xml:space="preserve">--timeout</w:t>
+      </w:r>
+      <w:r>
+        <w:rPr>
+          <w:rStyle w:val="OperatorTok"/>
+        </w:rPr>
+        <w:t xml:space="preserve">=</w:t>
+      </w:r>
+      <w:r>
+        <w:rPr>
+          <w:rStyle w:val="NormalTok"/>
+        </w:rPr>
+        <w:t xml:space="preserve">10m</w:t>
+      </w:r>
+      <w:r>
+        <w:br/>
+      </w:r>
+      <w:r>
+        <w:rPr>
+          <w:rStyle w:val="CommentTok"/>
+        </w:rPr>
+        <w:t xml:space="preserve"># 업그레이드 후 security bootstrap 재실행 권장</w:t>
+      </w:r>
+      <w:r>
+        <w:br/>
+      </w:r>
+      <w:r>
+        <w:rPr>
+          <w:rStyle w:val="ExtensionTok"/>
+        </w:rPr>
+        <w:t xml:space="preserve">kubectl</w:t>
+      </w:r>
+      <w:r>
+        <w:rPr>
+          <w:rStyle w:val="NormalTok"/>
+        </w:rPr>
+        <w:t xml:space="preserve"> delete job </w:t>
+      </w:r>
+      <w:r>
+        <w:rPr>
+          <w:rStyle w:val="AttributeTok"/>
+        </w:rPr>
+        <w:t xml:space="preserve">-n</w:t>
+      </w:r>
+      <w:r>
+        <w:rPr>
+          <w:rStyle w:val="NormalTok"/>
+        </w:rPr>
+        <w:t xml:space="preserve"> observability opensearch-security-bootstrap </w:t>
+      </w:r>
+      <w:r>
+        <w:rPr>
+          <w:rStyle w:val="AttributeTok"/>
+        </w:rPr>
+        <w:t xml:space="preserve">--ignore-not-found</w:t>
+      </w:r>
+      <w:r>
+        <w:br/>
+      </w:r>
+      <w:r>
+        <w:rPr>
+          <w:rStyle w:val="ExtensionTok"/>
+        </w:rPr>
+        <w:t xml:space="preserve">kubectl</w:t>
+      </w:r>
+      <w:r>
+        <w:rPr>
+          <w:rStyle w:val="NormalTok"/>
+        </w:rPr>
+        <w:t xml:space="preserve"> apply </w:t>
+      </w:r>
+      <w:r>
+        <w:rPr>
+          <w:rStyle w:val="AttributeTok"/>
+        </w:rPr>
+        <w:t xml:space="preserve">-f</w:t>
+      </w:r>
+      <w:r>
+        <w:rPr>
+          <w:rStyle w:val="NormalTok"/>
+        </w:rPr>
+        <w:t xml:space="preserve"> infra/manifests/observability/opensearch-bootstrap-users.yaml</w:t>
+      </w:r>
+    </w:p>
+    <w:bookmarkEnd w:id="20"/>
+    <w:bookmarkStart w:id="21" w:name="opensearch-인덱스-템플릿-재등록"/>
+    <w:p>
+      <w:pPr>
+        <w:pStyle w:val="Heading3"/>
+      </w:pPr>
+      <w:r>
+        <w:t xml:space="preserve">OpenSearch 인덱스 템플릿 재등록</w:t>
+      </w:r>
+    </w:p>
+    <w:p>
+      <w:pPr>
+        <w:pStyle w:val="SourceCode"/>
+      </w:pPr>
+      <w:r>
+        <w:rPr>
+          <w:rStyle w:val="ExtensionTok"/>
+        </w:rPr>
+        <w:t xml:space="preserve">kubectl</w:t>
+      </w:r>
+      <w:r>
+        <w:rPr>
+          <w:rStyle w:val="NormalTok"/>
+        </w:rPr>
+        <w:t xml:space="preserve"> apply </w:t>
+      </w:r>
+      <w:r>
+        <w:rPr>
+          <w:rStyle w:val="AttributeTok"/>
+        </w:rPr>
+        <w:t xml:space="preserve">-f</w:t>
+      </w:r>
+      <w:r>
+        <w:rPr>
+          <w:rStyle w:val="NormalTok"/>
+        </w:rPr>
+        <w:t xml:space="preserve"> infra/manifests/fluentbit/index-template.yaml</w:t>
+      </w:r>
+      <w:r>
+        <w:br/>
+      </w:r>
+      <w:r>
+        <w:rPr>
+          <w:rStyle w:val="ExtensionTok"/>
+        </w:rPr>
+        <w:t xml:space="preserve">kubectl</w:t>
+      </w:r>
+      <w:r>
+        <w:rPr>
+          <w:rStyle w:val="NormalTok"/>
+        </w:rPr>
+        <w:t xml:space="preserve"> </w:t>
+      </w:r>
+      <w:r>
+        <w:rPr>
+          <w:rStyle w:val="AttributeTok"/>
+        </w:rPr>
+        <w:t xml:space="preserve">-n</w:t>
+      </w:r>
+      <w:r>
+        <w:rPr>
+          <w:rStyle w:val="NormalTok"/>
+        </w:rPr>
+        <w:t xml:space="preserve"> observability logs job/opensearch-index-template </w:t>
+      </w:r>
+      <w:r>
+        <w:rPr>
+          <w:rStyle w:val="AttributeTok"/>
+        </w:rPr>
+        <w:t xml:space="preserve">--follow</w:t>
+      </w:r>
+    </w:p>
+    <w:p>
+      <w:r>
+        <w:pict>
+          <v:rect style="width:0;height:1.5pt" o:hralign="center" o:hrstd="t" o:hr="t"/>
+        </w:pict>
+      </w:r>
+    </w:p>
+    <w:bookmarkEnd w:id="21"/>
+    <w:bookmarkEnd w:id="22"/>
+    <w:bookmarkStart w:id="23" w:name="X4a6203cbdacf84e17f1d304e344d62a3a4bcb92"/>
+    <w:p>
+      <w:pPr>
+        <w:pStyle w:val="Heading2"/>
+      </w:pPr>
+      <w:r>
+        <w:t xml:space="preserve">5. 주요 NetworkPolicy</w:t>
+      </w:r>
+    </w:p>
+    <w:p>
+      <w:pPr>
+        <w:pStyle w:val="SourceCode"/>
+      </w:pPr>
+      <w:r>
+        <w:rPr>
+          <w:rStyle w:val="VerbatimChar"/>
+        </w:rPr>
+        <w:t xml:space="preserve">kube-system (Fluentbit) → observability (OpenSearch:9200)</w:t>
+      </w:r>
+      <w:r>
+        <w:br/>
+      </w:r>
+      <w:r>
+        <w:rPr>
+          <w:rStyle w:val="VerbatimChar"/>
+        </w:rPr>
+        <w:t xml:space="preserve">파일: infra/manifests/fluentbit/fluentbit-to-opensearch-netpol.yaml</w:t>
+      </w:r>
+    </w:p>
+    <w:p>
+      <w:pPr>
+        <w:pStyle w:val="FirstParagraph"/>
+      </w:pPr>
+      <w:r>
+        <w:rPr>
+          <w:b/>
+          <w:bCs/>
+        </w:rPr>
+        <w:t xml:space="preserve">참고</w:t>
+      </w:r>
+      <w:r>
+        <w:t xml:space="preserve">:</w:t>
+      </w:r>
+      <w:r>
+        <w:t xml:space="preserve"> </w:t>
+      </w:r>
+      <w:r>
+        <w:rPr>
+          <w:rStyle w:val="VerbatimChar"/>
+        </w:rPr>
+        <w:t xml:space="preserve">kube-system</w:t>
+      </w:r>
+      <w:r>
+        <w:t xml:space="preserve">은 PSS(PodSecurity Standards) 미적용 네임스페이스로, Fluentbit의 hostPath 볼륨(/var/log) 마운트를 허용.</w:t>
+      </w:r>
+      <w:r>
+        <w:t xml:space="preserve"> </w:t>
+      </w:r>
+      <w:r>
+        <w:rPr>
+          <w:rStyle w:val="VerbatimChar"/>
+        </w:rPr>
+        <w:t xml:space="preserve">observability</w:t>
+      </w:r>
+      <w:r>
+        <w:t xml:space="preserve">는</w:t>
+      </w:r>
+      <w:r>
+        <w:t xml:space="preserve"> </w:t>
+      </w:r>
+      <w:r>
+        <w:rPr>
+          <w:rStyle w:val="VerbatimChar"/>
+        </w:rPr>
+        <w:t xml:space="preserve">baseline</w:t>
+      </w:r>
+      <w:r>
+        <w:t xml:space="preserve"> </w:t>
+      </w:r>
+      <w:r>
+        <w:t xml:space="preserve">PSS가 적용되어 있어 Fluentbit을 이 ns에 설치할 수 없음.</w:t>
+      </w:r>
+    </w:p>
+    <w:p>
+      <w:r>
+        <w:pict>
+          <v:rect style="width:0;height:1.5pt" o:hralign="center" o:hrstd="t" o:hr="t"/>
+        </w:pict>
+      </w:r>
+    </w:p>
+    <w:bookmarkEnd w:id="23"/>
+    <w:bookmarkStart w:id="24" w:name="X28c54d72fed0ff806b6fd61661c43773473bb26"/>
+    <w:p>
+      <w:pPr>
+        <w:pStyle w:val="Heading2"/>
+      </w:pPr>
+      <w:r>
+        <w:t xml:space="preserve">6. 로그 쿼리 예시</w:t>
+      </w:r>
+    </w:p>
+    <w:p>
+      <w:pPr>
+        <w:pStyle w:val="FirstParagraph"/>
+      </w:pPr>
+      <w:r>
+        <w:t xml:space="preserve">OpenSearch에 port-forward 후 (HTTPS + 인증 필요):</w:t>
+      </w:r>
+    </w:p>
+    <w:p>
+      <w:pPr>
+        <w:pStyle w:val="SourceCode"/>
+      </w:pPr>
+      <w:r>
+        <w:rPr>
+          <w:rStyle w:val="ExtensionTok"/>
+        </w:rPr>
+        <w:t xml:space="preserve">kubectl</w:t>
+      </w:r>
+      <w:r>
+        <w:rPr>
+          <w:rStyle w:val="NormalTok"/>
+        </w:rPr>
+        <w:t xml:space="preserve"> </w:t>
+      </w:r>
+      <w:r>
+        <w:rPr>
+          <w:rStyle w:val="AttributeTok"/>
+        </w:rPr>
+        <w:t xml:space="preserve">-n</w:t>
+      </w:r>
+      <w:r>
+        <w:rPr>
+          <w:rStyle w:val="NormalTok"/>
+        </w:rPr>
+        <w:t xml:space="preserve"> observability port-forward svc/opensearch-cluster-master 19200:9200 </w:t>
+      </w:r>
+      <w:r>
+        <w:rPr>
+          <w:rStyle w:val="KeywordTok"/>
+        </w:rPr>
+        <w:t xml:space="preserve">&amp;</w:t>
+      </w:r>
+      <w:r>
+        <w:br/>
+      </w:r>
+      <w:r>
+        <w:rPr>
+          <w:rStyle w:val="VariableTok"/>
+        </w:rPr>
+        <w:t xml:space="preserve">PF_PID</w:t>
+      </w:r>
+      <w:r>
+        <w:rPr>
+          <w:rStyle w:val="OperatorTok"/>
+        </w:rPr>
+        <w:t xml:space="preserve">=</w:t>
+      </w:r>
+      <w:r>
+        <w:rPr>
+          <w:rStyle w:val="VariableTok"/>
+        </w:rPr>
+        <w:t xml:space="preserve">$!</w:t>
+      </w:r>
+      <w:r>
+        <w:br/>
+      </w:r>
+      <w:r>
+        <w:rPr>
+          <w:rStyle w:val="VariableTok"/>
+        </w:rPr>
+        <w:t xml:space="preserve">ADMIN_PASS</w:t>
+      </w:r>
+      <w:r>
+        <w:rPr>
+          <w:rStyle w:val="OperatorTok"/>
+        </w:rPr>
+        <w:t xml:space="preserve">=</w:t>
+      </w:r>
+      <w:r>
+        <w:rPr>
+          <w:rStyle w:val="VariableTok"/>
+        </w:rPr>
+        <w:t xml:space="preserve">$(</w:t>
+      </w:r>
+      <w:r>
+        <w:rPr>
+          <w:rStyle w:val="ExtensionTok"/>
+        </w:rPr>
+        <w:t xml:space="preserve">kubectl</w:t>
+      </w:r>
+      <w:r>
+        <w:rPr>
+          <w:rStyle w:val="NormalTok"/>
+        </w:rPr>
+        <w:t xml:space="preserve"> get secret </w:t>
+      </w:r>
+      <w:r>
+        <w:rPr>
+          <w:rStyle w:val="AttributeTok"/>
+        </w:rPr>
+        <w:t xml:space="preserve">-n</w:t>
+      </w:r>
+      <w:r>
+        <w:rPr>
+          <w:rStyle w:val="NormalTok"/>
+        </w:rPr>
+        <w:t xml:space="preserve"> observability opensearch-admin-creds </w:t>
+      </w:r>
+      <w:r>
+        <w:rPr>
+          <w:rStyle w:val="AttributeTok"/>
+        </w:rPr>
+        <w:t xml:space="preserve">-o</w:t>
+      </w:r>
+      <w:r>
+        <w:rPr>
+          <w:rStyle w:val="NormalTok"/>
+        </w:rPr>
+        <w:t xml:space="preserve"> jsonpath=</w:t>
+      </w:r>
+      <w:r>
+        <w:rPr>
+          <w:rStyle w:val="StringTok"/>
+        </w:rPr>
+        <w:t xml:space="preserve">'{.data.password}'</w:t>
+      </w:r>
+      <w:r>
+        <w:rPr>
+          <w:rStyle w:val="NormalTok"/>
+        </w:rPr>
+        <w:t xml:space="preserve"> </w:t>
+      </w:r>
+      <w:r>
+        <w:rPr>
+          <w:rStyle w:val="KeywordTok"/>
+        </w:rPr>
+        <w:t xml:space="preserve">|</w:t>
+      </w:r>
+      <w:r>
+        <w:rPr>
+          <w:rStyle w:val="NormalTok"/>
+        </w:rPr>
+        <w:t xml:space="preserve"> </w:t>
+      </w:r>
+      <w:r>
+        <w:rPr>
+          <w:rStyle w:val="FunctionTok"/>
+        </w:rPr>
+        <w:t xml:space="preserve">base64</w:t>
+      </w:r>
+      <w:r>
+        <w:rPr>
+          <w:rStyle w:val="NormalTok"/>
+        </w:rPr>
+        <w:t xml:space="preserve"> </w:t>
+      </w:r>
+      <w:r>
+        <w:rPr>
+          <w:rStyle w:val="AttributeTok"/>
+        </w:rPr>
+        <w:t xml:space="preserve">-d</w:t>
+      </w:r>
+      <w:r>
+        <w:rPr>
+          <w:rStyle w:val="VariableTok"/>
+        </w:rPr>
+        <w:t xml:space="preserve">)</w:t>
+      </w:r>
+      <w:r>
+        <w:br/>
+      </w:r>
+      <w:r>
+        <w:br/>
+      </w:r>
+      <w:r>
+        <w:rPr>
+          <w:rStyle w:val="CommentTok"/>
+        </w:rPr>
+        <w:t xml:space="preserve"># 특정 네임스페이스 로그 검색</w:t>
+      </w:r>
+      <w:r>
+        <w:br/>
+      </w:r>
+      <w:r>
+        <w:rPr>
+          <w:rStyle w:val="ExtensionTok"/>
+        </w:rPr>
+        <w:t xml:space="preserve">curl</w:t>
+      </w:r>
+      <w:r>
+        <w:rPr>
+          <w:rStyle w:val="NormalTok"/>
+        </w:rPr>
+        <w:t xml:space="preserve"> </w:t>
+      </w:r>
+      <w:r>
+        <w:rPr>
+          <w:rStyle w:val="AttributeTok"/>
+        </w:rPr>
+        <w:t xml:space="preserve">-sk</w:t>
+      </w:r>
+      <w:r>
+        <w:rPr>
+          <w:rStyle w:val="NormalTok"/>
+        </w:rPr>
+        <w:t xml:space="preserve"> </w:t>
+      </w:r>
+      <w:r>
+        <w:rPr>
+          <w:rStyle w:val="AttributeTok"/>
+        </w:rPr>
+        <w:t xml:space="preserve">-u</w:t>
+      </w:r>
+      <w:r>
+        <w:rPr>
+          <w:rStyle w:val="NormalTok"/>
+        </w:rPr>
+        <w:t xml:space="preserve"> </w:t>
+      </w:r>
+      <w:r>
+        <w:rPr>
+          <w:rStyle w:val="StringTok"/>
+        </w:rPr>
+        <w:t xml:space="preserve">"admin:</w:t>
+      </w:r>
+      <w:r>
+        <w:rPr>
+          <w:rStyle w:val="VariableTok"/>
+        </w:rPr>
+        <w:t xml:space="preserve">${ADMIN_PASS}</w:t>
+      </w:r>
+      <w:r>
+        <w:rPr>
+          <w:rStyle w:val="StringTok"/>
+        </w:rPr>
+        <w:t xml:space="preserve">"</w:t>
+      </w:r>
+      <w:r>
+        <w:rPr>
+          <w:rStyle w:val="NormalTok"/>
+        </w:rPr>
+        <w:t xml:space="preserve"> </w:t>
+      </w:r>
+      <w:r>
+        <w:rPr>
+          <w:rStyle w:val="DataTypeTok"/>
+        </w:rPr>
+        <w:t xml:space="preserve">\</w:t>
+      </w:r>
+      <w:r>
+        <w:br/>
+      </w:r>
+      <w:r>
+        <w:rPr>
+          <w:rStyle w:val="NormalTok"/>
+        </w:rPr>
+        <w:t xml:space="preserve">  </w:t>
+      </w:r>
+      <w:r>
+        <w:rPr>
+          <w:rStyle w:val="StringTok"/>
+        </w:rPr>
+        <w:t xml:space="preserve">"https://localhost:19200/logs-*/_search"</w:t>
+      </w:r>
+      <w:r>
+        <w:rPr>
+          <w:rStyle w:val="NormalTok"/>
+        </w:rPr>
+        <w:t xml:space="preserve"> </w:t>
+      </w:r>
+      <w:r>
+        <w:rPr>
+          <w:rStyle w:val="DataTypeTok"/>
+        </w:rPr>
+        <w:t xml:space="preserve">\</w:t>
+      </w:r>
+      <w:r>
+        <w:br/>
+      </w:r>
+      <w:r>
+        <w:rPr>
+          <w:rStyle w:val="NormalTok"/>
+        </w:rPr>
+        <w:t xml:space="preserve">  </w:t>
+      </w:r>
+      <w:r>
+        <w:rPr>
+          <w:rStyle w:val="AttributeTok"/>
+        </w:rPr>
+        <w:t xml:space="preserve">-H</w:t>
+      </w:r>
+      <w:r>
+        <w:rPr>
+          <w:rStyle w:val="NormalTok"/>
+        </w:rPr>
+        <w:t xml:space="preserve"> </w:t>
+      </w:r>
+      <w:r>
+        <w:rPr>
+          <w:rStyle w:val="StringTok"/>
+        </w:rPr>
+        <w:t xml:space="preserve">'Content-Type: application/json'</w:t>
+      </w:r>
+      <w:r>
+        <w:rPr>
+          <w:rStyle w:val="NormalTok"/>
+        </w:rPr>
+        <w:t xml:space="preserve"> </w:t>
+      </w:r>
+      <w:r>
+        <w:rPr>
+          <w:rStyle w:val="DataTypeTok"/>
+        </w:rPr>
+        <w:t xml:space="preserve">\</w:t>
+      </w:r>
+      <w:r>
+        <w:br/>
+      </w:r>
+      <w:r>
+        <w:rPr>
+          <w:rStyle w:val="NormalTok"/>
+        </w:rPr>
+        <w:t xml:space="preserve">  </w:t>
+      </w:r>
+      <w:r>
+        <w:rPr>
+          <w:rStyle w:val="AttributeTok"/>
+        </w:rPr>
+        <w:t xml:space="preserve">-d</w:t>
+      </w:r>
+      <w:r>
+        <w:rPr>
+          <w:rStyle w:val="NormalTok"/>
+        </w:rPr>
+        <w:t xml:space="preserve"> </w:t>
+      </w:r>
+      <w:r>
+        <w:rPr>
+          <w:rStyle w:val="StringTok"/>
+        </w:rPr>
+        <w:t xml:space="preserve">'{"query":{"term":{"kubernetes.namespace_name":"processing"}},"size":10,"sort":[{"@timestamp":{"order":"desc"}}]}'</w:t>
+      </w:r>
+      <w:r>
+        <w:br/>
+      </w:r>
+      <w:r>
+        <w:br/>
+      </w:r>
+      <w:r>
+        <w:rPr>
+          <w:rStyle w:val="CommentTok"/>
+        </w:rPr>
+        <w:t xml:space="preserve"># 특정 파드 로그 검색</w:t>
+      </w:r>
+      <w:r>
+        <w:br/>
+      </w:r>
+      <w:r>
+        <w:rPr>
+          <w:rStyle w:val="ExtensionTok"/>
+        </w:rPr>
+        <w:t xml:space="preserve">curl</w:t>
+      </w:r>
+      <w:r>
+        <w:rPr>
+          <w:rStyle w:val="NormalTok"/>
+        </w:rPr>
+        <w:t xml:space="preserve"> </w:t>
+      </w:r>
+      <w:r>
+        <w:rPr>
+          <w:rStyle w:val="AttributeTok"/>
+        </w:rPr>
+        <w:t xml:space="preserve">-sk</w:t>
+      </w:r>
+      <w:r>
+        <w:rPr>
+          <w:rStyle w:val="NormalTok"/>
+        </w:rPr>
+        <w:t xml:space="preserve"> </w:t>
+      </w:r>
+      <w:r>
+        <w:rPr>
+          <w:rStyle w:val="AttributeTok"/>
+        </w:rPr>
+        <w:t xml:space="preserve">-u</w:t>
+      </w:r>
+      <w:r>
+        <w:rPr>
+          <w:rStyle w:val="NormalTok"/>
+        </w:rPr>
+        <w:t xml:space="preserve"> </w:t>
+      </w:r>
+      <w:r>
+        <w:rPr>
+          <w:rStyle w:val="StringTok"/>
+        </w:rPr>
+        <w:t xml:space="preserve">"admin:</w:t>
+      </w:r>
+      <w:r>
+        <w:rPr>
+          <w:rStyle w:val="VariableTok"/>
+        </w:rPr>
+        <w:t xml:space="preserve">${ADMIN_PASS}</w:t>
+      </w:r>
+      <w:r>
+        <w:rPr>
+          <w:rStyle w:val="StringTok"/>
+        </w:rPr>
+        <w:t xml:space="preserve">"</w:t>
+      </w:r>
+      <w:r>
+        <w:rPr>
+          <w:rStyle w:val="NormalTok"/>
+        </w:rPr>
+        <w:t xml:space="preserve"> </w:t>
+      </w:r>
+      <w:r>
+        <w:rPr>
+          <w:rStyle w:val="DataTypeTok"/>
+        </w:rPr>
+        <w:t xml:space="preserve">\</w:t>
+      </w:r>
+      <w:r>
+        <w:br/>
+      </w:r>
+      <w:r>
+        <w:rPr>
+          <w:rStyle w:val="NormalTok"/>
+        </w:rPr>
+        <w:t xml:space="preserve">  </w:t>
+      </w:r>
+      <w:r>
+        <w:rPr>
+          <w:rStyle w:val="StringTok"/>
+        </w:rPr>
+        <w:t xml:space="preserve">"https://localhost:19200/logs-*/_search"</w:t>
+      </w:r>
+      <w:r>
+        <w:rPr>
+          <w:rStyle w:val="NormalTok"/>
+        </w:rPr>
+        <w:t xml:space="preserve"> </w:t>
+      </w:r>
+      <w:r>
+        <w:rPr>
+          <w:rStyle w:val="DataTypeTok"/>
+        </w:rPr>
+        <w:t xml:space="preserve">\</w:t>
+      </w:r>
+      <w:r>
+        <w:br/>
+      </w:r>
+      <w:r>
+        <w:rPr>
+          <w:rStyle w:val="NormalTok"/>
+        </w:rPr>
+        <w:t xml:space="preserve">  </w:t>
+      </w:r>
+      <w:r>
+        <w:rPr>
+          <w:rStyle w:val="AttributeTok"/>
+        </w:rPr>
+        <w:t xml:space="preserve">-H</w:t>
+      </w:r>
+      <w:r>
+        <w:rPr>
+          <w:rStyle w:val="NormalTok"/>
+        </w:rPr>
+        <w:t xml:space="preserve"> </w:t>
+      </w:r>
+      <w:r>
+        <w:rPr>
+          <w:rStyle w:val="StringTok"/>
+        </w:rPr>
+        <w:t xml:space="preserve">'Content-Type: application/json'</w:t>
+      </w:r>
+      <w:r>
+        <w:rPr>
+          <w:rStyle w:val="NormalTok"/>
+        </w:rPr>
+        <w:t xml:space="preserve"> </w:t>
+      </w:r>
+      <w:r>
+        <w:rPr>
+          <w:rStyle w:val="DataTypeTok"/>
+        </w:rPr>
+        <w:t xml:space="preserve">\</w:t>
+      </w:r>
+      <w:r>
+        <w:br/>
+      </w:r>
+      <w:r>
+        <w:rPr>
+          <w:rStyle w:val="NormalTok"/>
+        </w:rPr>
+        <w:t xml:space="preserve">  </w:t>
+      </w:r>
+      <w:r>
+        <w:rPr>
+          <w:rStyle w:val="AttributeTok"/>
+        </w:rPr>
+        <w:t xml:space="preserve">-d</w:t>
+      </w:r>
+      <w:r>
+        <w:rPr>
+          <w:rStyle w:val="NormalTok"/>
+        </w:rPr>
+        <w:t xml:space="preserve"> </w:t>
+      </w:r>
+      <w:r>
+        <w:rPr>
+          <w:rStyle w:val="StringTok"/>
+        </w:rPr>
+        <w:t xml:space="preserve">'{"query":{"term":{"kubernetes.pod_name":"upload-api-xxx"}},"size":10,"sort":[{"@timestamp":{"order":"desc"}}]}'</w:t>
+      </w:r>
+      <w:r>
+        <w:br/>
+      </w:r>
+      <w:r>
+        <w:br/>
+      </w:r>
+      <w:r>
+        <w:rPr>
+          <w:rStyle w:val="CommentTok"/>
+        </w:rPr>
+        <w:t xml:space="preserve"># 키워드 검색</w:t>
+      </w:r>
+      <w:r>
+        <w:br/>
+      </w:r>
+      <w:r>
+        <w:rPr>
+          <w:rStyle w:val="ExtensionTok"/>
+        </w:rPr>
+        <w:t xml:space="preserve">curl</w:t>
+      </w:r>
+      <w:r>
+        <w:rPr>
+          <w:rStyle w:val="NormalTok"/>
+        </w:rPr>
+        <w:t xml:space="preserve"> </w:t>
+      </w:r>
+      <w:r>
+        <w:rPr>
+          <w:rStyle w:val="AttributeTok"/>
+        </w:rPr>
+        <w:t xml:space="preserve">-sk</w:t>
+      </w:r>
+      <w:r>
+        <w:rPr>
+          <w:rStyle w:val="NormalTok"/>
+        </w:rPr>
+        <w:t xml:space="preserve"> </w:t>
+      </w:r>
+      <w:r>
+        <w:rPr>
+          <w:rStyle w:val="AttributeTok"/>
+        </w:rPr>
+        <w:t xml:space="preserve">-u</w:t>
+      </w:r>
+      <w:r>
+        <w:rPr>
+          <w:rStyle w:val="NormalTok"/>
+        </w:rPr>
+        <w:t xml:space="preserve"> </w:t>
+      </w:r>
+      <w:r>
+        <w:rPr>
+          <w:rStyle w:val="StringTok"/>
+        </w:rPr>
+        <w:t xml:space="preserve">"admin:</w:t>
+      </w:r>
+      <w:r>
+        <w:rPr>
+          <w:rStyle w:val="VariableTok"/>
+        </w:rPr>
+        <w:t xml:space="preserve">${ADMIN_PASS}</w:t>
+      </w:r>
+      <w:r>
+        <w:rPr>
+          <w:rStyle w:val="StringTok"/>
+        </w:rPr>
+        <w:t xml:space="preserve">"</w:t>
+      </w:r>
+      <w:r>
+        <w:rPr>
+          <w:rStyle w:val="NormalTok"/>
+        </w:rPr>
+        <w:t xml:space="preserve"> </w:t>
+      </w:r>
+      <w:r>
+        <w:rPr>
+          <w:rStyle w:val="DataTypeTok"/>
+        </w:rPr>
+        <w:t xml:space="preserve">\</w:t>
+      </w:r>
+      <w:r>
+        <w:br/>
+      </w:r>
+      <w:r>
+        <w:rPr>
+          <w:rStyle w:val="NormalTok"/>
+        </w:rPr>
+        <w:t xml:space="preserve">  </w:t>
+      </w:r>
+      <w:r>
+        <w:rPr>
+          <w:rStyle w:val="StringTok"/>
+        </w:rPr>
+        <w:t xml:space="preserve">"https://localhost:19200/logs-*/_search"</w:t>
+      </w:r>
+      <w:r>
+        <w:rPr>
+          <w:rStyle w:val="NormalTok"/>
+        </w:rPr>
+        <w:t xml:space="preserve"> </w:t>
+      </w:r>
+      <w:r>
+        <w:rPr>
+          <w:rStyle w:val="DataTypeTok"/>
+        </w:rPr>
+        <w:t xml:space="preserve">\</w:t>
+      </w:r>
+      <w:r>
+        <w:br/>
+      </w:r>
+      <w:r>
+        <w:rPr>
+          <w:rStyle w:val="NormalTok"/>
+        </w:rPr>
+        <w:t xml:space="preserve">  </w:t>
+      </w:r>
+      <w:r>
+        <w:rPr>
+          <w:rStyle w:val="AttributeTok"/>
+        </w:rPr>
+        <w:t xml:space="preserve">-H</w:t>
+      </w:r>
+      <w:r>
+        <w:rPr>
+          <w:rStyle w:val="NormalTok"/>
+        </w:rPr>
+        <w:t xml:space="preserve"> </w:t>
+      </w:r>
+      <w:r>
+        <w:rPr>
+          <w:rStyle w:val="StringTok"/>
+        </w:rPr>
+        <w:t xml:space="preserve">'Content-Type: application/json'</w:t>
+      </w:r>
+      <w:r>
+        <w:rPr>
+          <w:rStyle w:val="NormalTok"/>
+        </w:rPr>
+        <w:t xml:space="preserve"> </w:t>
+      </w:r>
+      <w:r>
+        <w:rPr>
+          <w:rStyle w:val="DataTypeTok"/>
+        </w:rPr>
+        <w:t xml:space="preserve">\</w:t>
+      </w:r>
+      <w:r>
+        <w:br/>
+      </w:r>
+      <w:r>
+        <w:rPr>
+          <w:rStyle w:val="NormalTok"/>
+        </w:rPr>
+        <w:t xml:space="preserve">  </w:t>
+      </w:r>
+      <w:r>
+        <w:rPr>
+          <w:rStyle w:val="AttributeTok"/>
+        </w:rPr>
+        <w:t xml:space="preserve">-d</w:t>
+      </w:r>
+      <w:r>
+        <w:rPr>
+          <w:rStyle w:val="NormalTok"/>
+        </w:rPr>
+        <w:t xml:space="preserve"> </w:t>
+      </w:r>
+      <w:r>
+        <w:rPr>
+          <w:rStyle w:val="StringTok"/>
+        </w:rPr>
+        <w:t xml:space="preserve">'{"query":{"match":{"log":"ERROR"}},"size":10,"sort":[{"@timestamp":{"order":"desc"}}]}'</w:t>
+      </w:r>
+      <w:r>
+        <w:br/>
+      </w:r>
+      <w:r>
+        <w:br/>
+      </w:r>
+      <w:r>
+        <w:rPr>
+          <w:rStyle w:val="BuiltInTok"/>
+        </w:rPr>
+        <w:t xml:space="preserve">kill</w:t>
+      </w:r>
+      <w:r>
+        <w:rPr>
+          <w:rStyle w:val="NormalTok"/>
+        </w:rPr>
+        <w:t xml:space="preserve"> </w:t>
+      </w:r>
+      <w:r>
+        <w:rPr>
+          <w:rStyle w:val="VariableTok"/>
+        </w:rPr>
+        <w:t xml:space="preserve">$PF_PID</w:t>
+      </w:r>
+    </w:p>
+    <w:p>
+      <w:r>
+        <w:pict>
+          <v:rect style="width:0;height:1.5pt" o:hralign="center" o:hrstd="t" o:hr="t"/>
+        </w:pict>
+      </w:r>
+    </w:p>
     <w:bookmarkEnd w:id="24"/>
-    <w:bookmarkStart w:id="25" w:name="Xc4e4aab1ceb387ef91ce269b5366cd10e363c4f"/>
+    <w:bookmarkStart w:id="30" w:name="X849c49bae1b9fdfe972a66936913da2cd17ea20"/>
     <w:p>
       <w:pPr>
         <w:pStyle w:val="Heading2"/>
       </w:pPr>
       <w:r>
-        <w:t xml:space="preserve">8. 인덱스 템플릿 스펙</w:t>
+        <w:t xml:space="preserve">7. 트러블슈팅</w:t>
+      </w:r>
+    </w:p>
+    <w:bookmarkStart w:id="25" w:name="증상-fluentbit-파드-crashloopbackoff"/>
+    <w:p>
+      <w:pPr>
+        <w:pStyle w:val="Heading3"/>
+      </w:pPr>
+      <w:r>
+        <w:t xml:space="preserve">증상: Fluentbit 파드 CrashLoopBackOff</w:t>
+      </w:r>
+    </w:p>
+    <w:p>
+      <w:pPr>
+        <w:pStyle w:val="SourceCode"/>
+      </w:pPr>
+      <w:r>
+        <w:rPr>
+          <w:rStyle w:val="ExtensionTok"/>
+        </w:rPr>
+        <w:t xml:space="preserve">kubectl</w:t>
+      </w:r>
+      <w:r>
+        <w:rPr>
+          <w:rStyle w:val="NormalTok"/>
+        </w:rPr>
+        <w:t xml:space="preserve"> </w:t>
+      </w:r>
+      <w:r>
+        <w:rPr>
+          <w:rStyle w:val="AttributeTok"/>
+        </w:rPr>
+        <w:t xml:space="preserve">-n</w:t>
+      </w:r>
+      <w:r>
+        <w:rPr>
+          <w:rStyle w:val="NormalTok"/>
+        </w:rPr>
+        <w:t xml:space="preserve"> kube-system logs ds/fluent-bit </w:t>
+      </w:r>
+      <w:r>
+        <w:rPr>
+          <w:rStyle w:val="AttributeTok"/>
+        </w:rPr>
+        <w:t xml:space="preserve">--tail</w:t>
+      </w:r>
+      <w:r>
+        <w:rPr>
+          <w:rStyle w:val="OperatorTok"/>
+        </w:rPr>
+        <w:t xml:space="preserve">=</w:t>
+      </w:r>
+      <w:r>
+        <w:rPr>
+          <w:rStyle w:val="NormalTok"/>
+        </w:rPr>
+        <w:t xml:space="preserve">50</w:t>
+      </w:r>
+      <w:r>
+        <w:br/>
+      </w:r>
+      <w:r>
+        <w:rPr>
+          <w:rStyle w:val="ExtensionTok"/>
+        </w:rPr>
+        <w:t xml:space="preserve">kubectl</w:t>
+      </w:r>
+      <w:r>
+        <w:rPr>
+          <w:rStyle w:val="NormalTok"/>
+        </w:rPr>
+        <w:t xml:space="preserve"> </w:t>
+      </w:r>
+      <w:r>
+        <w:rPr>
+          <w:rStyle w:val="AttributeTok"/>
+        </w:rPr>
+        <w:t xml:space="preserve">-n</w:t>
+      </w:r>
+      <w:r>
+        <w:rPr>
+          <w:rStyle w:val="NormalTok"/>
+        </w:rPr>
+        <w:t xml:space="preserve"> kube-system describe pod </w:t>
+      </w:r>
+      <w:r>
+        <w:rPr>
+          <w:rStyle w:val="OperatorTok"/>
+        </w:rPr>
+        <w:t xml:space="preserve">&lt;</w:t>
+      </w:r>
+      <w:r>
+        <w:rPr>
+          <w:rStyle w:val="NormalTok"/>
+        </w:rPr>
+        <w:t xml:space="preserve">fluent-bit-pod</w:t>
+      </w:r>
+      <w:r>
+        <w:rPr>
+          <w:rStyle w:val="OperatorTok"/>
+        </w:rPr>
+        <w:t xml:space="preserve">&gt;</w:t>
       </w:r>
     </w:p>
     <w:p>
@@ -2518,7 +3544,26 @@
         <w:pStyle w:val="FirstParagraph"/>
       </w:pPr>
       <w:r>
-        <w:t xml:space="preserve">인덱스 패턴:</w:t>
+        <w:rPr>
+          <w:b/>
+          <w:bCs/>
+        </w:rPr>
+        <w:t xml:space="preserve">주요 원인</w:t>
+      </w:r>
+      <w:r>
+        <w:t xml:space="preserve">:</w:t>
+      </w:r>
+    </w:p>
+    <w:p>
+      <w:pPr>
+        <w:pStyle w:val="Compact"/>
+        <w:numPr>
+          <w:ilvl w:val="0"/>
+          <w:numId w:val="1003"/>
+        </w:numPr>
+      </w:pPr>
+      <w:r>
+        <w:t xml:space="preserve">ConfigMap 파싱 오류:</w:t>
       </w:r>
       <w:r>
         <w:t xml:space="preserve"> </w:t>
@@ -2527,7 +3572,883 @@
         <w:rPr>
           <w:rStyle w:val="VerbatimChar"/>
         </w:rPr>
-        <w:t xml:space="preserve">logs-*</w:t>
+        <w:t xml:space="preserve">undefined value</w:t>
+      </w:r>
+      <w:r>
+        <w:t xml:space="preserve"> </w:t>
+      </w:r>
+      <w:r>
+        <w:t xml:space="preserve">→</w:t>
+      </w:r>
+      <w:r>
+        <w:t xml:space="preserve"> </w:t>
+      </w:r>
+      <w:r>
+        <w:rPr>
+          <w:rStyle w:val="VerbatimChar"/>
+        </w:rPr>
+        <w:t xml:space="preserve">infra/helm/values/dev/fluentbit.yaml</w:t>
+      </w:r>
+      <w:r>
+        <w:t xml:space="preserve"> </w:t>
+      </w:r>
+      <w:r>
+        <w:t xml:space="preserve">config 섹션 확인</w:t>
+      </w:r>
+    </w:p>
+    <w:p>
+      <w:pPr>
+        <w:pStyle w:val="Compact"/>
+        <w:numPr>
+          <w:ilvl w:val="0"/>
+          <w:numId w:val="1003"/>
+        </w:numPr>
+      </w:pPr>
+      <w:r>
+        <w:t xml:space="preserve">빈 값 key (예:</w:t>
+      </w:r>
+      <w:r>
+        <w:t xml:space="preserve"> </w:t>
+      </w:r>
+      <w:r>
+        <w:rPr>
+          <w:rStyle w:val="VerbatimChar"/>
+        </w:rPr>
+        <w:t xml:space="preserve">HTTP_User</w:t>
+      </w:r>
+      <w:r>
+        <w:t xml:space="preserve"> </w:t>
+      </w:r>
+      <w:r>
+        <w:t xml:space="preserve">뒤에 값 없이 단독 줄) → 삭제 또는 값 지정</w:t>
+      </w:r>
+    </w:p>
+    <w:bookmarkEnd w:id="25"/>
+    <w:bookmarkStart w:id="26" w:name="증상-opensearch-연결-타임아웃"/>
+    <w:p>
+      <w:pPr>
+        <w:pStyle w:val="Heading3"/>
+      </w:pPr>
+      <w:r>
+        <w:t xml:space="preserve">증상: OpenSearch 연결 타임아웃</w:t>
+      </w:r>
+    </w:p>
+    <w:p>
+      <w:pPr>
+        <w:pStyle w:val="SourceCode"/>
+      </w:pPr>
+      <w:r>
+        <w:rPr>
+          <w:rStyle w:val="CommentTok"/>
+        </w:rPr>
+        <w:t xml:space="preserve"># Fluentbit → OpenSearch 연결 테스트 (HTTPS + 인증)</w:t>
+      </w:r>
+      <w:r>
+        <w:br/>
+      </w:r>
+      <w:r>
+        <w:rPr>
+          <w:rStyle w:val="VariableTok"/>
+        </w:rPr>
+        <w:t xml:space="preserve">FB_PASS</w:t>
+      </w:r>
+      <w:r>
+        <w:rPr>
+          <w:rStyle w:val="OperatorTok"/>
+        </w:rPr>
+        <w:t xml:space="preserve">=</w:t>
+      </w:r>
+      <w:r>
+        <w:rPr>
+          <w:rStyle w:val="VariableTok"/>
+        </w:rPr>
+        <w:t xml:space="preserve">$(</w:t>
+      </w:r>
+      <w:r>
+        <w:rPr>
+          <w:rStyle w:val="ExtensionTok"/>
+        </w:rPr>
+        <w:t xml:space="preserve">kubectl</w:t>
+      </w:r>
+      <w:r>
+        <w:rPr>
+          <w:rStyle w:val="NormalTok"/>
+        </w:rPr>
+        <w:t xml:space="preserve"> get secret </w:t>
+      </w:r>
+      <w:r>
+        <w:rPr>
+          <w:rStyle w:val="AttributeTok"/>
+        </w:rPr>
+        <w:t xml:space="preserve">-n</w:t>
+      </w:r>
+      <w:r>
+        <w:rPr>
+          <w:rStyle w:val="NormalTok"/>
+        </w:rPr>
+        <w:t xml:space="preserve"> kube-system opensearch-fluentbit-creds </w:t>
+      </w:r>
+      <w:r>
+        <w:rPr>
+          <w:rStyle w:val="AttributeTok"/>
+        </w:rPr>
+        <w:t xml:space="preserve">-o</w:t>
+      </w:r>
+      <w:r>
+        <w:rPr>
+          <w:rStyle w:val="NormalTok"/>
+        </w:rPr>
+        <w:t xml:space="preserve"> jsonpath=</w:t>
+      </w:r>
+      <w:r>
+        <w:rPr>
+          <w:rStyle w:val="StringTok"/>
+        </w:rPr>
+        <w:t xml:space="preserve">'{.data.password}'</w:t>
+      </w:r>
+      <w:r>
+        <w:rPr>
+          <w:rStyle w:val="NormalTok"/>
+        </w:rPr>
+        <w:t xml:space="preserve"> </w:t>
+      </w:r>
+      <w:r>
+        <w:rPr>
+          <w:rStyle w:val="KeywordTok"/>
+        </w:rPr>
+        <w:t xml:space="preserve">|</w:t>
+      </w:r>
+      <w:r>
+        <w:rPr>
+          <w:rStyle w:val="NormalTok"/>
+        </w:rPr>
+        <w:t xml:space="preserve"> </w:t>
+      </w:r>
+      <w:r>
+        <w:rPr>
+          <w:rStyle w:val="FunctionTok"/>
+        </w:rPr>
+        <w:t xml:space="preserve">base64</w:t>
+      </w:r>
+      <w:r>
+        <w:rPr>
+          <w:rStyle w:val="NormalTok"/>
+        </w:rPr>
+        <w:t xml:space="preserve"> </w:t>
+      </w:r>
+      <w:r>
+        <w:rPr>
+          <w:rStyle w:val="AttributeTok"/>
+        </w:rPr>
+        <w:t xml:space="preserve">-d</w:t>
+      </w:r>
+      <w:r>
+        <w:rPr>
+          <w:rStyle w:val="VariableTok"/>
+        </w:rPr>
+        <w:t xml:space="preserve">)</w:t>
+      </w:r>
+      <w:r>
+        <w:br/>
+      </w:r>
+      <w:r>
+        <w:rPr>
+          <w:rStyle w:val="ExtensionTok"/>
+        </w:rPr>
+        <w:t xml:space="preserve">kubectl</w:t>
+      </w:r>
+      <w:r>
+        <w:rPr>
+          <w:rStyle w:val="NormalTok"/>
+        </w:rPr>
+        <w:t xml:space="preserve"> run test-curl </w:t>
+      </w:r>
+      <w:r>
+        <w:rPr>
+          <w:rStyle w:val="AttributeTok"/>
+        </w:rPr>
+        <w:t xml:space="preserve">--image</w:t>
+      </w:r>
+      <w:r>
+        <w:rPr>
+          <w:rStyle w:val="OperatorTok"/>
+        </w:rPr>
+        <w:t xml:space="preserve">=</w:t>
+      </w:r>
+      <w:r>
+        <w:rPr>
+          <w:rStyle w:val="NormalTok"/>
+        </w:rPr>
+        <w:t xml:space="preserve">curlimages/curl:8.7.1 </w:t>
+      </w:r>
+      <w:r>
+        <w:rPr>
+          <w:rStyle w:val="AttributeTok"/>
+        </w:rPr>
+        <w:t xml:space="preserve">-n</w:t>
+      </w:r>
+      <w:r>
+        <w:rPr>
+          <w:rStyle w:val="NormalTok"/>
+        </w:rPr>
+        <w:t xml:space="preserve"> kube-system </w:t>
+      </w:r>
+      <w:r>
+        <w:rPr>
+          <w:rStyle w:val="AttributeTok"/>
+        </w:rPr>
+        <w:t xml:space="preserve">--rm</w:t>
+      </w:r>
+      <w:r>
+        <w:rPr>
+          <w:rStyle w:val="NormalTok"/>
+        </w:rPr>
+        <w:t xml:space="preserve"> </w:t>
+      </w:r>
+      <w:r>
+        <w:rPr>
+          <w:rStyle w:val="AttributeTok"/>
+        </w:rPr>
+        <w:t xml:space="preserve">-it</w:t>
+      </w:r>
+      <w:r>
+        <w:rPr>
+          <w:rStyle w:val="NormalTok"/>
+        </w:rPr>
+        <w:t xml:space="preserve"> </w:t>
+      </w:r>
+      <w:r>
+        <w:rPr>
+          <w:rStyle w:val="DataTypeTok"/>
+        </w:rPr>
+        <w:t xml:space="preserve">\</w:t>
+      </w:r>
+      <w:r>
+        <w:br/>
+      </w:r>
+      <w:r>
+        <w:rPr>
+          <w:rStyle w:val="NormalTok"/>
+        </w:rPr>
+        <w:t xml:space="preserve">  </w:t>
+      </w:r>
+      <w:r>
+        <w:rPr>
+          <w:rStyle w:val="AttributeTok"/>
+        </w:rPr>
+        <w:t xml:space="preserve">--command</w:t>
+      </w:r>
+      <w:r>
+        <w:rPr>
+          <w:rStyle w:val="NormalTok"/>
+        </w:rPr>
+        <w:t xml:space="preserve"> </w:t>
+      </w:r>
+      <w:r>
+        <w:rPr>
+          <w:rStyle w:val="AttributeTok"/>
+        </w:rPr>
+        <w:t xml:space="preserve">--</w:t>
+      </w:r>
+      <w:r>
+        <w:rPr>
+          <w:rStyle w:val="NormalTok"/>
+        </w:rPr>
+        <w:t xml:space="preserve"> curl </w:t>
+      </w:r>
+      <w:r>
+        <w:rPr>
+          <w:rStyle w:val="AttributeTok"/>
+        </w:rPr>
+        <w:t xml:space="preserve">-sk</w:t>
+      </w:r>
+      <w:r>
+        <w:rPr>
+          <w:rStyle w:val="NormalTok"/>
+        </w:rPr>
+        <w:t xml:space="preserve"> </w:t>
+      </w:r>
+      <w:r>
+        <w:rPr>
+          <w:rStyle w:val="AttributeTok"/>
+        </w:rPr>
+        <w:t xml:space="preserve">-u</w:t>
+      </w:r>
+      <w:r>
+        <w:rPr>
+          <w:rStyle w:val="NormalTok"/>
+        </w:rPr>
+        <w:t xml:space="preserve"> </w:t>
+      </w:r>
+      <w:r>
+        <w:rPr>
+          <w:rStyle w:val="StringTok"/>
+        </w:rPr>
+        <w:t xml:space="preserve">"fluentbit:</w:t>
+      </w:r>
+      <w:r>
+        <w:rPr>
+          <w:rStyle w:val="VariableTok"/>
+        </w:rPr>
+        <w:t xml:space="preserve">${FB_PASS}</w:t>
+      </w:r>
+      <w:r>
+        <w:rPr>
+          <w:rStyle w:val="StringTok"/>
+        </w:rPr>
+        <w:t xml:space="preserve">"</w:t>
+      </w:r>
+      <w:r>
+        <w:rPr>
+          <w:rStyle w:val="NormalTok"/>
+        </w:rPr>
+        <w:t xml:space="preserve"> </w:t>
+      </w:r>
+      <w:r>
+        <w:rPr>
+          <w:rStyle w:val="DataTypeTok"/>
+        </w:rPr>
+        <w:t xml:space="preserve">\</w:t>
+      </w:r>
+      <w:r>
+        <w:br/>
+      </w:r>
+      <w:r>
+        <w:rPr>
+          <w:rStyle w:val="NormalTok"/>
+        </w:rPr>
+        <w:t xml:space="preserve">  https://opensearch-cluster-master.observability.svc.cluster.local:9200/_cluster/health</w:t>
+      </w:r>
+    </w:p>
+    <w:p>
+      <w:pPr>
+        <w:pStyle w:val="FirstParagraph"/>
+      </w:pPr>
+      <w:r>
+        <w:rPr>
+          <w:b/>
+          <w:bCs/>
+        </w:rPr>
+        <w:t xml:space="preserve">주요 원인</w:t>
+      </w:r>
+      <w:r>
+        <w:t xml:space="preserve">:</w:t>
+      </w:r>
+    </w:p>
+    <w:p>
+      <w:pPr>
+        <w:pStyle w:val="Compact"/>
+        <w:numPr>
+          <w:ilvl w:val="0"/>
+          <w:numId w:val="1004"/>
+        </w:numPr>
+      </w:pPr>
+      <w:r>
+        <w:t xml:space="preserve">NetworkPolicy 미적용:</w:t>
+      </w:r>
+      <w:r>
+        <w:t xml:space="preserve"> </w:t>
+      </w:r>
+      <w:r>
+        <w:rPr>
+          <w:rStyle w:val="VerbatimChar"/>
+        </w:rPr>
+        <w:t xml:space="preserve">infra/manifests/fluentbit/fluentbit-to-opensearch-netpol.yaml</w:t>
+      </w:r>
+      <w:r>
+        <w:t xml:space="preserve"> </w:t>
+      </w:r>
+      <w:r>
+        <w:t xml:space="preserve">확인</w:t>
+      </w:r>
+    </w:p>
+    <w:p>
+      <w:pPr>
+        <w:pStyle w:val="Compact"/>
+        <w:numPr>
+          <w:ilvl w:val="0"/>
+          <w:numId w:val="1004"/>
+        </w:numPr>
+      </w:pPr>
+      <w:r>
+        <w:t xml:space="preserve">OpenSearch pod 레이블 불일치: 현재</w:t>
+      </w:r>
+      <w:r>
+        <w:t xml:space="preserve"> </w:t>
+      </w:r>
+      <w:r>
+        <w:rPr>
+          <w:rStyle w:val="VerbatimChar"/>
+        </w:rPr>
+        <w:t xml:space="preserve">app.kubernetes.io/name=opensearch</w:t>
+      </w:r>
+    </w:p>
+    <w:p>
+      <w:pPr>
+        <w:pStyle w:val="Compact"/>
+        <w:numPr>
+          <w:ilvl w:val="0"/>
+          <w:numId w:val="1004"/>
+        </w:numPr>
+      </w:pPr>
+      <w:r>
+        <w:t xml:space="preserve">인증 실패:</w:t>
+      </w:r>
+      <w:r>
+        <w:t xml:space="preserve"> </w:t>
+      </w:r>
+      <w:r>
+        <w:rPr>
+          <w:rStyle w:val="VerbatimChar"/>
+        </w:rPr>
+        <w:t xml:space="preserve">opensearch-fluentbit-creds</w:t>
+      </w:r>
+      <w:r>
+        <w:t xml:space="preserve"> </w:t>
+      </w:r>
+      <w:r>
+        <w:t xml:space="preserve">Secret 동기화 확인</w:t>
+      </w:r>
+    </w:p>
+    <w:p>
+      <w:pPr>
+        <w:pStyle w:val="SourceCode"/>
+      </w:pPr>
+      <w:r>
+        <w:rPr>
+          <w:rStyle w:val="CommentTok"/>
+        </w:rPr>
+        <w:t xml:space="preserve"># NetworkPolicy 확인</w:t>
+      </w:r>
+      <w:r>
+        <w:br/>
+      </w:r>
+      <w:r>
+        <w:rPr>
+          <w:rStyle w:val="ExtensionTok"/>
+        </w:rPr>
+        <w:t xml:space="preserve">kubectl</w:t>
+      </w:r>
+      <w:r>
+        <w:rPr>
+          <w:rStyle w:val="NormalTok"/>
+        </w:rPr>
+        <w:t xml:space="preserve"> </w:t>
+      </w:r>
+      <w:r>
+        <w:rPr>
+          <w:rStyle w:val="AttributeTok"/>
+        </w:rPr>
+        <w:t xml:space="preserve">-n</w:t>
+      </w:r>
+      <w:r>
+        <w:rPr>
+          <w:rStyle w:val="NormalTok"/>
+        </w:rPr>
+        <w:t xml:space="preserve"> observability get networkpolicy allow-fluentbit-from-kube-system </w:t>
+      </w:r>
+      <w:r>
+        <w:rPr>
+          <w:rStyle w:val="AttributeTok"/>
+        </w:rPr>
+        <w:t xml:space="preserve">-o</w:t>
+      </w:r>
+      <w:r>
+        <w:rPr>
+          <w:rStyle w:val="NormalTok"/>
+        </w:rPr>
+        <w:t xml:space="preserve"> yaml</w:t>
+      </w:r>
+      <w:r>
+        <w:br/>
+      </w:r>
+      <w:r>
+        <w:br/>
+      </w:r>
+      <w:r>
+        <w:rPr>
+          <w:rStyle w:val="CommentTok"/>
+        </w:rPr>
+        <w:t xml:space="preserve"># ExternalSecret 동기화 상태</w:t>
+      </w:r>
+      <w:r>
+        <w:br/>
+      </w:r>
+      <w:r>
+        <w:rPr>
+          <w:rStyle w:val="ExtensionTok"/>
+        </w:rPr>
+        <w:t xml:space="preserve">kubectl</w:t>
+      </w:r>
+      <w:r>
+        <w:rPr>
+          <w:rStyle w:val="NormalTok"/>
+        </w:rPr>
+        <w:t xml:space="preserve"> get externalsecret </w:t>
+      </w:r>
+      <w:r>
+        <w:rPr>
+          <w:rStyle w:val="AttributeTok"/>
+        </w:rPr>
+        <w:t xml:space="preserve">-n</w:t>
+      </w:r>
+      <w:r>
+        <w:rPr>
+          <w:rStyle w:val="NormalTok"/>
+        </w:rPr>
+        <w:t xml:space="preserve"> kube-system opensearch-fluentbit-creds</w:t>
+      </w:r>
+    </w:p>
+    <w:bookmarkEnd w:id="26"/>
+    <w:bookmarkStart w:id="27" w:name="증상-opensearch-401-unauthorized"/>
+    <w:p>
+      <w:pPr>
+        <w:pStyle w:val="Heading3"/>
+      </w:pPr>
+      <w:r>
+        <w:t xml:space="preserve">증상: OpenSearch 401 Unauthorized</w:t>
+      </w:r>
+    </w:p>
+    <w:p>
+      <w:pPr>
+        <w:pStyle w:val="SourceCode"/>
+      </w:pPr>
+      <w:r>
+        <w:rPr>
+          <w:rStyle w:val="CommentTok"/>
+        </w:rPr>
+        <w:t xml:space="preserve"># Security bootstrap 재실행</w:t>
+      </w:r>
+      <w:r>
+        <w:br/>
+      </w:r>
+      <w:r>
+        <w:rPr>
+          <w:rStyle w:val="ExtensionTok"/>
+        </w:rPr>
+        <w:t xml:space="preserve">kubectl</w:t>
+      </w:r>
+      <w:r>
+        <w:rPr>
+          <w:rStyle w:val="NormalTok"/>
+        </w:rPr>
+        <w:t xml:space="preserve"> delete job </w:t>
+      </w:r>
+      <w:r>
+        <w:rPr>
+          <w:rStyle w:val="AttributeTok"/>
+        </w:rPr>
+        <w:t xml:space="preserve">-n</w:t>
+      </w:r>
+      <w:r>
+        <w:rPr>
+          <w:rStyle w:val="NormalTok"/>
+        </w:rPr>
+        <w:t xml:space="preserve"> observability opensearch-security-bootstrap </w:t>
+      </w:r>
+      <w:r>
+        <w:rPr>
+          <w:rStyle w:val="AttributeTok"/>
+        </w:rPr>
+        <w:t xml:space="preserve">--ignore-not-found</w:t>
+      </w:r>
+      <w:r>
+        <w:br/>
+      </w:r>
+      <w:r>
+        <w:rPr>
+          <w:rStyle w:val="ExtensionTok"/>
+        </w:rPr>
+        <w:t xml:space="preserve">kubectl</w:t>
+      </w:r>
+      <w:r>
+        <w:rPr>
+          <w:rStyle w:val="NormalTok"/>
+        </w:rPr>
+        <w:t xml:space="preserve"> apply </w:t>
+      </w:r>
+      <w:r>
+        <w:rPr>
+          <w:rStyle w:val="AttributeTok"/>
+        </w:rPr>
+        <w:t xml:space="preserve">-f</w:t>
+      </w:r>
+      <w:r>
+        <w:rPr>
+          <w:rStyle w:val="NormalTok"/>
+        </w:rPr>
+        <w:t xml:space="preserve"> infra/manifests/observability/opensearch-bootstrap-users.yaml</w:t>
+      </w:r>
+      <w:r>
+        <w:br/>
+      </w:r>
+      <w:r>
+        <w:rPr>
+          <w:rStyle w:val="ExtensionTok"/>
+        </w:rPr>
+        <w:t xml:space="preserve">kubectl</w:t>
+      </w:r>
+      <w:r>
+        <w:rPr>
+          <w:rStyle w:val="NormalTok"/>
+        </w:rPr>
+        <w:t xml:space="preserve"> logs </w:t>
+      </w:r>
+      <w:r>
+        <w:rPr>
+          <w:rStyle w:val="AttributeTok"/>
+        </w:rPr>
+        <w:t xml:space="preserve">-n</w:t>
+      </w:r>
+      <w:r>
+        <w:rPr>
+          <w:rStyle w:val="NormalTok"/>
+        </w:rPr>
+        <w:t xml:space="preserve"> observability </w:t>
+      </w:r>
+      <w:r>
+        <w:rPr>
+          <w:rStyle w:val="AttributeTok"/>
+        </w:rPr>
+        <w:t xml:space="preserve">-l</w:t>
+      </w:r>
+      <w:r>
+        <w:rPr>
+          <w:rStyle w:val="NormalTok"/>
+        </w:rPr>
+        <w:t xml:space="preserve"> job-name=opensearch-security-bootstrap </w:t>
+      </w:r>
+      <w:r>
+        <w:rPr>
+          <w:rStyle w:val="AttributeTok"/>
+        </w:rPr>
+        <w:t xml:space="preserve">-f</w:t>
+      </w:r>
+    </w:p>
+    <w:bookmarkEnd w:id="27"/>
+    <w:bookmarkStart w:id="28" w:name="증상-특정-네임스페이스-로그-미수집"/>
+    <w:p>
+      <w:pPr>
+        <w:pStyle w:val="Heading3"/>
+      </w:pPr>
+      <w:r>
+        <w:t xml:space="preserve">증상: 특정 네임스페이스 로그 미수집</w:t>
+      </w:r>
+    </w:p>
+    <w:p>
+      <w:pPr>
+        <w:pStyle w:val="Compact"/>
+        <w:numPr>
+          <w:ilvl w:val="0"/>
+          <w:numId w:val="1005"/>
+        </w:numPr>
+      </w:pPr>
+      <w:r>
+        <w:t xml:space="preserve">해당 ns 파드에</w:t>
+      </w:r>
+      <w:r>
+        <w:t xml:space="preserve"> </w:t>
+      </w:r>
+      <w:r>
+        <w:rPr>
+          <w:rStyle w:val="VerbatimChar"/>
+        </w:rPr>
+        <w:t xml:space="preserve">fluentbit.io/exclude: "true"</w:t>
+      </w:r>
+      <w:r>
+        <w:t xml:space="preserve"> </w:t>
+      </w:r>
+      <w:r>
+        <w:t xml:space="preserve">애노테이션 없는지 확인</w:t>
+      </w:r>
+    </w:p>
+    <w:p>
+      <w:pPr>
+        <w:pStyle w:val="Compact"/>
+        <w:numPr>
+          <w:ilvl w:val="0"/>
+          <w:numId w:val="1005"/>
+        </w:numPr>
+      </w:pPr>
+      <w:r>
+        <w:t xml:space="preserve">Fluentbit tail이 해당 노드에서 로그 파일을 찾지 못하는 경우:</w:t>
+      </w:r>
+      <w:r>
+        <w:t xml:space="preserve"> </w:t>
+      </w:r>
+      <w:r>
+        <w:rPr>
+          <w:rStyle w:val="VerbatimChar"/>
+        </w:rPr>
+        <w:t xml:space="preserve">kubectl logs</w:t>
+      </w:r>
+      <w:r>
+        <w:t xml:space="preserve"> </w:t>
+      </w:r>
+      <w:r>
+        <w:t xml:space="preserve">로 파드가 stdout/stderr에 출력하는지 확인</w:t>
+      </w:r>
+    </w:p>
+    <w:p>
+      <w:pPr>
+        <w:pStyle w:val="Compact"/>
+        <w:numPr>
+          <w:ilvl w:val="0"/>
+          <w:numId w:val="1005"/>
+        </w:numPr>
+      </w:pPr>
+      <w:r>
+        <w:rPr>
+          <w:rStyle w:val="VerbatimChar"/>
+        </w:rPr>
+        <w:t xml:space="preserve">K8S-Logging.Exclude On</w:t>
+      </w:r>
+      <w:r>
+        <w:t xml:space="preserve"> </w:t>
+      </w:r>
+      <w:r>
+        <w:t xml:space="preserve">설정으로 파드 애노테이션 기반 제외 활성화 상태임</w:t>
+      </w:r>
+    </w:p>
+    <w:bookmarkEnd w:id="28"/>
+    <w:bookmarkStart w:id="29" w:name="증상-opensearch-디스크-공간-부족"/>
+    <w:p>
+      <w:pPr>
+        <w:pStyle w:val="Heading3"/>
+      </w:pPr>
+      <w:r>
+        <w:t xml:space="preserve">증상: OpenSearch 디스크 공간 부족</w:t>
+      </w:r>
+    </w:p>
+    <w:p>
+      <w:pPr>
+        <w:pStyle w:val="Compact"/>
+        <w:numPr>
+          <w:ilvl w:val="0"/>
+          <w:numId w:val="1006"/>
+        </w:numPr>
+      </w:pPr>
+      <w:r>
+        <w:t xml:space="preserve">현재 retention 정책 없음 (Phase 1+ ISM Policy 예정)</w:t>
+      </w:r>
+    </w:p>
+    <w:p>
+      <w:pPr>
+        <w:pStyle w:val="Compact"/>
+        <w:numPr>
+          <w:ilvl w:val="0"/>
+          <w:numId w:val="1006"/>
+        </w:numPr>
+      </w:pPr>
+      <w:r>
+        <w:t xml:space="preserve">임시 조치: 오래된 인덱스 수동 삭제</w:t>
+      </w:r>
+    </w:p>
+    <w:p>
+      <w:pPr>
+        <w:pStyle w:val="SourceCode"/>
+      </w:pPr>
+      <w:r>
+        <w:rPr>
+          <w:rStyle w:val="CommentTok"/>
+        </w:rPr>
+        <w:t xml:space="preserve"># 7일 이전 인덱스 목록</w:t>
+      </w:r>
+      <w:r>
+        <w:br/>
+      </w:r>
+      <w:r>
+        <w:rPr>
+          <w:rStyle w:val="ExtensionTok"/>
+        </w:rPr>
+        <w:t xml:space="preserve">curl</w:t>
+      </w:r>
+      <w:r>
+        <w:rPr>
+          <w:rStyle w:val="NormalTok"/>
+        </w:rPr>
+        <w:t xml:space="preserve"> </w:t>
+      </w:r>
+      <w:r>
+        <w:rPr>
+          <w:rStyle w:val="AttributeTok"/>
+        </w:rPr>
+        <w:t xml:space="preserve">-s</w:t>
+      </w:r>
+      <w:r>
+        <w:rPr>
+          <w:rStyle w:val="NormalTok"/>
+        </w:rPr>
+        <w:t xml:space="preserve"> http://localhost:19200/_cat/indices/logs-</w:t>
+      </w:r>
+      <w:r>
+        <w:rPr>
+          <w:rStyle w:val="PreprocessorTok"/>
+        </w:rPr>
+        <w:t xml:space="preserve">*?</w:t>
+      </w:r>
+      <w:r>
+        <w:rPr>
+          <w:rStyle w:val="NormalTok"/>
+        </w:rPr>
+        <w:t xml:space="preserve">v</w:t>
+      </w:r>
+      <w:r>
+        <w:br/>
+      </w:r>
+      <w:r>
+        <w:br/>
+      </w:r>
+      <w:r>
+        <w:rPr>
+          <w:rStyle w:val="CommentTok"/>
+        </w:rPr>
+        <w:t xml:space="preserve"># 특정 인덱스 삭제</w:t>
+      </w:r>
+      <w:r>
+        <w:br/>
+      </w:r>
+      <w:r>
+        <w:rPr>
+          <w:rStyle w:val="ExtensionTok"/>
+        </w:rPr>
+        <w:t xml:space="preserve">curl</w:t>
+      </w:r>
+      <w:r>
+        <w:rPr>
+          <w:rStyle w:val="NormalTok"/>
+        </w:rPr>
+        <w:t xml:space="preserve"> </w:t>
+      </w:r>
+      <w:r>
+        <w:rPr>
+          <w:rStyle w:val="AttributeTok"/>
+        </w:rPr>
+        <w:t xml:space="preserve">-X</w:t>
+      </w:r>
+      <w:r>
+        <w:rPr>
+          <w:rStyle w:val="NormalTok"/>
+        </w:rPr>
+        <w:t xml:space="preserve"> DELETE http://localhost:19200/logs-2026.04.01</w:t>
+      </w:r>
+    </w:p>
+    <w:p>
+      <w:r>
+        <w:pict>
+          <v:rect style="width:0;height:1.5pt" o:hralign="center" o:hrstd="t" o:hr="t"/>
+        </w:pict>
+      </w:r>
+    </w:p>
+    <w:bookmarkEnd w:id="29"/>
+    <w:bookmarkEnd w:id="30"/>
+    <w:bookmarkStart w:id="31" w:name="X1ce542753154288d7306bbcdb8641643e0c6283"/>
+    <w:p>
+      <w:pPr>
+        <w:pStyle w:val="Heading2"/>
+      </w:pPr>
+      <w:r>
+        <w:t xml:space="preserve">8. 알려진 제한 사항 및 이월 항목</w:t>
       </w:r>
     </w:p>
     <w:tbl>
@@ -2552,6 +4473,407 @@
               <w:pStyle w:val="Compact"/>
             </w:pPr>
             <w:r>
+              <w:t xml:space="preserve">항목</w:t>
+            </w:r>
+          </w:p>
+        </w:tc>
+        <w:tc>
+          <w:tcPr/>
+          <w:p>
+            <w:pPr>
+              <w:pStyle w:val="Compact"/>
+            </w:pPr>
+            <w:r>
+              <w:t xml:space="preserve">우선순위</w:t>
+            </w:r>
+          </w:p>
+        </w:tc>
+        <w:tc>
+          <w:tcPr/>
+          <w:p>
+            <w:pPr>
+              <w:pStyle w:val="Compact"/>
+            </w:pPr>
+            <w:r>
+              <w:t xml:space="preserve">담당 Phase</w:t>
+            </w:r>
+          </w:p>
+        </w:tc>
+      </w:tr>
+      <w:tr>
+        <w:tc>
+          <w:tcPr/>
+          <w:p>
+            <w:pPr>
+              <w:pStyle w:val="Compact"/>
+            </w:pPr>
+            <w:r>
+              <w:rPr>
+                <w:strike/>
+              </w:rPr>
+              <w:t xml:space="preserve">OpenSearch security plugin 비활성화 상태 (인증 없음)</w:t>
+            </w:r>
+          </w:p>
+        </w:tc>
+        <w:tc>
+          <w:tcPr/>
+          <w:p>
+            <w:pPr>
+              <w:pStyle w:val="Compact"/>
+            </w:pPr>
+            <w:r>
+              <w:rPr>
+                <w:strike/>
+              </w:rPr>
+              <w:t xml:space="preserve">High</w:t>
+            </w:r>
+          </w:p>
+        </w:tc>
+        <w:tc>
+          <w:tcPr/>
+          <w:p>
+            <w:pPr>
+              <w:pStyle w:val="Compact"/>
+            </w:pPr>
+            <w:r>
+              <w:rPr>
+                <w:b/>
+                <w:bCs/>
+              </w:rPr>
+              <w:t xml:space="preserve">완료</w:t>
+            </w:r>
+            <w:r>
+              <w:t xml:space="preserve"> </w:t>
+            </w:r>
+            <w:r>
+              <w:t xml:space="preserve">(Phase 1 Low #2, 2026-04-23)</w:t>
+            </w:r>
+          </w:p>
+        </w:tc>
+      </w:tr>
+      <w:tr>
+        <w:tc>
+          <w:tcPr/>
+          <w:p>
+            <w:pPr>
+              <w:pStyle w:val="Compact"/>
+            </w:pPr>
+            <w:r>
+              <w:t xml:space="preserve">Transport/HTTP TLS — demo self-signed 인증서 사용</w:t>
+            </w:r>
+          </w:p>
+        </w:tc>
+        <w:tc>
+          <w:tcPr/>
+          <w:p>
+            <w:pPr>
+              <w:pStyle w:val="Compact"/>
+            </w:pPr>
+            <w:r>
+              <w:t xml:space="preserve">Medium</w:t>
+            </w:r>
+          </w:p>
+        </w:tc>
+        <w:tc>
+          <w:tcPr/>
+          <w:p>
+            <w:pPr>
+              <w:pStyle w:val="Compact"/>
+            </w:pPr>
+            <w:r>
+              <w:t xml:space="preserve">Phase 2 (cert-manager Certificate로 교체)</w:t>
+            </w:r>
+          </w:p>
+        </w:tc>
+      </w:tr>
+      <w:tr>
+        <w:tc>
+          <w:tcPr/>
+          <w:p>
+            <w:pPr>
+              <w:pStyle w:val="Compact"/>
+            </w:pPr>
+            <w:r>
+              <w:t xml:space="preserve">비밀번호 rotation 자동화 미적용</w:t>
+            </w:r>
+          </w:p>
+        </w:tc>
+        <w:tc>
+          <w:tcPr/>
+          <w:p>
+            <w:pPr>
+              <w:pStyle w:val="Compact"/>
+            </w:pPr>
+            <w:r>
+              <w:t xml:space="preserve">Medium</w:t>
+            </w:r>
+          </w:p>
+        </w:tc>
+        <w:tc>
+          <w:tcPr/>
+          <w:p>
+            <w:pPr>
+              <w:pStyle w:val="Compact"/>
+            </w:pPr>
+            <w:r>
+              <w:t xml:space="preserve">Phase 2 (ESO refresh로 커버 가능)</w:t>
+            </w:r>
+          </w:p>
+        </w:tc>
+      </w:tr>
+      <w:tr>
+        <w:tc>
+          <w:tcPr/>
+          <w:p>
+            <w:pPr>
+              <w:pStyle w:val="Compact"/>
+            </w:pPr>
+            <w:r>
+              <w:t xml:space="preserve">security bootstrap Job 수동 재실행 필요 (ArgoCD hook으로 자동화 예정)</w:t>
+            </w:r>
+          </w:p>
+        </w:tc>
+        <w:tc>
+          <w:tcPr/>
+          <w:p>
+            <w:pPr>
+              <w:pStyle w:val="Compact"/>
+            </w:pPr>
+            <w:r>
+              <w:t xml:space="preserve">Medium</w:t>
+            </w:r>
+          </w:p>
+        </w:tc>
+        <w:tc>
+          <w:tcPr/>
+          <w:p>
+            <w:pPr>
+              <w:pStyle w:val="Compact"/>
+            </w:pPr>
+            <w:r>
+              <w:t xml:space="preserve">Phase 2</w:t>
+            </w:r>
+          </w:p>
+        </w:tc>
+      </w:tr>
+      <w:tr>
+        <w:tc>
+          <w:tcPr/>
+          <w:p>
+            <w:pPr>
+              <w:pStyle w:val="Compact"/>
+            </w:pPr>
+            <w:r>
+              <w:t xml:space="preserve">Keycloak SAML SSO 연동 미적용</w:t>
+            </w:r>
+          </w:p>
+        </w:tc>
+        <w:tc>
+          <w:tcPr/>
+          <w:p>
+            <w:pPr>
+              <w:pStyle w:val="Compact"/>
+            </w:pPr>
+            <w:r>
+              <w:t xml:space="preserve">Low</w:t>
+            </w:r>
+          </w:p>
+        </w:tc>
+        <w:tc>
+          <w:tcPr/>
+          <w:p>
+            <w:pPr>
+              <w:pStyle w:val="Compact"/>
+            </w:pPr>
+            <w:r>
+              <w:t xml:space="preserve">Phase 2</w:t>
+            </w:r>
+          </w:p>
+        </w:tc>
+      </w:tr>
+      <w:tr>
+        <w:tc>
+          <w:tcPr/>
+          <w:p>
+            <w:pPr>
+              <w:pStyle w:val="Compact"/>
+            </w:pPr>
+            <w:r>
+              <w:t xml:space="preserve">로그 보존 정책(ISM, 7일 삭제) 미적용</w:t>
+            </w:r>
+          </w:p>
+        </w:tc>
+        <w:tc>
+          <w:tcPr/>
+          <w:p>
+            <w:pPr>
+              <w:pStyle w:val="Compact"/>
+            </w:pPr>
+            <w:r>
+              <w:t xml:space="preserve">Medium</w:t>
+            </w:r>
+          </w:p>
+        </w:tc>
+        <w:tc>
+          <w:tcPr/>
+          <w:p>
+            <w:pPr>
+              <w:pStyle w:val="Compact"/>
+            </w:pPr>
+            <w:r>
+              <w:t xml:space="preserve">Phase 1 Low #3</w:t>
+            </w:r>
+          </w:p>
+        </w:tc>
+      </w:tr>
+      <w:tr>
+        <w:tc>
+          <w:tcPr/>
+          <w:p>
+            <w:pPr>
+              <w:pStyle w:val="Compact"/>
+            </w:pPr>
+            <w:r>
+              <w:t xml:space="preserve">Grafana + OpenSearch 대시보드 미구성</w:t>
+            </w:r>
+          </w:p>
+        </w:tc>
+        <w:tc>
+          <w:tcPr/>
+          <w:p>
+            <w:pPr>
+              <w:pStyle w:val="Compact"/>
+            </w:pPr>
+            <w:r>
+              <w:t xml:space="preserve">Low</w:t>
+            </w:r>
+          </w:p>
+        </w:tc>
+        <w:tc>
+          <w:tcPr/>
+          <w:p>
+            <w:pPr>
+              <w:pStyle w:val="Compact"/>
+            </w:pPr>
+            <w:r>
+              <w:t xml:space="preserve">Phase 1 Low #3</w:t>
+            </w:r>
+          </w:p>
+        </w:tc>
+      </w:tr>
+      <w:tr>
+        <w:tc>
+          <w:tcPr/>
+          <w:p>
+            <w:pPr>
+              <w:pStyle w:val="Compact"/>
+            </w:pPr>
+            <w:r>
+              <w:rPr>
+                <w:rStyle w:val="VerbatimChar"/>
+              </w:rPr>
+              <w:t xml:space="preserve">admin</w:t>
+            </w:r>
+            <w:r>
+              <w:t xml:space="preserve">,</w:t>
+            </w:r>
+            <w:r>
+              <w:t xml:space="preserve"> </w:t>
+            </w:r>
+            <w:r>
+              <w:rPr>
+                <w:rStyle w:val="VerbatimChar"/>
+              </w:rPr>
+              <w:t xml:space="preserve">dmz</w:t>
+            </w:r>
+            <w:r>
+              <w:t xml:space="preserve"> </w:t>
+            </w:r>
+            <w:r>
+              <w:t xml:space="preserve">네임스페이스 로그 수집 미확인</w:t>
+            </w:r>
+          </w:p>
+        </w:tc>
+        <w:tc>
+          <w:tcPr/>
+          <w:p>
+            <w:pPr>
+              <w:pStyle w:val="Compact"/>
+            </w:pPr>
+            <w:r>
+              <w:t xml:space="preserve">Low</w:t>
+            </w:r>
+          </w:p>
+        </w:tc>
+        <w:tc>
+          <w:tcPr/>
+          <w:p>
+            <w:pPr>
+              <w:pStyle w:val="Compact"/>
+            </w:pPr>
+            <w:r>
+              <w:t xml:space="preserve">자동 수집됨 (활동 시)</w:t>
+            </w:r>
+          </w:p>
+        </w:tc>
+      </w:tr>
+    </w:tbl>
+    <w:p>
+      <w:r>
+        <w:pict>
+          <v:rect style="width:0;height:1.5pt" o:hralign="center" o:hrstd="t" o:hr="t"/>
+        </w:pict>
+      </w:r>
+    </w:p>
+    <w:bookmarkEnd w:id="31"/>
+    <w:bookmarkStart w:id="32" w:name="Xb2f8c94b7ae03f2fa11fa973eee9edc449274f9"/>
+    <w:p>
+      <w:pPr>
+        <w:pStyle w:val="Heading2"/>
+      </w:pPr>
+      <w:r>
+        <w:t xml:space="preserve">9. 인덱스 템플릿 스펙</w:t>
+      </w:r>
+    </w:p>
+    <w:p>
+      <w:pPr>
+        <w:pStyle w:val="FirstParagraph"/>
+      </w:pPr>
+      <w:r>
+        <w:t xml:space="preserve">인덱스 패턴:</w:t>
+      </w:r>
+      <w:r>
+        <w:t xml:space="preserve"> </w:t>
+      </w:r>
+      <w:r>
+        <w:rPr>
+          <w:rStyle w:val="VerbatimChar"/>
+        </w:rPr>
+        <w:t xml:space="preserve">logs-*</w:t>
+      </w:r>
+    </w:p>
+    <w:tbl>
+      <w:tblPr>
+        <w:tblStyle w:val="Table"/>
+        <w:tblW w:type="auto" w:w="0"/>
+        <w:tblLook w:firstRow="1" w:lastRow="0" w:firstColumn="0" w:lastColumn="0" w:noHBand="0" w:noVBand="0" w:val="0020"/>
+      </w:tblPr>
+      <w:tblGrid>
+        <w:gridCol w:w="2640"/>
+        <w:gridCol w:w="2640"/>
+        <w:gridCol w:w="2640"/>
+      </w:tblGrid>
+      <w:tr>
+        <w:trPr>
+          <w:tblHeader w:val="on"/>
+        </w:trPr>
+        <w:tc>
+          <w:tcPr/>
+          <w:p>
+            <w:pPr>
+              <w:pStyle w:val="Compact"/>
+            </w:pPr>
+            <w:r>
               <w:t xml:space="preserve">필드</w:t>
             </w:r>
           </w:p>
@@ -2892,8 +5214,8 @@
         <w:t xml:space="preserve">설정: shards=1, replicas=0 (dev), refresh_interval=10s</w:t>
       </w:r>
     </w:p>
-    <w:bookmarkEnd w:id="25"/>
-    <w:bookmarkEnd w:id="26"/>
+    <w:bookmarkEnd w:id="32"/>
+    <w:bookmarkEnd w:id="33"/>
     <w:sectPr>
       <w:footnotePr>
         <w:numRestart w:val="eachSect"/>
@@ -3123,6 +5445,9 @@
     <w:abstractNumId w:val="991"/>
   </w:num>
   <w:num w:numId="1005">
+    <w:abstractNumId w:val="991"/>
+  </w:num>
+  <w:num w:numId="1006">
     <w:abstractNumId w:val="991"/>
   </w:num>
 </w:numbering>
